--- a/1000 Prompt/FORMAT_FINAL_CLEAN/PACK 8 – 100 PROMPT AI & CÔNG NGHỆ TRONG KINH DOANH.docx
+++ b/1000 Prompt/FORMAT_FINAL_CLEAN/PACK 8 – 100 PROMPT AI & CÔNG NGHỆ TRONG KINH DOANH.docx
@@ -4,9 +4,8 @@
   <w:body>
     <w:p>
       <w:pPr>
-        <w:keepNext w:val="0"/>
-        <w:keepLines w:val="0"/>
-        <w:spacing/>
+        <w:spacing w:before="120" w:after="120" w:line="240" w:lineRule="auto"/>
+        <w:jc w:val="both"/>
         <w:rPr>
           <w:rFonts w:ascii="Times New Roman" w:hAnsi="Times New Roman" w:cs="Times New Roman"/>
           <w:b/>
@@ -18,16 +17,18 @@
       </w:pPr>
       <w:r>
         <w:rPr>
-          <w:rFonts w:ascii="Times New Roman" w:hAnsi="Times New Roman" w:eastAsia="Times New Roman"/>
+          <w:rFonts w:ascii="Times New Roman" w:eastAsia="Times New Roman" w:hAnsi="Times New Roman" w:cs="Times New Roman"/>
           <w:b/>
           <w:sz w:val="28"/>
+          <w:szCs w:val="28"/>
         </w:rPr>
         <w:t>PACK 8 – 100 PROMPT AI &amp; CÔNG NGHỆ TRONG KINH DOANH</w:t>
       </w:r>
     </w:p>
     <w:p>
       <w:pPr>
-        <w:spacing/>
+        <w:spacing w:before="120" w:after="120" w:line="240" w:lineRule="auto"/>
+        <w:jc w:val="both"/>
         <w:rPr>
           <w:rFonts w:ascii="Times New Roman" w:hAnsi="Times New Roman" w:cs="Times New Roman"/>
           <w:b/>
@@ -39,16 +40,18 @@
       </w:pPr>
       <w:r>
         <w:rPr>
-          <w:rFonts w:ascii="Times New Roman" w:hAnsi="Times New Roman" w:eastAsia="Times New Roman"/>
+          <w:rFonts w:ascii="Times New Roman" w:eastAsia="Times New Roman" w:hAnsi="Times New Roman" w:cs="Times New Roman"/>
           <w:b/>
           <w:sz w:val="28"/>
+          <w:szCs w:val="28"/>
         </w:rPr>
         <w:t>MỤC LỤC</w:t>
       </w:r>
     </w:p>
     <w:p>
       <w:pPr>
-        <w:spacing/>
+        <w:spacing w:before="120" w:after="120" w:line="240" w:lineRule="auto"/>
+        <w:jc w:val="both"/>
         <w:rPr>
           <w:rFonts w:ascii="Times New Roman" w:hAnsi="Times New Roman" w:cs="Times New Roman"/>
           <w:i/>
@@ -60,16 +63,18 @@
       </w:pPr>
       <w:r>
         <w:rPr>
-          <w:rFonts w:ascii="Times New Roman" w:hAnsi="Times New Roman" w:eastAsia="Times New Roman"/>
+          <w:rFonts w:ascii="Times New Roman" w:eastAsia="Times New Roman" w:hAnsi="Times New Roman" w:cs="Times New Roman"/>
           <w:i/>
           <w:sz w:val="28"/>
+          <w:szCs w:val="28"/>
         </w:rPr>
         <w:t>1. Ứng dụng AI trong Marketing (10 prompt): Lập kế hoạch dùng AI tạo nội dung quảng cáo Facebook , sáng tạo content TikTok , tạo blog SEO tự động , và cá nhân hóa email.</w:t>
       </w:r>
     </w:p>
     <w:p>
       <w:pPr>
-        <w:spacing/>
+        <w:spacing w:before="120" w:after="120" w:line="240" w:lineRule="auto"/>
+        <w:jc w:val="both"/>
         <w:rPr>
           <w:rFonts w:ascii="Times New Roman" w:hAnsi="Times New Roman" w:cs="Times New Roman"/>
           <w:i/>
@@ -81,16 +86,18 @@
       </w:pPr>
       <w:r>
         <w:rPr>
-          <w:rFonts w:ascii="Times New Roman" w:hAnsi="Times New Roman" w:eastAsia="Times New Roman"/>
+          <w:rFonts w:ascii="Times New Roman" w:eastAsia="Times New Roman" w:hAnsi="Times New Roman" w:cs="Times New Roman"/>
           <w:i/>
           <w:sz w:val="28"/>
+          <w:szCs w:val="28"/>
         </w:rPr>
         <w:t>2. Ứng dụng AI trong Bán hàng (10 prompt): Viết kịch bản AI Chatbot bán hàng , huấn luyện ChatGPT thành trợ lý Sales , và chiến lược dùng AI dự đoán nhu cầu Upsell/Cross-sell.</w:t>
       </w:r>
     </w:p>
     <w:p>
       <w:pPr>
-        <w:spacing/>
+        <w:spacing w:before="120" w:after="120" w:line="240" w:lineRule="auto"/>
+        <w:jc w:val="both"/>
         <w:rPr>
           <w:rFonts w:ascii="Times New Roman" w:hAnsi="Times New Roman" w:cs="Times New Roman"/>
           <w:i/>
@@ -102,16 +109,18 @@
       </w:pPr>
       <w:r>
         <w:rPr>
-          <w:rFonts w:ascii="Times New Roman" w:hAnsi="Times New Roman" w:eastAsia="Times New Roman"/>
+          <w:rFonts w:ascii="Times New Roman" w:eastAsia="Times New Roman" w:hAnsi="Times New Roman" w:cs="Times New Roman"/>
           <w:i/>
           <w:sz w:val="28"/>
+          <w:szCs w:val="28"/>
         </w:rPr>
         <w:t>3. Ứng dụng AI trong Quản trị doanh nghiệp (10 prompt): Kế hoạch dùng AI dự báo doanh thu , tối ưu quy trình tuyển dụng , và kịch bản CEO Assistant AI.</w:t>
       </w:r>
     </w:p>
     <w:p>
       <w:pPr>
-        <w:spacing/>
+        <w:spacing w:before="120" w:after="120" w:line="240" w:lineRule="auto"/>
+        <w:jc w:val="both"/>
         <w:rPr>
           <w:rFonts w:ascii="Times New Roman" w:hAnsi="Times New Roman" w:cs="Times New Roman"/>
           <w:i/>
@@ -123,16 +132,18 @@
       </w:pPr>
       <w:r>
         <w:rPr>
-          <w:rFonts w:ascii="Times New Roman" w:hAnsi="Times New Roman" w:eastAsia="Times New Roman"/>
+          <w:rFonts w:ascii="Times New Roman" w:eastAsia="Times New Roman" w:hAnsi="Times New Roman" w:cs="Times New Roman"/>
           <w:i/>
           <w:sz w:val="28"/>
+          <w:szCs w:val="28"/>
         </w:rPr>
         <w:t>4. Ứng dụng AI trong Đầu tư &amp; Tài chính (10 prompt): Kế hoạch dùng AI phân tích chứng khoán , dự đoán xu hướng bất động sản , và tự động hóa giao dịch Forex/Crypto.</w:t>
       </w:r>
     </w:p>
     <w:p>
       <w:pPr>
-        <w:spacing/>
+        <w:spacing w:before="120" w:after="120" w:line="240" w:lineRule="auto"/>
+        <w:jc w:val="both"/>
         <w:rPr>
           <w:rFonts w:ascii="Times New Roman" w:hAnsi="Times New Roman" w:cs="Times New Roman"/>
           <w:i/>
@@ -144,16 +155,18 @@
       </w:pPr>
       <w:r>
         <w:rPr>
-          <w:rFonts w:ascii="Times New Roman" w:hAnsi="Times New Roman" w:eastAsia="Times New Roman"/>
+          <w:rFonts w:ascii="Times New Roman" w:eastAsia="Times New Roman" w:hAnsi="Times New Roman" w:cs="Times New Roman"/>
           <w:i/>
           <w:sz w:val="28"/>
+          <w:szCs w:val="28"/>
         </w:rPr>
         <w:t>5. Ứng dụng AI trong Chăm sóc khách hàng (10 prompt): Kịch bản AI Chatbot trả lời 24/7 , chiến lược cá nhân hóa trải nghiệm khách hàng , và đo lường sự hài lòng (NPS).</w:t>
       </w:r>
     </w:p>
     <w:p>
       <w:pPr>
-        <w:spacing/>
+        <w:spacing w:before="120" w:after="120" w:line="240" w:lineRule="auto"/>
+        <w:jc w:val="both"/>
         <w:rPr>
           <w:rFonts w:ascii="Times New Roman" w:hAnsi="Times New Roman" w:cs="Times New Roman"/>
           <w:i/>
@@ -165,16 +178,18 @@
       </w:pPr>
       <w:r>
         <w:rPr>
-          <w:rFonts w:ascii="Times New Roman" w:hAnsi="Times New Roman" w:eastAsia="Times New Roman"/>
+          <w:rFonts w:ascii="Times New Roman" w:eastAsia="Times New Roman" w:hAnsi="Times New Roman" w:cs="Times New Roman"/>
           <w:i/>
           <w:sz w:val="28"/>
+          <w:szCs w:val="28"/>
         </w:rPr>
         <w:t>6. Ứng dụng AI trong Sản xuất &amp; Vận hành (10 prompt): Kế hoạch AI tối ưu dây chuyền sản xuất , dự đoán bảo trì thiết bị , và quản lý chuỗi cung ứng.</w:t>
       </w:r>
     </w:p>
     <w:p>
       <w:pPr>
-        <w:spacing/>
+        <w:spacing w:before="120" w:after="120" w:line="240" w:lineRule="auto"/>
+        <w:jc w:val="both"/>
         <w:rPr>
           <w:rFonts w:ascii="Times New Roman" w:hAnsi="Times New Roman" w:cs="Times New Roman"/>
           <w:i/>
@@ -186,16 +201,18 @@
       </w:pPr>
       <w:r>
         <w:rPr>
-          <w:rFonts w:ascii="Times New Roman" w:hAnsi="Times New Roman" w:eastAsia="Times New Roman"/>
+          <w:rFonts w:ascii="Times New Roman" w:eastAsia="Times New Roman" w:hAnsi="Times New Roman" w:cs="Times New Roman"/>
           <w:i/>
           <w:sz w:val="28"/>
+          <w:szCs w:val="28"/>
         </w:rPr>
         <w:t>7. Ứng dụng AI trong Nhân sự (10 prompt): Kế hoạch dùng AI sàng lọc CV , phỏng vấn online , và thiết kế lộ trình đào tạo cá nhân hóa.</w:t>
       </w:r>
     </w:p>
     <w:p>
       <w:pPr>
-        <w:spacing/>
+        <w:spacing w:before="120" w:after="120" w:line="240" w:lineRule="auto"/>
+        <w:jc w:val="both"/>
         <w:rPr>
           <w:rFonts w:ascii="Times New Roman" w:hAnsi="Times New Roman" w:cs="Times New Roman"/>
           <w:i/>
@@ -207,16 +224,18 @@
       </w:pPr>
       <w:r>
         <w:rPr>
-          <w:rFonts w:ascii="Times New Roman" w:hAnsi="Times New Roman" w:eastAsia="Times New Roman"/>
+          <w:rFonts w:ascii="Times New Roman" w:eastAsia="Times New Roman" w:hAnsi="Times New Roman" w:cs="Times New Roman"/>
           <w:i/>
           <w:sz w:val="28"/>
+          <w:szCs w:val="28"/>
         </w:rPr>
         <w:t>8. Công nghệ Blockchain &amp; Web3 (10 prompt): Chiến lược ứng dụng Blockchain để tăng tính minh bạch , xây dựng hệ thống thanh toán bằng Crypto , và kết hợp NFT + Metaverse.</w:t>
       </w:r>
     </w:p>
     <w:p>
       <w:pPr>
-        <w:spacing/>
+        <w:spacing w:before="120" w:after="120" w:line="240" w:lineRule="auto"/>
+        <w:jc w:val="both"/>
         <w:rPr>
           <w:rFonts w:ascii="Times New Roman" w:hAnsi="Times New Roman" w:cs="Times New Roman"/>
           <w:i/>
@@ -228,39 +247,53 @@
       </w:pPr>
       <w:r>
         <w:rPr>
-          <w:rFonts w:ascii="Times New Roman" w:hAnsi="Times New Roman" w:eastAsia="Times New Roman"/>
+          <w:rFonts w:ascii="Times New Roman" w:eastAsia="Times New Roman" w:hAnsi="Times New Roman" w:cs="Times New Roman"/>
           <w:i/>
           <w:sz w:val="28"/>
+          <w:szCs w:val="28"/>
         </w:rPr>
         <w:t>9. Tự động hóa (Automation) (10 prompt): Kế hoạch tự động hóa toàn bộ quy trình bán hàng , xây dựng funnel tự động , và ứng dụng RPA.</w:t>
       </w:r>
     </w:p>
     <w:p>
       <w:pPr>
-        <w:spacing/>
-        <w:rPr>
-          <w:rFonts w:ascii="Times New Roman" w:hAnsi="Times New Roman" w:cs="Times New Roman"/>
+        <w:spacing w:before="120" w:after="120" w:line="240" w:lineRule="auto"/>
+        <w:jc w:val="both"/>
+        <w:rPr>
+          <w:rFonts w:ascii="Times New Roman" w:eastAsia="Times New Roman" w:hAnsi="Times New Roman" w:cs="Times New Roman"/>
           <w:i/>
+          <w:sz w:val="28"/>
+          <w:szCs w:val="28"/>
+          <w:lang w:val="en-US"/>
+        </w:rPr>
+      </w:pPr>
+      <w:r>
+        <w:rPr>
+          <w:rFonts w:ascii="Times New Roman" w:eastAsia="Times New Roman" w:hAnsi="Times New Roman" w:cs="Times New Roman"/>
+          <w:i/>
+          <w:sz w:val="28"/>
+          <w:szCs w:val="28"/>
+        </w:rPr>
+        <w:t>10. Xu hướng &amp; Truyền cảm hứng công nghệ (10 prompt): Bài blog phân tích xu hướng AI 2025 , kịch bản TED Talk về AI , và bài viết "AI - Trợ lý vĩ đại nhất của CEO thế kỷ 21".</w:t>
+      </w:r>
+    </w:p>
+    <w:p>
+      <w:pPr>
+        <w:spacing w:before="120" w:after="120" w:line="240" w:lineRule="auto"/>
+        <w:jc w:val="both"/>
+        <w:rPr>
+          <w:rFonts w:ascii="Times New Roman" w:hAnsi="Times New Roman" w:cs="Times New Roman"/>
           <w:iCs/>
           <w:sz w:val="28"/>
           <w:szCs w:val="28"/>
           <w:lang w:val="en-US"/>
         </w:rPr>
       </w:pPr>
-      <w:r>
-        <w:rPr>
-          <w:rFonts w:ascii="Times New Roman" w:hAnsi="Times New Roman" w:eastAsia="Times New Roman"/>
-          <w:i/>
-          <w:sz w:val="28"/>
-        </w:rPr>
-        <w:t>10. Xu hướng &amp; Truyền cảm hứng công nghệ (10 prompt): Bài blog phân tích xu hướng AI 2025 , kịch bản TED Talk về AI , và bài viết "AI - Trợ lý vĩ đại nhất của CEO thế kỷ 21".</w:t>
-      </w:r>
-    </w:p>
-    <w:p>
-      <w:pPr>
-        <w:keepNext w:val="0"/>
-        <w:keepLines w:val="0"/>
-        <w:spacing/>
+    </w:p>
+    <w:p>
+      <w:pPr>
+        <w:spacing w:before="120" w:after="120" w:line="240" w:lineRule="auto"/>
+        <w:jc w:val="both"/>
         <w:rPr>
           <w:rFonts w:ascii="Times New Roman" w:hAnsi="Times New Roman" w:cs="Times New Roman"/>
           <w:b/>
@@ -271,198 +304,219 @@
       </w:pPr>
       <w:r>
         <w:rPr>
-          <w:rFonts w:ascii="Times New Roman" w:hAnsi="Times New Roman" w:eastAsia="Times New Roman"/>
+          <w:rFonts w:ascii="Times New Roman" w:eastAsia="Times New Roman" w:hAnsi="Times New Roman" w:cs="Times New Roman"/>
           <w:b/>
           <w:sz w:val="28"/>
+          <w:szCs w:val="28"/>
         </w:rPr>
         <w:t>1. Ứng dụng AI trong Marketing (10 prompt)</w:t>
       </w:r>
     </w:p>
     <w:p>
       <w:pPr>
-        <w:spacing/>
-        <w:ind w:left="620" w:hanging="360"/>
-        <w:rPr>
-          <w:rFonts w:ascii="Times New Roman" w:hAnsi="Times New Roman" w:cs="Times New Roman"/>
-          <w:sz w:val="28"/>
-          <w:szCs w:val="28"/>
-        </w:rPr>
-      </w:pPr>
-      <w:r>
-        <w:rPr>
-          <w:rFonts w:ascii="Times New Roman" w:hAnsi="Times New Roman" w:eastAsia="Times New Roman"/>
-          <w:sz w:val="28"/>
+        <w:spacing w:before="120" w:after="120" w:line="240" w:lineRule="auto"/>
+        <w:ind w:left="620" w:hanging="360"/>
+        <w:jc w:val="both"/>
+        <w:rPr>
+          <w:rFonts w:ascii="Times New Roman" w:hAnsi="Times New Roman" w:cs="Times New Roman"/>
+          <w:sz w:val="28"/>
+          <w:szCs w:val="28"/>
+        </w:rPr>
+      </w:pPr>
+      <w:r>
+        <w:rPr>
+          <w:rFonts w:ascii="Times New Roman" w:eastAsia="Times New Roman" w:hAnsi="Times New Roman" w:cs="Times New Roman"/>
+          <w:sz w:val="28"/>
+          <w:szCs w:val="28"/>
         </w:rPr>
         <w:t>1.  Hãy viết kế hoạch dùng AI tạo nội dung quảng cáo Facebook cho SP/DV = [___], kèm A/B testing.</w:t>
       </w:r>
     </w:p>
     <w:p>
       <w:pPr>
-        <w:spacing/>
-        <w:ind w:left="620" w:hanging="360"/>
-        <w:rPr>
-          <w:rFonts w:ascii="Times New Roman" w:hAnsi="Times New Roman" w:cs="Times New Roman"/>
-          <w:sz w:val="28"/>
-          <w:szCs w:val="28"/>
-        </w:rPr>
-      </w:pPr>
-      <w:r>
-        <w:rPr>
-          <w:rFonts w:ascii="Times New Roman" w:hAnsi="Times New Roman" w:eastAsia="Times New Roman"/>
-          <w:sz w:val="28"/>
+        <w:spacing w:before="120" w:after="120" w:line="240" w:lineRule="auto"/>
+        <w:ind w:left="620" w:hanging="360"/>
+        <w:jc w:val="both"/>
+        <w:rPr>
+          <w:rFonts w:ascii="Times New Roman" w:hAnsi="Times New Roman" w:cs="Times New Roman"/>
+          <w:sz w:val="28"/>
+          <w:szCs w:val="28"/>
+        </w:rPr>
+      </w:pPr>
+      <w:r>
+        <w:rPr>
+          <w:rFonts w:ascii="Times New Roman" w:eastAsia="Times New Roman" w:hAnsi="Times New Roman" w:cs="Times New Roman"/>
+          <w:sz w:val="28"/>
+          <w:szCs w:val="28"/>
         </w:rPr>
         <w:t>2.  Soạn kịch bản AI chatbot trả lời tự động khách hàng quan tâm đến SP/DV = [___].</w:t>
       </w:r>
     </w:p>
     <w:p>
       <w:pPr>
-        <w:spacing/>
-        <w:ind w:left="620" w:hanging="360"/>
-        <w:rPr>
-          <w:rFonts w:ascii="Times New Roman" w:hAnsi="Times New Roman" w:cs="Times New Roman"/>
-          <w:sz w:val="28"/>
-          <w:szCs w:val="28"/>
-        </w:rPr>
-      </w:pPr>
-      <w:r>
-        <w:rPr>
-          <w:rFonts w:ascii="Times New Roman" w:hAnsi="Times New Roman" w:eastAsia="Times New Roman"/>
-          <w:sz w:val="28"/>
+        <w:spacing w:before="120" w:after="120" w:line="240" w:lineRule="auto"/>
+        <w:ind w:left="620" w:hanging="360"/>
+        <w:jc w:val="both"/>
+        <w:rPr>
+          <w:rFonts w:ascii="Times New Roman" w:hAnsi="Times New Roman" w:cs="Times New Roman"/>
+          <w:sz w:val="28"/>
+          <w:szCs w:val="28"/>
+        </w:rPr>
+      </w:pPr>
+      <w:r>
+        <w:rPr>
+          <w:rFonts w:ascii="Times New Roman" w:eastAsia="Times New Roman" w:hAnsi="Times New Roman" w:cs="Times New Roman"/>
+          <w:sz w:val="28"/>
+          <w:szCs w:val="28"/>
         </w:rPr>
         <w:t>3.  Viết chiến lược dùng AI phân tích hành vi khách hàng để tối ưu chiến dịch email marketing.</w:t>
       </w:r>
     </w:p>
     <w:p>
       <w:pPr>
-        <w:spacing/>
-        <w:ind w:left="620" w:hanging="360"/>
-        <w:rPr>
-          <w:rFonts w:ascii="Times New Roman" w:hAnsi="Times New Roman" w:cs="Times New Roman"/>
-          <w:sz w:val="28"/>
-          <w:szCs w:val="28"/>
-        </w:rPr>
-      </w:pPr>
-      <w:r>
-        <w:rPr>
-          <w:rFonts w:ascii="Times New Roman" w:hAnsi="Times New Roman" w:eastAsia="Times New Roman"/>
-          <w:sz w:val="28"/>
+        <w:spacing w:before="120" w:after="120" w:line="240" w:lineRule="auto"/>
+        <w:ind w:left="620" w:hanging="360"/>
+        <w:jc w:val="both"/>
+        <w:rPr>
+          <w:rFonts w:ascii="Times New Roman" w:hAnsi="Times New Roman" w:cs="Times New Roman"/>
+          <w:sz w:val="28"/>
+          <w:szCs w:val="28"/>
+        </w:rPr>
+      </w:pPr>
+      <w:r>
+        <w:rPr>
+          <w:rFonts w:ascii="Times New Roman" w:eastAsia="Times New Roman" w:hAnsi="Times New Roman" w:cs="Times New Roman"/>
+          <w:sz w:val="28"/>
+          <w:szCs w:val="28"/>
         </w:rPr>
         <w:t>4.  Hãy viết kế hoạch 30 ngày dùng ChatGPT sáng tạo content TikTok cho SP/DV = [___].</w:t>
       </w:r>
     </w:p>
     <w:p>
       <w:pPr>
-        <w:spacing/>
-        <w:ind w:left="620" w:hanging="360"/>
-        <w:rPr>
-          <w:rFonts w:ascii="Times New Roman" w:hAnsi="Times New Roman" w:cs="Times New Roman"/>
-          <w:sz w:val="28"/>
-          <w:szCs w:val="28"/>
-        </w:rPr>
-      </w:pPr>
-      <w:r>
-        <w:rPr>
-          <w:rFonts w:ascii="Times New Roman" w:hAnsi="Times New Roman" w:eastAsia="Times New Roman"/>
-          <w:sz w:val="28"/>
-        </w:rPr>
+        <w:spacing w:before="120" w:after="120" w:line="240" w:lineRule="auto"/>
+        <w:ind w:left="620" w:hanging="360"/>
+        <w:jc w:val="both"/>
+        <w:rPr>
+          <w:rFonts w:ascii="Times New Roman" w:hAnsi="Times New Roman" w:cs="Times New Roman"/>
+          <w:sz w:val="28"/>
+          <w:szCs w:val="28"/>
+        </w:rPr>
+      </w:pPr>
+      <w:r>
+        <w:rPr>
+          <w:rFonts w:ascii="Times New Roman" w:eastAsia="Times New Roman" w:hAnsi="Times New Roman" w:cs="Times New Roman"/>
+          <w:sz w:val="28"/>
+          <w:szCs w:val="28"/>
+        </w:rPr>
+        <w:lastRenderedPageBreak/>
         <w:t>5.  Soạn chiến lược AI tạo blog SEO tự động để tăng traffic website bán SP/DV = [___].</w:t>
       </w:r>
     </w:p>
     <w:p>
       <w:pPr>
-        <w:spacing/>
-        <w:ind w:left="620" w:hanging="360"/>
-        <w:rPr>
-          <w:rFonts w:ascii="Times New Roman" w:hAnsi="Times New Roman" w:cs="Times New Roman"/>
-          <w:sz w:val="28"/>
-          <w:szCs w:val="28"/>
-        </w:rPr>
-      </w:pPr>
-      <w:r>
-        <w:rPr>
-          <w:rFonts w:ascii="Times New Roman" w:hAnsi="Times New Roman" w:eastAsia="Times New Roman"/>
-          <w:sz w:val="28"/>
+        <w:spacing w:before="120" w:after="120" w:line="240" w:lineRule="auto"/>
+        <w:ind w:left="620" w:hanging="360"/>
+        <w:jc w:val="both"/>
+        <w:rPr>
+          <w:rFonts w:ascii="Times New Roman" w:hAnsi="Times New Roman" w:cs="Times New Roman"/>
+          <w:sz w:val="28"/>
+          <w:szCs w:val="28"/>
+        </w:rPr>
+      </w:pPr>
+      <w:r>
+        <w:rPr>
+          <w:rFonts w:ascii="Times New Roman" w:eastAsia="Times New Roman" w:hAnsi="Times New Roman" w:cs="Times New Roman"/>
+          <w:sz w:val="28"/>
+          <w:szCs w:val="28"/>
         </w:rPr>
         <w:t>6.  Viết kịch bản dùng AI tạo 10 mẫu slogan sáng tạo cho thương hiệu SP/DV = [___].</w:t>
       </w:r>
     </w:p>
     <w:p>
       <w:pPr>
-        <w:spacing/>
-        <w:ind w:left="620" w:hanging="360"/>
-        <w:rPr>
-          <w:rFonts w:ascii="Times New Roman" w:hAnsi="Times New Roman" w:cs="Times New Roman"/>
-          <w:sz w:val="28"/>
-          <w:szCs w:val="28"/>
-        </w:rPr>
-      </w:pPr>
-      <w:r>
-        <w:rPr>
-          <w:rFonts w:ascii="Times New Roman" w:hAnsi="Times New Roman" w:eastAsia="Times New Roman"/>
-          <w:sz w:val="28"/>
+        <w:spacing w:before="120" w:after="120" w:line="240" w:lineRule="auto"/>
+        <w:ind w:left="620" w:hanging="360"/>
+        <w:jc w:val="both"/>
+        <w:rPr>
+          <w:rFonts w:ascii="Times New Roman" w:hAnsi="Times New Roman" w:cs="Times New Roman"/>
+          <w:sz w:val="28"/>
+          <w:szCs w:val="28"/>
+        </w:rPr>
+      </w:pPr>
+      <w:r>
+        <w:rPr>
+          <w:rFonts w:ascii="Times New Roman" w:eastAsia="Times New Roman" w:hAnsi="Times New Roman" w:cs="Times New Roman"/>
+          <w:sz w:val="28"/>
+          <w:szCs w:val="28"/>
         </w:rPr>
         <w:t>7.  Hãy viết kế hoạch AI cá nhân hóa nội dung email cho từng khách hàng mua SP/DV = [___].</w:t>
       </w:r>
     </w:p>
     <w:p>
       <w:pPr>
-        <w:spacing/>
-        <w:ind w:left="620" w:hanging="360"/>
-        <w:rPr>
-          <w:rFonts w:ascii="Times New Roman" w:hAnsi="Times New Roman" w:cs="Times New Roman"/>
-          <w:sz w:val="28"/>
-          <w:szCs w:val="28"/>
-        </w:rPr>
-      </w:pPr>
-      <w:r>
-        <w:rPr>
-          <w:rFonts w:ascii="Times New Roman" w:hAnsi="Times New Roman" w:eastAsia="Times New Roman"/>
-          <w:sz w:val="28"/>
+        <w:spacing w:before="120" w:after="120" w:line="240" w:lineRule="auto"/>
+        <w:ind w:left="620" w:hanging="360"/>
+        <w:jc w:val="both"/>
+        <w:rPr>
+          <w:rFonts w:ascii="Times New Roman" w:hAnsi="Times New Roman" w:cs="Times New Roman"/>
+          <w:sz w:val="28"/>
+          <w:szCs w:val="28"/>
+        </w:rPr>
+      </w:pPr>
+      <w:r>
+        <w:rPr>
+          <w:rFonts w:ascii="Times New Roman" w:eastAsia="Times New Roman" w:hAnsi="Times New Roman" w:cs="Times New Roman"/>
+          <w:sz w:val="28"/>
+          <w:szCs w:val="28"/>
         </w:rPr>
         <w:t>8.  Soạn hướng dẫn dùng AI tạo video quảng cáo ngắn cho SP/DV = [___].</w:t>
       </w:r>
     </w:p>
     <w:p>
       <w:pPr>
-        <w:spacing/>
-        <w:ind w:left="620" w:hanging="360"/>
-        <w:rPr>
-          <w:rFonts w:ascii="Times New Roman" w:hAnsi="Times New Roman" w:cs="Times New Roman"/>
-          <w:sz w:val="28"/>
-          <w:szCs w:val="28"/>
-        </w:rPr>
-      </w:pPr>
-      <w:r>
-        <w:rPr>
-          <w:rFonts w:ascii="Times New Roman" w:hAnsi="Times New Roman" w:eastAsia="Times New Roman"/>
-          <w:sz w:val="28"/>
+        <w:spacing w:before="120" w:after="120" w:line="240" w:lineRule="auto"/>
+        <w:ind w:left="620" w:hanging="360"/>
+        <w:jc w:val="both"/>
+        <w:rPr>
+          <w:rFonts w:ascii="Times New Roman" w:hAnsi="Times New Roman" w:cs="Times New Roman"/>
+          <w:sz w:val="28"/>
+          <w:szCs w:val="28"/>
+        </w:rPr>
+      </w:pPr>
+      <w:r>
+        <w:rPr>
+          <w:rFonts w:ascii="Times New Roman" w:eastAsia="Times New Roman" w:hAnsi="Times New Roman" w:cs="Times New Roman"/>
+          <w:sz w:val="28"/>
+          <w:szCs w:val="28"/>
         </w:rPr>
         <w:t>9.  Viết chiến lược kết hợp AI + Influencer Marketing để lan tỏa SP/DV = [___].</w:t>
       </w:r>
     </w:p>
     <w:p>
       <w:pPr>
-        <w:spacing/>
-        <w:ind w:left="620" w:hanging="360"/>
-        <w:rPr>
-          <w:rFonts w:ascii="Times New Roman" w:hAnsi="Times New Roman" w:cs="Times New Roman"/>
-          <w:sz w:val="28"/>
-          <w:szCs w:val="28"/>
-        </w:rPr>
-      </w:pPr>
-      <w:r>
-        <w:rPr>
-          <w:rFonts w:ascii="Times New Roman" w:hAnsi="Times New Roman" w:eastAsia="Times New Roman"/>
-          <w:sz w:val="28"/>
+        <w:spacing w:before="120" w:after="120" w:line="240" w:lineRule="auto"/>
+        <w:ind w:left="620" w:hanging="360"/>
+        <w:jc w:val="both"/>
+        <w:rPr>
+          <w:rFonts w:ascii="Times New Roman" w:hAnsi="Times New Roman" w:cs="Times New Roman"/>
+          <w:sz w:val="28"/>
+          <w:szCs w:val="28"/>
+        </w:rPr>
+      </w:pPr>
+      <w:r>
+        <w:rPr>
+          <w:rFonts w:ascii="Times New Roman" w:eastAsia="Times New Roman" w:hAnsi="Times New Roman" w:cs="Times New Roman"/>
+          <w:sz w:val="28"/>
+          <w:szCs w:val="28"/>
         </w:rPr>
         <w:t>10.Hãy viết lộ trình ứng dụng AI vào marketing đa kênh cho công ty SP/DV = [___].</w:t>
       </w:r>
     </w:p>
     <w:p>
       <w:pPr>
-        <w:keepNext w:val="0"/>
-        <w:keepLines w:val="0"/>
-        <w:spacing/>
+        <w:spacing w:before="120" w:after="120" w:line="240" w:lineRule="auto"/>
+        <w:jc w:val="both"/>
         <w:rPr>
           <w:rFonts w:ascii="Times New Roman" w:hAnsi="Times New Roman" w:cs="Times New Roman"/>
           <w:b/>
@@ -473,198 +527,218 @@
       </w:pPr>
       <w:r>
         <w:rPr>
-          <w:rFonts w:ascii="Times New Roman" w:hAnsi="Times New Roman" w:eastAsia="Times New Roman"/>
+          <w:rFonts w:ascii="Times New Roman" w:eastAsia="Times New Roman" w:hAnsi="Times New Roman" w:cs="Times New Roman"/>
           <w:b/>
           <w:sz w:val="28"/>
+          <w:szCs w:val="28"/>
         </w:rPr>
         <w:t>2. Ứng dụng AI trong Bán hàng (10 prompt)</w:t>
       </w:r>
     </w:p>
     <w:p>
       <w:pPr>
-        <w:spacing/>
-        <w:ind w:left="620" w:hanging="360"/>
-        <w:rPr>
-          <w:rFonts w:ascii="Times New Roman" w:hAnsi="Times New Roman" w:cs="Times New Roman"/>
-          <w:sz w:val="28"/>
-          <w:szCs w:val="28"/>
-        </w:rPr>
-      </w:pPr>
-      <w:r>
-        <w:rPr>
-          <w:rFonts w:ascii="Times New Roman" w:hAnsi="Times New Roman" w:eastAsia="Times New Roman"/>
-          <w:sz w:val="28"/>
+        <w:spacing w:before="120" w:after="120" w:line="240" w:lineRule="auto"/>
+        <w:ind w:left="620" w:hanging="360"/>
+        <w:jc w:val="both"/>
+        <w:rPr>
+          <w:rFonts w:ascii="Times New Roman" w:hAnsi="Times New Roman" w:cs="Times New Roman"/>
+          <w:sz w:val="28"/>
+          <w:szCs w:val="28"/>
+        </w:rPr>
+      </w:pPr>
+      <w:r>
+        <w:rPr>
+          <w:rFonts w:ascii="Times New Roman" w:eastAsia="Times New Roman" w:hAnsi="Times New Roman" w:cs="Times New Roman"/>
+          <w:sz w:val="28"/>
+          <w:szCs w:val="28"/>
         </w:rPr>
         <w:t>1.  Hãy viết kịch bản AI chatbot bán hàng trên website cho SP/DV = [___].</w:t>
       </w:r>
     </w:p>
     <w:p>
       <w:pPr>
-        <w:spacing/>
-        <w:ind w:left="620" w:hanging="360"/>
-        <w:rPr>
-          <w:rFonts w:ascii="Times New Roman" w:hAnsi="Times New Roman" w:cs="Times New Roman"/>
-          <w:sz w:val="28"/>
-          <w:szCs w:val="28"/>
-        </w:rPr>
-      </w:pPr>
-      <w:r>
-        <w:rPr>
-          <w:rFonts w:ascii="Times New Roman" w:hAnsi="Times New Roman" w:eastAsia="Times New Roman"/>
-          <w:sz w:val="28"/>
+        <w:spacing w:before="120" w:after="120" w:line="240" w:lineRule="auto"/>
+        <w:ind w:left="620" w:hanging="360"/>
+        <w:jc w:val="both"/>
+        <w:rPr>
+          <w:rFonts w:ascii="Times New Roman" w:hAnsi="Times New Roman" w:cs="Times New Roman"/>
+          <w:sz w:val="28"/>
+          <w:szCs w:val="28"/>
+        </w:rPr>
+      </w:pPr>
+      <w:r>
+        <w:rPr>
+          <w:rFonts w:ascii="Times New Roman" w:eastAsia="Times New Roman" w:hAnsi="Times New Roman" w:cs="Times New Roman"/>
+          <w:sz w:val="28"/>
+          <w:szCs w:val="28"/>
         </w:rPr>
         <w:t>2.  Soạn kế hoạch huấn luyện ChatGPT thành trợ lý sales cho đội ngũ bán SP/DV = [___].</w:t>
       </w:r>
     </w:p>
     <w:p>
       <w:pPr>
-        <w:spacing/>
-        <w:ind w:left="620" w:hanging="360"/>
-        <w:rPr>
-          <w:rFonts w:ascii="Times New Roman" w:hAnsi="Times New Roman" w:cs="Times New Roman"/>
-          <w:sz w:val="28"/>
-          <w:szCs w:val="28"/>
-        </w:rPr>
-      </w:pPr>
-      <w:r>
-        <w:rPr>
-          <w:rFonts w:ascii="Times New Roman" w:hAnsi="Times New Roman" w:eastAsia="Times New Roman"/>
-          <w:sz w:val="28"/>
+        <w:spacing w:before="120" w:after="120" w:line="240" w:lineRule="auto"/>
+        <w:ind w:left="620" w:hanging="360"/>
+        <w:jc w:val="both"/>
+        <w:rPr>
+          <w:rFonts w:ascii="Times New Roman" w:hAnsi="Times New Roman" w:cs="Times New Roman"/>
+          <w:sz w:val="28"/>
+          <w:szCs w:val="28"/>
+        </w:rPr>
+      </w:pPr>
+      <w:r>
+        <w:rPr>
+          <w:rFonts w:ascii="Times New Roman" w:eastAsia="Times New Roman" w:hAnsi="Times New Roman" w:cs="Times New Roman"/>
+          <w:sz w:val="28"/>
+          <w:szCs w:val="28"/>
         </w:rPr>
         <w:t>3.  Viết chiến lược AI phân tích dữ liệu khách hàng để tăng tỷ lệ chốt sale.</w:t>
       </w:r>
     </w:p>
     <w:p>
       <w:pPr>
-        <w:spacing/>
-        <w:ind w:left="620" w:hanging="360"/>
-        <w:rPr>
-          <w:rFonts w:ascii="Times New Roman" w:hAnsi="Times New Roman" w:cs="Times New Roman"/>
-          <w:sz w:val="28"/>
-          <w:szCs w:val="28"/>
-        </w:rPr>
-      </w:pPr>
-      <w:r>
-        <w:rPr>
-          <w:rFonts w:ascii="Times New Roman" w:hAnsi="Times New Roman" w:eastAsia="Times New Roman"/>
-          <w:sz w:val="28"/>
+        <w:spacing w:before="120" w:after="120" w:line="240" w:lineRule="auto"/>
+        <w:ind w:left="620" w:hanging="360"/>
+        <w:jc w:val="both"/>
+        <w:rPr>
+          <w:rFonts w:ascii="Times New Roman" w:hAnsi="Times New Roman" w:cs="Times New Roman"/>
+          <w:sz w:val="28"/>
+          <w:szCs w:val="28"/>
+        </w:rPr>
+      </w:pPr>
+      <w:r>
+        <w:rPr>
+          <w:rFonts w:ascii="Times New Roman" w:eastAsia="Times New Roman" w:hAnsi="Times New Roman" w:cs="Times New Roman"/>
+          <w:sz w:val="28"/>
+          <w:szCs w:val="28"/>
         </w:rPr>
         <w:t>4.  Hãy viết kịch bản demo sản phẩm ảo (AI-generated demo) cho SP/DV = [___].</w:t>
       </w:r>
     </w:p>
     <w:p>
       <w:pPr>
-        <w:spacing/>
-        <w:ind w:left="620" w:hanging="360"/>
-        <w:rPr>
-          <w:rFonts w:ascii="Times New Roman" w:hAnsi="Times New Roman" w:cs="Times New Roman"/>
-          <w:sz w:val="28"/>
-          <w:szCs w:val="28"/>
-        </w:rPr>
-      </w:pPr>
-      <w:r>
-        <w:rPr>
-          <w:rFonts w:ascii="Times New Roman" w:hAnsi="Times New Roman" w:eastAsia="Times New Roman"/>
-          <w:sz w:val="28"/>
+        <w:spacing w:before="120" w:after="120" w:line="240" w:lineRule="auto"/>
+        <w:ind w:left="620" w:hanging="360"/>
+        <w:jc w:val="both"/>
+        <w:rPr>
+          <w:rFonts w:ascii="Times New Roman" w:hAnsi="Times New Roman" w:cs="Times New Roman"/>
+          <w:sz w:val="28"/>
+          <w:szCs w:val="28"/>
+        </w:rPr>
+      </w:pPr>
+      <w:r>
+        <w:rPr>
+          <w:rFonts w:ascii="Times New Roman" w:eastAsia="Times New Roman" w:hAnsi="Times New Roman" w:cs="Times New Roman"/>
+          <w:sz w:val="28"/>
+          <w:szCs w:val="28"/>
         </w:rPr>
         <w:t>5.  Soạn chiến lược dùng AI dự đoán nhu cầu khách hàng để upsell/cross-sell SP/DV = [___].</w:t>
       </w:r>
     </w:p>
     <w:p>
       <w:pPr>
-        <w:spacing/>
-        <w:ind w:left="620" w:hanging="360"/>
-        <w:rPr>
-          <w:rFonts w:ascii="Times New Roman" w:hAnsi="Times New Roman" w:cs="Times New Roman"/>
-          <w:sz w:val="28"/>
-          <w:szCs w:val="28"/>
-        </w:rPr>
-      </w:pPr>
-      <w:r>
-        <w:rPr>
-          <w:rFonts w:ascii="Times New Roman" w:hAnsi="Times New Roman" w:eastAsia="Times New Roman"/>
-          <w:sz w:val="28"/>
+        <w:spacing w:before="120" w:after="120" w:line="240" w:lineRule="auto"/>
+        <w:ind w:left="620" w:hanging="360"/>
+        <w:jc w:val="both"/>
+        <w:rPr>
+          <w:rFonts w:ascii="Times New Roman" w:hAnsi="Times New Roman" w:cs="Times New Roman"/>
+          <w:sz w:val="28"/>
+          <w:szCs w:val="28"/>
+        </w:rPr>
+      </w:pPr>
+      <w:r>
+        <w:rPr>
+          <w:rFonts w:ascii="Times New Roman" w:eastAsia="Times New Roman" w:hAnsi="Times New Roman" w:cs="Times New Roman"/>
+          <w:sz w:val="28"/>
+          <w:szCs w:val="28"/>
         </w:rPr>
         <w:t>6.  Viết kế hoạch sử dụng AI voice bot để gọi điện tư vấn khách hàng.</w:t>
       </w:r>
     </w:p>
     <w:p>
       <w:pPr>
-        <w:spacing/>
-        <w:ind w:left="620" w:hanging="360"/>
-        <w:rPr>
-          <w:rFonts w:ascii="Times New Roman" w:hAnsi="Times New Roman" w:cs="Times New Roman"/>
-          <w:sz w:val="28"/>
-          <w:szCs w:val="28"/>
-        </w:rPr>
-      </w:pPr>
-      <w:r>
-        <w:rPr>
-          <w:rFonts w:ascii="Times New Roman" w:hAnsi="Times New Roman" w:eastAsia="Times New Roman"/>
-          <w:sz w:val="28"/>
+        <w:spacing w:before="120" w:after="120" w:line="240" w:lineRule="auto"/>
+        <w:ind w:left="620" w:hanging="360"/>
+        <w:jc w:val="both"/>
+        <w:rPr>
+          <w:rFonts w:ascii="Times New Roman" w:hAnsi="Times New Roman" w:cs="Times New Roman"/>
+          <w:sz w:val="28"/>
+          <w:szCs w:val="28"/>
+        </w:rPr>
+      </w:pPr>
+      <w:r>
+        <w:rPr>
+          <w:rFonts w:ascii="Times New Roman" w:eastAsia="Times New Roman" w:hAnsi="Times New Roman" w:cs="Times New Roman"/>
+          <w:sz w:val="28"/>
+          <w:szCs w:val="28"/>
         </w:rPr>
         <w:t>7.  Hãy viết kịch bản AI tự động hóa quy trình follow-up khách hàng.</w:t>
       </w:r>
     </w:p>
     <w:p>
       <w:pPr>
-        <w:spacing/>
-        <w:ind w:left="620" w:hanging="360"/>
-        <w:rPr>
-          <w:rFonts w:ascii="Times New Roman" w:hAnsi="Times New Roman" w:cs="Times New Roman"/>
-          <w:sz w:val="28"/>
-          <w:szCs w:val="28"/>
-        </w:rPr>
-      </w:pPr>
-      <w:r>
-        <w:rPr>
-          <w:rFonts w:ascii="Times New Roman" w:hAnsi="Times New Roman" w:eastAsia="Times New Roman"/>
-          <w:sz w:val="28"/>
+        <w:spacing w:before="120" w:after="120" w:line="240" w:lineRule="auto"/>
+        <w:ind w:left="620" w:hanging="360"/>
+        <w:jc w:val="both"/>
+        <w:rPr>
+          <w:rFonts w:ascii="Times New Roman" w:hAnsi="Times New Roman" w:cs="Times New Roman"/>
+          <w:sz w:val="28"/>
+          <w:szCs w:val="28"/>
+        </w:rPr>
+      </w:pPr>
+      <w:r>
+        <w:rPr>
+          <w:rFonts w:ascii="Times New Roman" w:eastAsia="Times New Roman" w:hAnsi="Times New Roman" w:cs="Times New Roman"/>
+          <w:sz w:val="28"/>
+          <w:szCs w:val="28"/>
         </w:rPr>
         <w:t>8.  Soạn bảng 10 cách AI giúp tăng tỷ lệ chuyển đổi bán hàng cho SP/DV = [___].</w:t>
       </w:r>
     </w:p>
     <w:p>
       <w:pPr>
-        <w:spacing/>
-        <w:ind w:left="620" w:hanging="360"/>
-        <w:rPr>
-          <w:rFonts w:ascii="Times New Roman" w:hAnsi="Times New Roman" w:cs="Times New Roman"/>
-          <w:sz w:val="28"/>
-          <w:szCs w:val="28"/>
-        </w:rPr>
-      </w:pPr>
-      <w:r>
-        <w:rPr>
-          <w:rFonts w:ascii="Times New Roman" w:hAnsi="Times New Roman" w:eastAsia="Times New Roman"/>
-          <w:sz w:val="28"/>
+        <w:spacing w:before="120" w:after="120" w:line="240" w:lineRule="auto"/>
+        <w:ind w:left="620" w:hanging="360"/>
+        <w:jc w:val="both"/>
+        <w:rPr>
+          <w:rFonts w:ascii="Times New Roman" w:hAnsi="Times New Roman" w:cs="Times New Roman"/>
+          <w:sz w:val="28"/>
+          <w:szCs w:val="28"/>
+        </w:rPr>
+      </w:pPr>
+      <w:r>
+        <w:rPr>
+          <w:rFonts w:ascii="Times New Roman" w:eastAsia="Times New Roman" w:hAnsi="Times New Roman" w:cs="Times New Roman"/>
+          <w:sz w:val="28"/>
+          <w:szCs w:val="28"/>
         </w:rPr>
         <w:t>9.  Viết hướng dẫn tích hợp AI vào CRM để chăm sóc khách hàng mua SP/DV = [___].</w:t>
       </w:r>
     </w:p>
     <w:p>
       <w:pPr>
-        <w:spacing/>
-        <w:ind w:left="620" w:hanging="360"/>
-        <w:rPr>
-          <w:rFonts w:ascii="Times New Roman" w:hAnsi="Times New Roman" w:cs="Times New Roman"/>
-          <w:sz w:val="28"/>
-          <w:szCs w:val="28"/>
-        </w:rPr>
-      </w:pPr>
-      <w:r>
-        <w:rPr>
-          <w:rFonts w:ascii="Times New Roman" w:hAnsi="Times New Roman" w:eastAsia="Times New Roman"/>
-          <w:sz w:val="28"/>
+        <w:spacing w:before="120" w:after="120" w:line="240" w:lineRule="auto"/>
+        <w:ind w:left="620" w:hanging="360"/>
+        <w:jc w:val="both"/>
+        <w:rPr>
+          <w:rFonts w:ascii="Times New Roman" w:hAnsi="Times New Roman" w:cs="Times New Roman"/>
+          <w:sz w:val="28"/>
+          <w:szCs w:val="28"/>
+        </w:rPr>
+      </w:pPr>
+      <w:r>
+        <w:rPr>
+          <w:rFonts w:ascii="Times New Roman" w:eastAsia="Times New Roman" w:hAnsi="Times New Roman" w:cs="Times New Roman"/>
+          <w:sz w:val="28"/>
+          <w:szCs w:val="28"/>
         </w:rPr>
         <w:t>10.Hãy viết kế hoạch tạo hệ thống “AI Sales Assistant” cho công ty SP/DV = [___].</w:t>
       </w:r>
     </w:p>
     <w:p>
       <w:pPr>
-        <w:keepNext w:val="0"/>
-        <w:keepLines w:val="0"/>
-        <w:spacing/>
+        <w:spacing w:before="120" w:after="120" w:line="240" w:lineRule="auto"/>
+        <w:jc w:val="both"/>
         <w:rPr>
           <w:rFonts w:ascii="Times New Roman" w:hAnsi="Times New Roman" w:cs="Times New Roman"/>
           <w:b/>
@@ -675,198 +749,219 @@
       </w:pPr>
       <w:r>
         <w:rPr>
-          <w:rFonts w:ascii="Times New Roman" w:hAnsi="Times New Roman" w:eastAsia="Times New Roman"/>
+          <w:rFonts w:ascii="Times New Roman" w:eastAsia="Times New Roman" w:hAnsi="Times New Roman" w:cs="Times New Roman"/>
           <w:b/>
           <w:sz w:val="28"/>
+          <w:szCs w:val="28"/>
         </w:rPr>
         <w:t>3. Ứng dụng AI trong Quản trị doanh nghiệp (10 prompt)</w:t>
       </w:r>
     </w:p>
     <w:p>
       <w:pPr>
-        <w:spacing/>
-        <w:ind w:left="620" w:hanging="360"/>
-        <w:rPr>
-          <w:rFonts w:ascii="Times New Roman" w:hAnsi="Times New Roman" w:cs="Times New Roman"/>
-          <w:sz w:val="28"/>
-          <w:szCs w:val="28"/>
-        </w:rPr>
-      </w:pPr>
-      <w:r>
-        <w:rPr>
-          <w:rFonts w:ascii="Times New Roman" w:hAnsi="Times New Roman" w:eastAsia="Times New Roman"/>
-          <w:sz w:val="28"/>
+        <w:spacing w:before="120" w:after="120" w:line="240" w:lineRule="auto"/>
+        <w:ind w:left="620" w:hanging="360"/>
+        <w:jc w:val="both"/>
+        <w:rPr>
+          <w:rFonts w:ascii="Times New Roman" w:hAnsi="Times New Roman" w:cs="Times New Roman"/>
+          <w:sz w:val="28"/>
+          <w:szCs w:val="28"/>
+        </w:rPr>
+      </w:pPr>
+      <w:r>
+        <w:rPr>
+          <w:rFonts w:ascii="Times New Roman" w:eastAsia="Times New Roman" w:hAnsi="Times New Roman" w:cs="Times New Roman"/>
+          <w:sz w:val="28"/>
+          <w:szCs w:val="28"/>
         </w:rPr>
         <w:t>1.  Hãy viết kế hoạch dùng AI tự động hóa quy trình báo cáo tài chính cho công ty.</w:t>
       </w:r>
     </w:p>
     <w:p>
       <w:pPr>
-        <w:spacing/>
-        <w:ind w:left="620" w:hanging="360"/>
-        <w:rPr>
-          <w:rFonts w:ascii="Times New Roman" w:hAnsi="Times New Roman" w:cs="Times New Roman"/>
-          <w:sz w:val="28"/>
-          <w:szCs w:val="28"/>
-        </w:rPr>
-      </w:pPr>
-      <w:r>
-        <w:rPr>
-          <w:rFonts w:ascii="Times New Roman" w:hAnsi="Times New Roman" w:eastAsia="Times New Roman"/>
-          <w:sz w:val="28"/>
+        <w:spacing w:before="120" w:after="120" w:line="240" w:lineRule="auto"/>
+        <w:ind w:left="620" w:hanging="360"/>
+        <w:jc w:val="both"/>
+        <w:rPr>
+          <w:rFonts w:ascii="Times New Roman" w:hAnsi="Times New Roman" w:cs="Times New Roman"/>
+          <w:sz w:val="28"/>
+          <w:szCs w:val="28"/>
+        </w:rPr>
+      </w:pPr>
+      <w:r>
+        <w:rPr>
+          <w:rFonts w:ascii="Times New Roman" w:eastAsia="Times New Roman" w:hAnsi="Times New Roman" w:cs="Times New Roman"/>
+          <w:sz w:val="28"/>
+          <w:szCs w:val="28"/>
         </w:rPr>
         <w:t>2.  Soạn chiến lược AI phân tích dữ liệu để dự báo doanh thu của SP/DV = [___].</w:t>
       </w:r>
     </w:p>
     <w:p>
       <w:pPr>
-        <w:spacing/>
-        <w:ind w:left="620" w:hanging="360"/>
-        <w:rPr>
-          <w:rFonts w:ascii="Times New Roman" w:hAnsi="Times New Roman" w:cs="Times New Roman"/>
-          <w:sz w:val="28"/>
-          <w:szCs w:val="28"/>
-        </w:rPr>
-      </w:pPr>
-      <w:r>
-        <w:rPr>
-          <w:rFonts w:ascii="Times New Roman" w:hAnsi="Times New Roman" w:eastAsia="Times New Roman"/>
-          <w:sz w:val="28"/>
+        <w:spacing w:before="120" w:after="120" w:line="240" w:lineRule="auto"/>
+        <w:ind w:left="620" w:hanging="360"/>
+        <w:jc w:val="both"/>
+        <w:rPr>
+          <w:rFonts w:ascii="Times New Roman" w:hAnsi="Times New Roman" w:cs="Times New Roman"/>
+          <w:sz w:val="28"/>
+          <w:szCs w:val="28"/>
+        </w:rPr>
+      </w:pPr>
+      <w:r>
+        <w:rPr>
+          <w:rFonts w:ascii="Times New Roman" w:eastAsia="Times New Roman" w:hAnsi="Times New Roman" w:cs="Times New Roman"/>
+          <w:sz w:val="28"/>
+          <w:szCs w:val="28"/>
         </w:rPr>
         <w:t>3.  Viết hướng dẫn dùng AI tối ưu quy trình tuyển dụng nhân sự.</w:t>
       </w:r>
     </w:p>
     <w:p>
       <w:pPr>
-        <w:spacing/>
-        <w:ind w:left="620" w:hanging="360"/>
-        <w:rPr>
-          <w:rFonts w:ascii="Times New Roman" w:hAnsi="Times New Roman" w:cs="Times New Roman"/>
-          <w:sz w:val="28"/>
-          <w:szCs w:val="28"/>
-        </w:rPr>
-      </w:pPr>
-      <w:r>
-        <w:rPr>
-          <w:rFonts w:ascii="Times New Roman" w:hAnsi="Times New Roman" w:eastAsia="Times New Roman"/>
-          <w:sz w:val="28"/>
+        <w:spacing w:before="120" w:after="120" w:line="240" w:lineRule="auto"/>
+        <w:ind w:left="620" w:hanging="360"/>
+        <w:jc w:val="both"/>
+        <w:rPr>
+          <w:rFonts w:ascii="Times New Roman" w:hAnsi="Times New Roman" w:cs="Times New Roman"/>
+          <w:sz w:val="28"/>
+          <w:szCs w:val="28"/>
+        </w:rPr>
+      </w:pPr>
+      <w:r>
+        <w:rPr>
+          <w:rFonts w:ascii="Times New Roman" w:eastAsia="Times New Roman" w:hAnsi="Times New Roman" w:cs="Times New Roman"/>
+          <w:sz w:val="28"/>
+          <w:szCs w:val="28"/>
         </w:rPr>
         <w:t>4.  Hãy viết kịch bản AI đánh giá hiệu suất nhân viên dựa trên KPI.</w:t>
       </w:r>
     </w:p>
     <w:p>
       <w:pPr>
-        <w:spacing/>
-        <w:ind w:left="620" w:hanging="360"/>
-        <w:rPr>
-          <w:rFonts w:ascii="Times New Roman" w:hAnsi="Times New Roman" w:cs="Times New Roman"/>
-          <w:sz w:val="28"/>
-          <w:szCs w:val="28"/>
-        </w:rPr>
-      </w:pPr>
-      <w:r>
-        <w:rPr>
-          <w:rFonts w:ascii="Times New Roman" w:hAnsi="Times New Roman" w:eastAsia="Times New Roman"/>
-          <w:sz w:val="28"/>
+        <w:spacing w:before="120" w:after="120" w:line="240" w:lineRule="auto"/>
+        <w:ind w:left="620" w:hanging="360"/>
+        <w:jc w:val="both"/>
+        <w:rPr>
+          <w:rFonts w:ascii="Times New Roman" w:hAnsi="Times New Roman" w:cs="Times New Roman"/>
+          <w:sz w:val="28"/>
+          <w:szCs w:val="28"/>
+        </w:rPr>
+      </w:pPr>
+      <w:r>
+        <w:rPr>
+          <w:rFonts w:ascii="Times New Roman" w:eastAsia="Times New Roman" w:hAnsi="Times New Roman" w:cs="Times New Roman"/>
+          <w:sz w:val="28"/>
+          <w:szCs w:val="28"/>
         </w:rPr>
         <w:t>5.  Soạn kế hoạch tích hợp AI để quản lý tồn kho SP/DV = [___].</w:t>
       </w:r>
     </w:p>
     <w:p>
       <w:pPr>
-        <w:spacing/>
-        <w:ind w:left="620" w:hanging="360"/>
-        <w:rPr>
-          <w:rFonts w:ascii="Times New Roman" w:hAnsi="Times New Roman" w:cs="Times New Roman"/>
-          <w:sz w:val="28"/>
-          <w:szCs w:val="28"/>
-        </w:rPr>
-      </w:pPr>
-      <w:r>
-        <w:rPr>
-          <w:rFonts w:ascii="Times New Roman" w:hAnsi="Times New Roman" w:eastAsia="Times New Roman"/>
-          <w:sz w:val="28"/>
+        <w:spacing w:before="120" w:after="120" w:line="240" w:lineRule="auto"/>
+        <w:ind w:left="620" w:hanging="360"/>
+        <w:jc w:val="both"/>
+        <w:rPr>
+          <w:rFonts w:ascii="Times New Roman" w:hAnsi="Times New Roman" w:cs="Times New Roman"/>
+          <w:sz w:val="28"/>
+          <w:szCs w:val="28"/>
+        </w:rPr>
+      </w:pPr>
+      <w:r>
+        <w:rPr>
+          <w:rFonts w:ascii="Times New Roman" w:eastAsia="Times New Roman" w:hAnsi="Times New Roman" w:cs="Times New Roman"/>
+          <w:sz w:val="28"/>
+          <w:szCs w:val="28"/>
         </w:rPr>
         <w:t>6.  Viết chiến lược AI dự đoán rủi ro kinh doanh trong 12 tháng tới.</w:t>
       </w:r>
     </w:p>
     <w:p>
       <w:pPr>
-        <w:spacing/>
-        <w:ind w:left="620" w:hanging="360"/>
-        <w:rPr>
-          <w:rFonts w:ascii="Times New Roman" w:hAnsi="Times New Roman" w:cs="Times New Roman"/>
-          <w:sz w:val="28"/>
-          <w:szCs w:val="28"/>
-        </w:rPr>
-      </w:pPr>
-      <w:r>
-        <w:rPr>
-          <w:rFonts w:ascii="Times New Roman" w:hAnsi="Times New Roman" w:eastAsia="Times New Roman"/>
-          <w:sz w:val="28"/>
-        </w:rPr>
+        <w:spacing w:before="120" w:after="120" w:line="240" w:lineRule="auto"/>
+        <w:ind w:left="620" w:hanging="360"/>
+        <w:jc w:val="both"/>
+        <w:rPr>
+          <w:rFonts w:ascii="Times New Roman" w:hAnsi="Times New Roman" w:cs="Times New Roman"/>
+          <w:sz w:val="28"/>
+          <w:szCs w:val="28"/>
+        </w:rPr>
+      </w:pPr>
+      <w:r>
+        <w:rPr>
+          <w:rFonts w:ascii="Times New Roman" w:eastAsia="Times New Roman" w:hAnsi="Times New Roman" w:cs="Times New Roman"/>
+          <w:sz w:val="28"/>
+          <w:szCs w:val="28"/>
+        </w:rPr>
+        <w:lastRenderedPageBreak/>
         <w:t>7.  Hãy viết hướng dẫn AI tự động tổng hợp &amp; phân tích báo cáo kinh doanh hàng tháng.</w:t>
       </w:r>
     </w:p>
     <w:p>
       <w:pPr>
-        <w:spacing/>
-        <w:ind w:left="620" w:hanging="360"/>
-        <w:rPr>
-          <w:rFonts w:ascii="Times New Roman" w:hAnsi="Times New Roman" w:cs="Times New Roman"/>
-          <w:sz w:val="28"/>
-          <w:szCs w:val="28"/>
-        </w:rPr>
-      </w:pPr>
-      <w:r>
-        <w:rPr>
-          <w:rFonts w:ascii="Times New Roman" w:hAnsi="Times New Roman" w:eastAsia="Times New Roman"/>
-          <w:sz w:val="28"/>
+        <w:spacing w:before="120" w:after="120" w:line="240" w:lineRule="auto"/>
+        <w:ind w:left="620" w:hanging="360"/>
+        <w:jc w:val="both"/>
+        <w:rPr>
+          <w:rFonts w:ascii="Times New Roman" w:hAnsi="Times New Roman" w:cs="Times New Roman"/>
+          <w:sz w:val="28"/>
+          <w:szCs w:val="28"/>
+        </w:rPr>
+      </w:pPr>
+      <w:r>
+        <w:rPr>
+          <w:rFonts w:ascii="Times New Roman" w:eastAsia="Times New Roman" w:hAnsi="Times New Roman" w:cs="Times New Roman"/>
+          <w:sz w:val="28"/>
+          <w:szCs w:val="28"/>
         </w:rPr>
         <w:t>8.  Soạn lộ trình ứng dụng AI vào quản trị vận hành doanh nghiệp SME.</w:t>
       </w:r>
     </w:p>
     <w:p>
       <w:pPr>
-        <w:spacing/>
-        <w:ind w:left="620" w:hanging="360"/>
-        <w:rPr>
-          <w:rFonts w:ascii="Times New Roman" w:hAnsi="Times New Roman" w:cs="Times New Roman"/>
-          <w:sz w:val="28"/>
-          <w:szCs w:val="28"/>
-        </w:rPr>
-      </w:pPr>
-      <w:r>
-        <w:rPr>
-          <w:rFonts w:ascii="Times New Roman" w:hAnsi="Times New Roman" w:eastAsia="Times New Roman"/>
-          <w:sz w:val="28"/>
+        <w:spacing w:before="120" w:after="120" w:line="240" w:lineRule="auto"/>
+        <w:ind w:left="620" w:hanging="360"/>
+        <w:jc w:val="both"/>
+        <w:rPr>
+          <w:rFonts w:ascii="Times New Roman" w:hAnsi="Times New Roman" w:cs="Times New Roman"/>
+          <w:sz w:val="28"/>
+          <w:szCs w:val="28"/>
+        </w:rPr>
+      </w:pPr>
+      <w:r>
+        <w:rPr>
+          <w:rFonts w:ascii="Times New Roman" w:eastAsia="Times New Roman" w:hAnsi="Times New Roman" w:cs="Times New Roman"/>
+          <w:sz w:val="28"/>
+          <w:szCs w:val="28"/>
         </w:rPr>
         <w:t>9.  Viết kịch bản “CEO Assistant AI” quản lý lịch trình, họp, email.</w:t>
       </w:r>
     </w:p>
     <w:p>
       <w:pPr>
-        <w:spacing/>
-        <w:ind w:left="620" w:hanging="360"/>
-        <w:rPr>
-          <w:rFonts w:ascii="Times New Roman" w:hAnsi="Times New Roman" w:cs="Times New Roman"/>
-          <w:sz w:val="28"/>
-          <w:szCs w:val="28"/>
-        </w:rPr>
-      </w:pPr>
-      <w:r>
-        <w:rPr>
-          <w:rFonts w:ascii="Times New Roman" w:hAnsi="Times New Roman" w:eastAsia="Times New Roman"/>
-          <w:sz w:val="28"/>
+        <w:spacing w:before="120" w:after="120" w:line="240" w:lineRule="auto"/>
+        <w:ind w:left="620" w:hanging="360"/>
+        <w:jc w:val="both"/>
+        <w:rPr>
+          <w:rFonts w:ascii="Times New Roman" w:hAnsi="Times New Roman" w:cs="Times New Roman"/>
+          <w:sz w:val="28"/>
+          <w:szCs w:val="28"/>
+        </w:rPr>
+      </w:pPr>
+      <w:r>
+        <w:rPr>
+          <w:rFonts w:ascii="Times New Roman" w:eastAsia="Times New Roman" w:hAnsi="Times New Roman" w:cs="Times New Roman"/>
+          <w:sz w:val="28"/>
+          <w:szCs w:val="28"/>
         </w:rPr>
         <w:t>10.Hãy viết chiến lược dùng AI để ra quyết định nhanh và chính xác hơn trong quản trị.</w:t>
       </w:r>
     </w:p>
     <w:p>
       <w:pPr>
-        <w:keepNext w:val="0"/>
-        <w:keepLines w:val="0"/>
-        <w:spacing/>
+        <w:spacing w:before="120" w:after="120" w:line="240" w:lineRule="auto"/>
+        <w:jc w:val="both"/>
         <w:rPr>
           <w:rFonts w:ascii="Times New Roman" w:hAnsi="Times New Roman" w:cs="Times New Roman"/>
           <w:b/>
@@ -877,198 +972,218 @@
       </w:pPr>
       <w:r>
         <w:rPr>
-          <w:rFonts w:ascii="Times New Roman" w:hAnsi="Times New Roman" w:eastAsia="Times New Roman"/>
+          <w:rFonts w:ascii="Times New Roman" w:eastAsia="Times New Roman" w:hAnsi="Times New Roman" w:cs="Times New Roman"/>
           <w:b/>
           <w:sz w:val="28"/>
+          <w:szCs w:val="28"/>
         </w:rPr>
         <w:t>4. Ứng dụng AI trong Đầu tư &amp; Tài chính (10 prompt)</w:t>
       </w:r>
     </w:p>
     <w:p>
       <w:pPr>
-        <w:spacing/>
-        <w:ind w:left="620" w:hanging="360"/>
-        <w:rPr>
-          <w:rFonts w:ascii="Times New Roman" w:hAnsi="Times New Roman" w:cs="Times New Roman"/>
-          <w:sz w:val="28"/>
-          <w:szCs w:val="28"/>
-        </w:rPr>
-      </w:pPr>
-      <w:r>
-        <w:rPr>
-          <w:rFonts w:ascii="Times New Roman" w:hAnsi="Times New Roman" w:eastAsia="Times New Roman"/>
-          <w:sz w:val="28"/>
+        <w:spacing w:before="120" w:after="120" w:line="240" w:lineRule="auto"/>
+        <w:ind w:left="620" w:hanging="360"/>
+        <w:jc w:val="both"/>
+        <w:rPr>
+          <w:rFonts w:ascii="Times New Roman" w:hAnsi="Times New Roman" w:cs="Times New Roman"/>
+          <w:sz w:val="28"/>
+          <w:szCs w:val="28"/>
+        </w:rPr>
+      </w:pPr>
+      <w:r>
+        <w:rPr>
+          <w:rFonts w:ascii="Times New Roman" w:eastAsia="Times New Roman" w:hAnsi="Times New Roman" w:cs="Times New Roman"/>
+          <w:sz w:val="28"/>
+          <w:szCs w:val="28"/>
         </w:rPr>
         <w:t>1.  Hãy viết kế hoạch dùng AI phân tích dữ liệu chứng khoán để chọn cổ phiếu tốt.</w:t>
       </w:r>
     </w:p>
     <w:p>
       <w:pPr>
-        <w:spacing/>
-        <w:ind w:left="620" w:hanging="360"/>
-        <w:rPr>
-          <w:rFonts w:ascii="Times New Roman" w:hAnsi="Times New Roman" w:cs="Times New Roman"/>
-          <w:sz w:val="28"/>
-          <w:szCs w:val="28"/>
-        </w:rPr>
-      </w:pPr>
-      <w:r>
-        <w:rPr>
-          <w:rFonts w:ascii="Times New Roman" w:hAnsi="Times New Roman" w:eastAsia="Times New Roman"/>
-          <w:sz w:val="28"/>
+        <w:spacing w:before="120" w:after="120" w:line="240" w:lineRule="auto"/>
+        <w:ind w:left="620" w:hanging="360"/>
+        <w:jc w:val="both"/>
+        <w:rPr>
+          <w:rFonts w:ascii="Times New Roman" w:hAnsi="Times New Roman" w:cs="Times New Roman"/>
+          <w:sz w:val="28"/>
+          <w:szCs w:val="28"/>
+        </w:rPr>
+      </w:pPr>
+      <w:r>
+        <w:rPr>
+          <w:rFonts w:ascii="Times New Roman" w:eastAsia="Times New Roman" w:hAnsi="Times New Roman" w:cs="Times New Roman"/>
+          <w:sz w:val="28"/>
+          <w:szCs w:val="28"/>
         </w:rPr>
         <w:t>2.  Soạn chiến lược AI dự đoán xu hướng thị trường bất động sản.</w:t>
       </w:r>
     </w:p>
     <w:p>
       <w:pPr>
-        <w:spacing/>
-        <w:ind w:left="620" w:hanging="360"/>
-        <w:rPr>
-          <w:rFonts w:ascii="Times New Roman" w:hAnsi="Times New Roman" w:cs="Times New Roman"/>
-          <w:sz w:val="28"/>
-          <w:szCs w:val="28"/>
-        </w:rPr>
-      </w:pPr>
-      <w:r>
-        <w:rPr>
-          <w:rFonts w:ascii="Times New Roman" w:hAnsi="Times New Roman" w:eastAsia="Times New Roman"/>
-          <w:sz w:val="28"/>
+        <w:spacing w:before="120" w:after="120" w:line="240" w:lineRule="auto"/>
+        <w:ind w:left="620" w:hanging="360"/>
+        <w:jc w:val="both"/>
+        <w:rPr>
+          <w:rFonts w:ascii="Times New Roman" w:hAnsi="Times New Roman" w:cs="Times New Roman"/>
+          <w:sz w:val="28"/>
+          <w:szCs w:val="28"/>
+        </w:rPr>
+      </w:pPr>
+      <w:r>
+        <w:rPr>
+          <w:rFonts w:ascii="Times New Roman" w:eastAsia="Times New Roman" w:hAnsi="Times New Roman" w:cs="Times New Roman"/>
+          <w:sz w:val="28"/>
+          <w:szCs w:val="28"/>
         </w:rPr>
         <w:t>3.  Viết hướng dẫn dùng AI quản lý danh mục đầu tư cá nhân.</w:t>
       </w:r>
     </w:p>
     <w:p>
       <w:pPr>
-        <w:spacing/>
-        <w:ind w:left="620" w:hanging="360"/>
-        <w:rPr>
-          <w:rFonts w:ascii="Times New Roman" w:hAnsi="Times New Roman" w:cs="Times New Roman"/>
-          <w:sz w:val="28"/>
-          <w:szCs w:val="28"/>
-        </w:rPr>
-      </w:pPr>
-      <w:r>
-        <w:rPr>
-          <w:rFonts w:ascii="Times New Roman" w:hAnsi="Times New Roman" w:eastAsia="Times New Roman"/>
-          <w:sz w:val="28"/>
+        <w:spacing w:before="120" w:after="120" w:line="240" w:lineRule="auto"/>
+        <w:ind w:left="620" w:hanging="360"/>
+        <w:jc w:val="both"/>
+        <w:rPr>
+          <w:rFonts w:ascii="Times New Roman" w:hAnsi="Times New Roman" w:cs="Times New Roman"/>
+          <w:sz w:val="28"/>
+          <w:szCs w:val="28"/>
+        </w:rPr>
+      </w:pPr>
+      <w:r>
+        <w:rPr>
+          <w:rFonts w:ascii="Times New Roman" w:eastAsia="Times New Roman" w:hAnsi="Times New Roman" w:cs="Times New Roman"/>
+          <w:sz w:val="28"/>
+          <w:szCs w:val="28"/>
         </w:rPr>
         <w:t>4.  Hãy viết kịch bản AI hỗ trợ quyết định “mua/bán” cổ phiếu.</w:t>
       </w:r>
     </w:p>
     <w:p>
       <w:pPr>
-        <w:spacing/>
-        <w:ind w:left="620" w:hanging="360"/>
-        <w:rPr>
-          <w:rFonts w:ascii="Times New Roman" w:hAnsi="Times New Roman" w:cs="Times New Roman"/>
-          <w:sz w:val="28"/>
-          <w:szCs w:val="28"/>
-        </w:rPr>
-      </w:pPr>
-      <w:r>
-        <w:rPr>
-          <w:rFonts w:ascii="Times New Roman" w:hAnsi="Times New Roman" w:eastAsia="Times New Roman"/>
-          <w:sz w:val="28"/>
+        <w:spacing w:before="120" w:after="120" w:line="240" w:lineRule="auto"/>
+        <w:ind w:left="620" w:hanging="360"/>
+        <w:jc w:val="both"/>
+        <w:rPr>
+          <w:rFonts w:ascii="Times New Roman" w:hAnsi="Times New Roman" w:cs="Times New Roman"/>
+          <w:sz w:val="28"/>
+          <w:szCs w:val="28"/>
+        </w:rPr>
+      </w:pPr>
+      <w:r>
+        <w:rPr>
+          <w:rFonts w:ascii="Times New Roman" w:eastAsia="Times New Roman" w:hAnsi="Times New Roman" w:cs="Times New Roman"/>
+          <w:sz w:val="28"/>
+          <w:szCs w:val="28"/>
         </w:rPr>
         <w:t>5.  Soạn kế hoạch ứng dụng AI phân tích rủi ro tài chính.</w:t>
       </w:r>
     </w:p>
     <w:p>
       <w:pPr>
-        <w:spacing/>
-        <w:ind w:left="620" w:hanging="360"/>
-        <w:rPr>
-          <w:rFonts w:ascii="Times New Roman" w:hAnsi="Times New Roman" w:cs="Times New Roman"/>
-          <w:sz w:val="28"/>
-          <w:szCs w:val="28"/>
-        </w:rPr>
-      </w:pPr>
-      <w:r>
-        <w:rPr>
-          <w:rFonts w:ascii="Times New Roman" w:hAnsi="Times New Roman" w:eastAsia="Times New Roman"/>
-          <w:sz w:val="28"/>
+        <w:spacing w:before="120" w:after="120" w:line="240" w:lineRule="auto"/>
+        <w:ind w:left="620" w:hanging="360"/>
+        <w:jc w:val="both"/>
+        <w:rPr>
+          <w:rFonts w:ascii="Times New Roman" w:hAnsi="Times New Roman" w:cs="Times New Roman"/>
+          <w:sz w:val="28"/>
+          <w:szCs w:val="28"/>
+        </w:rPr>
+      </w:pPr>
+      <w:r>
+        <w:rPr>
+          <w:rFonts w:ascii="Times New Roman" w:eastAsia="Times New Roman" w:hAnsi="Times New Roman" w:cs="Times New Roman"/>
+          <w:sz w:val="28"/>
+          <w:szCs w:val="28"/>
         </w:rPr>
         <w:t>6.  Viết lộ trình dùng AI để tự động hóa giao dịch Forex/crypto.</w:t>
       </w:r>
     </w:p>
     <w:p>
       <w:pPr>
-        <w:spacing/>
-        <w:ind w:left="620" w:hanging="360"/>
-        <w:rPr>
-          <w:rFonts w:ascii="Times New Roman" w:hAnsi="Times New Roman" w:cs="Times New Roman"/>
-          <w:sz w:val="28"/>
-          <w:szCs w:val="28"/>
-        </w:rPr>
-      </w:pPr>
-      <w:r>
-        <w:rPr>
-          <w:rFonts w:ascii="Times New Roman" w:hAnsi="Times New Roman" w:eastAsia="Times New Roman"/>
-          <w:sz w:val="28"/>
+        <w:spacing w:before="120" w:after="120" w:line="240" w:lineRule="auto"/>
+        <w:ind w:left="620" w:hanging="360"/>
+        <w:jc w:val="both"/>
+        <w:rPr>
+          <w:rFonts w:ascii="Times New Roman" w:hAnsi="Times New Roman" w:cs="Times New Roman"/>
+          <w:sz w:val="28"/>
+          <w:szCs w:val="28"/>
+        </w:rPr>
+      </w:pPr>
+      <w:r>
+        <w:rPr>
+          <w:rFonts w:ascii="Times New Roman" w:eastAsia="Times New Roman" w:hAnsi="Times New Roman" w:cs="Times New Roman"/>
+          <w:sz w:val="28"/>
+          <w:szCs w:val="28"/>
         </w:rPr>
         <w:t>7.  Hãy viết chiến lược dùng AI dự đoán biến động kinh tế vĩ mô.</w:t>
       </w:r>
     </w:p>
     <w:p>
       <w:pPr>
-        <w:spacing/>
-        <w:ind w:left="620" w:hanging="360"/>
-        <w:rPr>
-          <w:rFonts w:ascii="Times New Roman" w:hAnsi="Times New Roman" w:cs="Times New Roman"/>
-          <w:sz w:val="28"/>
-          <w:szCs w:val="28"/>
-        </w:rPr>
-      </w:pPr>
-      <w:r>
-        <w:rPr>
-          <w:rFonts w:ascii="Times New Roman" w:hAnsi="Times New Roman" w:eastAsia="Times New Roman"/>
-          <w:sz w:val="28"/>
+        <w:spacing w:before="120" w:after="120" w:line="240" w:lineRule="auto"/>
+        <w:ind w:left="620" w:hanging="360"/>
+        <w:jc w:val="both"/>
+        <w:rPr>
+          <w:rFonts w:ascii="Times New Roman" w:hAnsi="Times New Roman" w:cs="Times New Roman"/>
+          <w:sz w:val="28"/>
+          <w:szCs w:val="28"/>
+        </w:rPr>
+      </w:pPr>
+      <w:r>
+        <w:rPr>
+          <w:rFonts w:ascii="Times New Roman" w:eastAsia="Times New Roman" w:hAnsi="Times New Roman" w:cs="Times New Roman"/>
+          <w:sz w:val="28"/>
+          <w:szCs w:val="28"/>
         </w:rPr>
         <w:t>8.  Soạn hướng dẫn tích hợp AI để tối ưu chiến lược tiết kiệm &amp; chi tiêu cá nhân.</w:t>
       </w:r>
     </w:p>
     <w:p>
       <w:pPr>
-        <w:spacing/>
-        <w:ind w:left="620" w:hanging="360"/>
-        <w:rPr>
-          <w:rFonts w:ascii="Times New Roman" w:hAnsi="Times New Roman" w:cs="Times New Roman"/>
-          <w:sz w:val="28"/>
-          <w:szCs w:val="28"/>
-        </w:rPr>
-      </w:pPr>
-      <w:r>
-        <w:rPr>
-          <w:rFonts w:ascii="Times New Roman" w:hAnsi="Times New Roman" w:eastAsia="Times New Roman"/>
-          <w:sz w:val="28"/>
+        <w:spacing w:before="120" w:after="120" w:line="240" w:lineRule="auto"/>
+        <w:ind w:left="620" w:hanging="360"/>
+        <w:jc w:val="both"/>
+        <w:rPr>
+          <w:rFonts w:ascii="Times New Roman" w:hAnsi="Times New Roman" w:cs="Times New Roman"/>
+          <w:sz w:val="28"/>
+          <w:szCs w:val="28"/>
+        </w:rPr>
+      </w:pPr>
+      <w:r>
+        <w:rPr>
+          <w:rFonts w:ascii="Times New Roman" w:eastAsia="Times New Roman" w:hAnsi="Times New Roman" w:cs="Times New Roman"/>
+          <w:sz w:val="28"/>
+          <w:szCs w:val="28"/>
         </w:rPr>
         <w:t>9.  Viết kịch bản AI phân tích cơ hội đầu tư startup trong ngành SP/DV = [___].</w:t>
       </w:r>
     </w:p>
     <w:p>
       <w:pPr>
-        <w:spacing/>
-        <w:ind w:left="620" w:hanging="360"/>
-        <w:rPr>
-          <w:rFonts w:ascii="Times New Roman" w:hAnsi="Times New Roman" w:cs="Times New Roman"/>
-          <w:sz w:val="28"/>
-          <w:szCs w:val="28"/>
-        </w:rPr>
-      </w:pPr>
-      <w:r>
-        <w:rPr>
-          <w:rFonts w:ascii="Times New Roman" w:hAnsi="Times New Roman" w:eastAsia="Times New Roman"/>
-          <w:sz w:val="28"/>
+        <w:spacing w:before="120" w:after="120" w:line="240" w:lineRule="auto"/>
+        <w:ind w:left="620" w:hanging="360"/>
+        <w:jc w:val="both"/>
+        <w:rPr>
+          <w:rFonts w:ascii="Times New Roman" w:hAnsi="Times New Roman" w:cs="Times New Roman"/>
+          <w:sz w:val="28"/>
+          <w:szCs w:val="28"/>
+        </w:rPr>
+      </w:pPr>
+      <w:r>
+        <w:rPr>
+          <w:rFonts w:ascii="Times New Roman" w:eastAsia="Times New Roman" w:hAnsi="Times New Roman" w:cs="Times New Roman"/>
+          <w:sz w:val="28"/>
+          <w:szCs w:val="28"/>
         </w:rPr>
         <w:t>10.Hãy viết kế hoạch AI cảnh báo sớm khi danh mục đầu tư gặp rủi ro.</w:t>
       </w:r>
     </w:p>
     <w:p>
       <w:pPr>
-        <w:keepNext w:val="0"/>
-        <w:keepLines w:val="0"/>
-        <w:spacing/>
+        <w:spacing w:before="120" w:after="120" w:line="240" w:lineRule="auto"/>
+        <w:jc w:val="both"/>
         <w:rPr>
           <w:rFonts w:ascii="Times New Roman" w:hAnsi="Times New Roman" w:cs="Times New Roman"/>
           <w:b/>
@@ -1079,198 +1194,218 @@
       </w:pPr>
       <w:r>
         <w:rPr>
-          <w:rFonts w:ascii="Times New Roman" w:hAnsi="Times New Roman" w:eastAsia="Times New Roman"/>
+          <w:rFonts w:ascii="Times New Roman" w:eastAsia="Times New Roman" w:hAnsi="Times New Roman" w:cs="Times New Roman"/>
           <w:b/>
           <w:sz w:val="28"/>
+          <w:szCs w:val="28"/>
         </w:rPr>
         <w:t>5. Ứng dụng AI trong Chăm sóc khách hàng (10 prompt)</w:t>
       </w:r>
     </w:p>
     <w:p>
       <w:pPr>
-        <w:spacing/>
-        <w:ind w:left="620" w:hanging="360"/>
-        <w:rPr>
-          <w:rFonts w:ascii="Times New Roman" w:hAnsi="Times New Roman" w:cs="Times New Roman"/>
-          <w:sz w:val="28"/>
-          <w:szCs w:val="28"/>
-        </w:rPr>
-      </w:pPr>
-      <w:r>
-        <w:rPr>
-          <w:rFonts w:ascii="Times New Roman" w:hAnsi="Times New Roman" w:eastAsia="Times New Roman"/>
-          <w:sz w:val="28"/>
+        <w:spacing w:before="120" w:after="120" w:line="240" w:lineRule="auto"/>
+        <w:ind w:left="620" w:hanging="360"/>
+        <w:jc w:val="both"/>
+        <w:rPr>
+          <w:rFonts w:ascii="Times New Roman" w:hAnsi="Times New Roman" w:cs="Times New Roman"/>
+          <w:sz w:val="28"/>
+          <w:szCs w:val="28"/>
+        </w:rPr>
+      </w:pPr>
+      <w:r>
+        <w:rPr>
+          <w:rFonts w:ascii="Times New Roman" w:eastAsia="Times New Roman" w:hAnsi="Times New Roman" w:cs="Times New Roman"/>
+          <w:sz w:val="28"/>
+          <w:szCs w:val="28"/>
         </w:rPr>
         <w:t>1.  Hãy viết kịch bản AI chatbot trả lời 24/7 cho khách hàng SP/DV = [___].</w:t>
       </w:r>
     </w:p>
     <w:p>
       <w:pPr>
-        <w:spacing/>
-        <w:ind w:left="620" w:hanging="360"/>
-        <w:rPr>
-          <w:rFonts w:ascii="Times New Roman" w:hAnsi="Times New Roman" w:cs="Times New Roman"/>
-          <w:sz w:val="28"/>
-          <w:szCs w:val="28"/>
-        </w:rPr>
-      </w:pPr>
-      <w:r>
-        <w:rPr>
-          <w:rFonts w:ascii="Times New Roman" w:hAnsi="Times New Roman" w:eastAsia="Times New Roman"/>
-          <w:sz w:val="28"/>
+        <w:spacing w:before="120" w:after="120" w:line="240" w:lineRule="auto"/>
+        <w:ind w:left="620" w:hanging="360"/>
+        <w:jc w:val="both"/>
+        <w:rPr>
+          <w:rFonts w:ascii="Times New Roman" w:hAnsi="Times New Roman" w:cs="Times New Roman"/>
+          <w:sz w:val="28"/>
+          <w:szCs w:val="28"/>
+        </w:rPr>
+      </w:pPr>
+      <w:r>
+        <w:rPr>
+          <w:rFonts w:ascii="Times New Roman" w:eastAsia="Times New Roman" w:hAnsi="Times New Roman" w:cs="Times New Roman"/>
+          <w:sz w:val="28"/>
+          <w:szCs w:val="28"/>
         </w:rPr>
         <w:t>2.  Soạn kế hoạch AI phân loại khách hàng theo hành vi &amp; giá trị mua hàng.</w:t>
       </w:r>
     </w:p>
     <w:p>
       <w:pPr>
-        <w:spacing/>
-        <w:ind w:left="620" w:hanging="360"/>
-        <w:rPr>
-          <w:rFonts w:ascii="Times New Roman" w:hAnsi="Times New Roman" w:cs="Times New Roman"/>
-          <w:sz w:val="28"/>
-          <w:szCs w:val="28"/>
-        </w:rPr>
-      </w:pPr>
-      <w:r>
-        <w:rPr>
-          <w:rFonts w:ascii="Times New Roman" w:hAnsi="Times New Roman" w:eastAsia="Times New Roman"/>
-          <w:sz w:val="28"/>
+        <w:spacing w:before="120" w:after="120" w:line="240" w:lineRule="auto"/>
+        <w:ind w:left="620" w:hanging="360"/>
+        <w:jc w:val="both"/>
+        <w:rPr>
+          <w:rFonts w:ascii="Times New Roman" w:hAnsi="Times New Roman" w:cs="Times New Roman"/>
+          <w:sz w:val="28"/>
+          <w:szCs w:val="28"/>
+        </w:rPr>
+      </w:pPr>
+      <w:r>
+        <w:rPr>
+          <w:rFonts w:ascii="Times New Roman" w:eastAsia="Times New Roman" w:hAnsi="Times New Roman" w:cs="Times New Roman"/>
+          <w:sz w:val="28"/>
+          <w:szCs w:val="28"/>
         </w:rPr>
         <w:t>3.  Viết chiến lược AI cá nhân hóa trải nghiệm khách hàng.</w:t>
       </w:r>
     </w:p>
     <w:p>
       <w:pPr>
-        <w:spacing/>
-        <w:ind w:left="620" w:hanging="360"/>
-        <w:rPr>
-          <w:rFonts w:ascii="Times New Roman" w:hAnsi="Times New Roman" w:cs="Times New Roman"/>
-          <w:sz w:val="28"/>
-          <w:szCs w:val="28"/>
-        </w:rPr>
-      </w:pPr>
-      <w:r>
-        <w:rPr>
-          <w:rFonts w:ascii="Times New Roman" w:hAnsi="Times New Roman" w:eastAsia="Times New Roman"/>
-          <w:sz w:val="28"/>
+        <w:spacing w:before="120" w:after="120" w:line="240" w:lineRule="auto"/>
+        <w:ind w:left="620" w:hanging="360"/>
+        <w:jc w:val="both"/>
+        <w:rPr>
+          <w:rFonts w:ascii="Times New Roman" w:hAnsi="Times New Roman" w:cs="Times New Roman"/>
+          <w:sz w:val="28"/>
+          <w:szCs w:val="28"/>
+        </w:rPr>
+      </w:pPr>
+      <w:r>
+        <w:rPr>
+          <w:rFonts w:ascii="Times New Roman" w:eastAsia="Times New Roman" w:hAnsi="Times New Roman" w:cs="Times New Roman"/>
+          <w:sz w:val="28"/>
+          <w:szCs w:val="28"/>
         </w:rPr>
         <w:t>4.  Hãy viết kịch bản AI xử lý khiếu nại khách hàng khó tính.</w:t>
       </w:r>
     </w:p>
     <w:p>
       <w:pPr>
-        <w:spacing/>
-        <w:ind w:left="620" w:hanging="360"/>
-        <w:rPr>
-          <w:rFonts w:ascii="Times New Roman" w:hAnsi="Times New Roman" w:cs="Times New Roman"/>
-          <w:sz w:val="28"/>
-          <w:szCs w:val="28"/>
-        </w:rPr>
-      </w:pPr>
-      <w:r>
-        <w:rPr>
-          <w:rFonts w:ascii="Times New Roman" w:hAnsi="Times New Roman" w:eastAsia="Times New Roman"/>
-          <w:sz w:val="28"/>
+        <w:spacing w:before="120" w:after="120" w:line="240" w:lineRule="auto"/>
+        <w:ind w:left="620" w:hanging="360"/>
+        <w:jc w:val="both"/>
+        <w:rPr>
+          <w:rFonts w:ascii="Times New Roman" w:hAnsi="Times New Roman" w:cs="Times New Roman"/>
+          <w:sz w:val="28"/>
+          <w:szCs w:val="28"/>
+        </w:rPr>
+      </w:pPr>
+      <w:r>
+        <w:rPr>
+          <w:rFonts w:ascii="Times New Roman" w:eastAsia="Times New Roman" w:hAnsi="Times New Roman" w:cs="Times New Roman"/>
+          <w:sz w:val="28"/>
+          <w:szCs w:val="28"/>
         </w:rPr>
         <w:t>5.  Soạn kế hoạch AI đo lường chỉ số hài lòng khách hàng (NPS).</w:t>
       </w:r>
     </w:p>
     <w:p>
       <w:pPr>
-        <w:spacing/>
-        <w:ind w:left="620" w:hanging="360"/>
-        <w:rPr>
-          <w:rFonts w:ascii="Times New Roman" w:hAnsi="Times New Roman" w:cs="Times New Roman"/>
-          <w:sz w:val="28"/>
-          <w:szCs w:val="28"/>
-        </w:rPr>
-      </w:pPr>
-      <w:r>
-        <w:rPr>
-          <w:rFonts w:ascii="Times New Roman" w:hAnsi="Times New Roman" w:eastAsia="Times New Roman"/>
-          <w:sz w:val="28"/>
+        <w:spacing w:before="120" w:after="120" w:line="240" w:lineRule="auto"/>
+        <w:ind w:left="620" w:hanging="360"/>
+        <w:jc w:val="both"/>
+        <w:rPr>
+          <w:rFonts w:ascii="Times New Roman" w:hAnsi="Times New Roman" w:cs="Times New Roman"/>
+          <w:sz w:val="28"/>
+          <w:szCs w:val="28"/>
+        </w:rPr>
+      </w:pPr>
+      <w:r>
+        <w:rPr>
+          <w:rFonts w:ascii="Times New Roman" w:eastAsia="Times New Roman" w:hAnsi="Times New Roman" w:cs="Times New Roman"/>
+          <w:sz w:val="28"/>
+          <w:szCs w:val="28"/>
         </w:rPr>
         <w:t>6.  Viết kịch bản AI tự động gửi thông điệp cảm ơn sau khi khách mua SP/DV = [___].</w:t>
       </w:r>
     </w:p>
     <w:p>
       <w:pPr>
-        <w:spacing/>
-        <w:ind w:left="620" w:hanging="360"/>
-        <w:rPr>
-          <w:rFonts w:ascii="Times New Roman" w:hAnsi="Times New Roman" w:cs="Times New Roman"/>
-          <w:sz w:val="28"/>
-          <w:szCs w:val="28"/>
-        </w:rPr>
-      </w:pPr>
-      <w:r>
-        <w:rPr>
-          <w:rFonts w:ascii="Times New Roman" w:hAnsi="Times New Roman" w:eastAsia="Times New Roman"/>
-          <w:sz w:val="28"/>
+        <w:spacing w:before="120" w:after="120" w:line="240" w:lineRule="auto"/>
+        <w:ind w:left="620" w:hanging="360"/>
+        <w:jc w:val="both"/>
+        <w:rPr>
+          <w:rFonts w:ascii="Times New Roman" w:hAnsi="Times New Roman" w:cs="Times New Roman"/>
+          <w:sz w:val="28"/>
+          <w:szCs w:val="28"/>
+        </w:rPr>
+      </w:pPr>
+      <w:r>
+        <w:rPr>
+          <w:rFonts w:ascii="Times New Roman" w:eastAsia="Times New Roman" w:hAnsi="Times New Roman" w:cs="Times New Roman"/>
+          <w:sz w:val="28"/>
+          <w:szCs w:val="28"/>
         </w:rPr>
         <w:t>7.  Hãy viết chiến lược AI dự đoán nhu cầu dịch vụ hậu mãi.</w:t>
       </w:r>
     </w:p>
     <w:p>
       <w:pPr>
-        <w:spacing/>
-        <w:ind w:left="620" w:hanging="360"/>
-        <w:rPr>
-          <w:rFonts w:ascii="Times New Roman" w:hAnsi="Times New Roman" w:cs="Times New Roman"/>
-          <w:sz w:val="28"/>
-          <w:szCs w:val="28"/>
-        </w:rPr>
-      </w:pPr>
-      <w:r>
-        <w:rPr>
-          <w:rFonts w:ascii="Times New Roman" w:hAnsi="Times New Roman" w:eastAsia="Times New Roman"/>
-          <w:sz w:val="28"/>
+        <w:spacing w:before="120" w:after="120" w:line="240" w:lineRule="auto"/>
+        <w:ind w:left="620" w:hanging="360"/>
+        <w:jc w:val="both"/>
+        <w:rPr>
+          <w:rFonts w:ascii="Times New Roman" w:hAnsi="Times New Roman" w:cs="Times New Roman"/>
+          <w:sz w:val="28"/>
+          <w:szCs w:val="28"/>
+        </w:rPr>
+      </w:pPr>
+      <w:r>
+        <w:rPr>
+          <w:rFonts w:ascii="Times New Roman" w:eastAsia="Times New Roman" w:hAnsi="Times New Roman" w:cs="Times New Roman"/>
+          <w:sz w:val="28"/>
+          <w:szCs w:val="28"/>
         </w:rPr>
         <w:t>8.  Soạn bảng 10 kịch bản AI tăng lòng trung thành khách hàng.</w:t>
       </w:r>
     </w:p>
     <w:p>
       <w:pPr>
-        <w:spacing/>
-        <w:ind w:left="620" w:hanging="360"/>
-        <w:rPr>
-          <w:rFonts w:ascii="Times New Roman" w:hAnsi="Times New Roman" w:cs="Times New Roman"/>
-          <w:sz w:val="28"/>
-          <w:szCs w:val="28"/>
-        </w:rPr>
-      </w:pPr>
-      <w:r>
-        <w:rPr>
-          <w:rFonts w:ascii="Times New Roman" w:hAnsi="Times New Roman" w:eastAsia="Times New Roman"/>
-          <w:sz w:val="28"/>
+        <w:spacing w:before="120" w:after="120" w:line="240" w:lineRule="auto"/>
+        <w:ind w:left="620" w:hanging="360"/>
+        <w:jc w:val="both"/>
+        <w:rPr>
+          <w:rFonts w:ascii="Times New Roman" w:hAnsi="Times New Roman" w:cs="Times New Roman"/>
+          <w:sz w:val="28"/>
+          <w:szCs w:val="28"/>
+        </w:rPr>
+      </w:pPr>
+      <w:r>
+        <w:rPr>
+          <w:rFonts w:ascii="Times New Roman" w:eastAsia="Times New Roman" w:hAnsi="Times New Roman" w:cs="Times New Roman"/>
+          <w:sz w:val="28"/>
+          <w:szCs w:val="28"/>
         </w:rPr>
         <w:t>9.  Viết hướng dẫn tích hợp AI vào hệ thống tổng đài CSKH.</w:t>
       </w:r>
     </w:p>
     <w:p>
       <w:pPr>
-        <w:spacing/>
-        <w:ind w:left="620" w:hanging="360"/>
-        <w:rPr>
-          <w:rFonts w:ascii="Times New Roman" w:hAnsi="Times New Roman" w:cs="Times New Roman"/>
-          <w:sz w:val="28"/>
-          <w:szCs w:val="28"/>
-        </w:rPr>
-      </w:pPr>
-      <w:r>
-        <w:rPr>
-          <w:rFonts w:ascii="Times New Roman" w:hAnsi="Times New Roman" w:eastAsia="Times New Roman"/>
-          <w:sz w:val="28"/>
+        <w:spacing w:before="120" w:after="120" w:line="240" w:lineRule="auto"/>
+        <w:ind w:left="620" w:hanging="360"/>
+        <w:jc w:val="both"/>
+        <w:rPr>
+          <w:rFonts w:ascii="Times New Roman" w:hAnsi="Times New Roman" w:cs="Times New Roman"/>
+          <w:sz w:val="28"/>
+          <w:szCs w:val="28"/>
+        </w:rPr>
+      </w:pPr>
+      <w:r>
+        <w:rPr>
+          <w:rFonts w:ascii="Times New Roman" w:eastAsia="Times New Roman" w:hAnsi="Times New Roman" w:cs="Times New Roman"/>
+          <w:sz w:val="28"/>
+          <w:szCs w:val="28"/>
         </w:rPr>
         <w:t>10.Hãy viết lộ trình xây dựng “AI Customer Experience” cho thương hiệu SP/DV = [___].</w:t>
       </w:r>
     </w:p>
     <w:p>
       <w:pPr>
-        <w:keepNext w:val="0"/>
-        <w:keepLines w:val="0"/>
-        <w:spacing/>
+        <w:spacing w:before="120" w:after="120" w:line="240" w:lineRule="auto"/>
+        <w:jc w:val="both"/>
         <w:rPr>
           <w:rFonts w:ascii="Times New Roman" w:hAnsi="Times New Roman" w:cs="Times New Roman"/>
           <w:b/>
@@ -1281,198 +1416,219 @@
       </w:pPr>
       <w:r>
         <w:rPr>
-          <w:rFonts w:ascii="Times New Roman" w:hAnsi="Times New Roman" w:eastAsia="Times New Roman"/>
+          <w:rFonts w:ascii="Times New Roman" w:eastAsia="Times New Roman" w:hAnsi="Times New Roman" w:cs="Times New Roman"/>
           <w:b/>
           <w:sz w:val="28"/>
+          <w:szCs w:val="28"/>
         </w:rPr>
         <w:t>6. Ứng dụng AI trong Sản xuất &amp; Vận hành (10 prompt)</w:t>
       </w:r>
     </w:p>
     <w:p>
       <w:pPr>
-        <w:spacing/>
-        <w:ind w:left="620" w:hanging="360"/>
-        <w:rPr>
-          <w:rFonts w:ascii="Times New Roman" w:hAnsi="Times New Roman" w:cs="Times New Roman"/>
-          <w:sz w:val="28"/>
-          <w:szCs w:val="28"/>
-        </w:rPr>
-      </w:pPr>
-      <w:r>
-        <w:rPr>
-          <w:rFonts w:ascii="Times New Roman" w:hAnsi="Times New Roman" w:eastAsia="Times New Roman"/>
-          <w:sz w:val="28"/>
+        <w:spacing w:before="120" w:after="120" w:line="240" w:lineRule="auto"/>
+        <w:ind w:left="620" w:hanging="360"/>
+        <w:jc w:val="both"/>
+        <w:rPr>
+          <w:rFonts w:ascii="Times New Roman" w:hAnsi="Times New Roman" w:cs="Times New Roman"/>
+          <w:sz w:val="28"/>
+          <w:szCs w:val="28"/>
+        </w:rPr>
+      </w:pPr>
+      <w:r>
+        <w:rPr>
+          <w:rFonts w:ascii="Times New Roman" w:eastAsia="Times New Roman" w:hAnsi="Times New Roman" w:cs="Times New Roman"/>
+          <w:sz w:val="28"/>
+          <w:szCs w:val="28"/>
         </w:rPr>
         <w:t>1.  Hãy viết kế hoạch ứng dụng AI để tối ưu dây chuyền sản xuất cho doanh nghiệp sản xuất SP/DV = [___].</w:t>
       </w:r>
     </w:p>
     <w:p>
       <w:pPr>
-        <w:spacing/>
-        <w:ind w:left="620" w:hanging="360"/>
-        <w:rPr>
-          <w:rFonts w:ascii="Times New Roman" w:hAnsi="Times New Roman" w:cs="Times New Roman"/>
-          <w:sz w:val="28"/>
-          <w:szCs w:val="28"/>
-        </w:rPr>
-      </w:pPr>
-      <w:r>
-        <w:rPr>
-          <w:rFonts w:ascii="Times New Roman" w:hAnsi="Times New Roman" w:eastAsia="Times New Roman"/>
-          <w:sz w:val="28"/>
-        </w:rPr>
+        <w:spacing w:before="120" w:after="120" w:line="240" w:lineRule="auto"/>
+        <w:ind w:left="620" w:hanging="360"/>
+        <w:jc w:val="both"/>
+        <w:rPr>
+          <w:rFonts w:ascii="Times New Roman" w:hAnsi="Times New Roman" w:cs="Times New Roman"/>
+          <w:sz w:val="28"/>
+          <w:szCs w:val="28"/>
+        </w:rPr>
+      </w:pPr>
+      <w:r>
+        <w:rPr>
+          <w:rFonts w:ascii="Times New Roman" w:eastAsia="Times New Roman" w:hAnsi="Times New Roman" w:cs="Times New Roman"/>
+          <w:sz w:val="28"/>
+          <w:szCs w:val="28"/>
+        </w:rPr>
+        <w:lastRenderedPageBreak/>
         <w:t>2.  Soạn chiến lược AI dự đoán bảo trì thiết bị (Predictive Maintenance) trong nhà máy.</w:t>
       </w:r>
     </w:p>
     <w:p>
       <w:pPr>
-        <w:spacing/>
-        <w:ind w:left="620" w:hanging="360"/>
-        <w:rPr>
-          <w:rFonts w:ascii="Times New Roman" w:hAnsi="Times New Roman" w:cs="Times New Roman"/>
-          <w:sz w:val="28"/>
-          <w:szCs w:val="28"/>
-        </w:rPr>
-      </w:pPr>
-      <w:r>
-        <w:rPr>
-          <w:rFonts w:ascii="Times New Roman" w:hAnsi="Times New Roman" w:eastAsia="Times New Roman"/>
-          <w:sz w:val="28"/>
+        <w:spacing w:before="120" w:after="120" w:line="240" w:lineRule="auto"/>
+        <w:ind w:left="620" w:hanging="360"/>
+        <w:jc w:val="both"/>
+        <w:rPr>
+          <w:rFonts w:ascii="Times New Roman" w:hAnsi="Times New Roman" w:cs="Times New Roman"/>
+          <w:sz w:val="28"/>
+          <w:szCs w:val="28"/>
+        </w:rPr>
+      </w:pPr>
+      <w:r>
+        <w:rPr>
+          <w:rFonts w:ascii="Times New Roman" w:eastAsia="Times New Roman" w:hAnsi="Times New Roman" w:cs="Times New Roman"/>
+          <w:sz w:val="28"/>
+          <w:szCs w:val="28"/>
         </w:rPr>
         <w:t>3.  Viết hướng dẫn dùng AI để quản lý chuỗi cung ứng SP/DV = [___].</w:t>
       </w:r>
     </w:p>
     <w:p>
       <w:pPr>
-        <w:spacing/>
-        <w:ind w:left="620" w:hanging="360"/>
-        <w:rPr>
-          <w:rFonts w:ascii="Times New Roman" w:hAnsi="Times New Roman" w:cs="Times New Roman"/>
-          <w:sz w:val="28"/>
-          <w:szCs w:val="28"/>
-        </w:rPr>
-      </w:pPr>
-      <w:r>
-        <w:rPr>
-          <w:rFonts w:ascii="Times New Roman" w:hAnsi="Times New Roman" w:eastAsia="Times New Roman"/>
-          <w:sz w:val="28"/>
+        <w:spacing w:before="120" w:after="120" w:line="240" w:lineRule="auto"/>
+        <w:ind w:left="620" w:hanging="360"/>
+        <w:jc w:val="both"/>
+        <w:rPr>
+          <w:rFonts w:ascii="Times New Roman" w:hAnsi="Times New Roman" w:cs="Times New Roman"/>
+          <w:sz w:val="28"/>
+          <w:szCs w:val="28"/>
+        </w:rPr>
+      </w:pPr>
+      <w:r>
+        <w:rPr>
+          <w:rFonts w:ascii="Times New Roman" w:eastAsia="Times New Roman" w:hAnsi="Times New Roman" w:cs="Times New Roman"/>
+          <w:sz w:val="28"/>
+          <w:szCs w:val="28"/>
         </w:rPr>
         <w:t>4.  Hãy viết kịch bản AI tối ưu quy trình đóng gói &amp; giao hàng nhanh hơn.</w:t>
       </w:r>
     </w:p>
     <w:p>
       <w:pPr>
-        <w:spacing/>
-        <w:ind w:left="620" w:hanging="360"/>
-        <w:rPr>
-          <w:rFonts w:ascii="Times New Roman" w:hAnsi="Times New Roman" w:cs="Times New Roman"/>
-          <w:sz w:val="28"/>
-          <w:szCs w:val="28"/>
-        </w:rPr>
-      </w:pPr>
-      <w:r>
-        <w:rPr>
-          <w:rFonts w:ascii="Times New Roman" w:hAnsi="Times New Roman" w:eastAsia="Times New Roman"/>
-          <w:sz w:val="28"/>
+        <w:spacing w:before="120" w:after="120" w:line="240" w:lineRule="auto"/>
+        <w:ind w:left="620" w:hanging="360"/>
+        <w:jc w:val="both"/>
+        <w:rPr>
+          <w:rFonts w:ascii="Times New Roman" w:hAnsi="Times New Roman" w:cs="Times New Roman"/>
+          <w:sz w:val="28"/>
+          <w:szCs w:val="28"/>
+        </w:rPr>
+      </w:pPr>
+      <w:r>
+        <w:rPr>
+          <w:rFonts w:ascii="Times New Roman" w:eastAsia="Times New Roman" w:hAnsi="Times New Roman" w:cs="Times New Roman"/>
+          <w:sz w:val="28"/>
+          <w:szCs w:val="28"/>
         </w:rPr>
         <w:t>5.  Soạn kế hoạch AI giảm chi phí vận hành kho hàng.</w:t>
       </w:r>
     </w:p>
     <w:p>
       <w:pPr>
-        <w:spacing/>
-        <w:ind w:left="620" w:hanging="360"/>
-        <w:rPr>
-          <w:rFonts w:ascii="Times New Roman" w:hAnsi="Times New Roman" w:cs="Times New Roman"/>
-          <w:sz w:val="28"/>
-          <w:szCs w:val="28"/>
-        </w:rPr>
-      </w:pPr>
-      <w:r>
-        <w:rPr>
-          <w:rFonts w:ascii="Times New Roman" w:hAnsi="Times New Roman" w:eastAsia="Times New Roman"/>
-          <w:sz w:val="28"/>
+        <w:spacing w:before="120" w:after="120" w:line="240" w:lineRule="auto"/>
+        <w:ind w:left="620" w:hanging="360"/>
+        <w:jc w:val="both"/>
+        <w:rPr>
+          <w:rFonts w:ascii="Times New Roman" w:hAnsi="Times New Roman" w:cs="Times New Roman"/>
+          <w:sz w:val="28"/>
+          <w:szCs w:val="28"/>
+        </w:rPr>
+      </w:pPr>
+      <w:r>
+        <w:rPr>
+          <w:rFonts w:ascii="Times New Roman" w:eastAsia="Times New Roman" w:hAnsi="Times New Roman" w:cs="Times New Roman"/>
+          <w:sz w:val="28"/>
+          <w:szCs w:val="28"/>
         </w:rPr>
         <w:t>6.  Viết chiến lược AI dự đoán nhu cầu thị trường để cân đối sản xuất.</w:t>
       </w:r>
     </w:p>
     <w:p>
       <w:pPr>
-        <w:spacing/>
-        <w:ind w:left="620" w:hanging="360"/>
-        <w:rPr>
-          <w:rFonts w:ascii="Times New Roman" w:hAnsi="Times New Roman" w:cs="Times New Roman"/>
-          <w:sz w:val="28"/>
-          <w:szCs w:val="28"/>
-        </w:rPr>
-      </w:pPr>
-      <w:r>
-        <w:rPr>
-          <w:rFonts w:ascii="Times New Roman" w:hAnsi="Times New Roman" w:eastAsia="Times New Roman"/>
-          <w:sz w:val="28"/>
+        <w:spacing w:before="120" w:after="120" w:line="240" w:lineRule="auto"/>
+        <w:ind w:left="620" w:hanging="360"/>
+        <w:jc w:val="both"/>
+        <w:rPr>
+          <w:rFonts w:ascii="Times New Roman" w:hAnsi="Times New Roman" w:cs="Times New Roman"/>
+          <w:sz w:val="28"/>
+          <w:szCs w:val="28"/>
+        </w:rPr>
+      </w:pPr>
+      <w:r>
+        <w:rPr>
+          <w:rFonts w:ascii="Times New Roman" w:eastAsia="Times New Roman" w:hAnsi="Times New Roman" w:cs="Times New Roman"/>
+          <w:sz w:val="28"/>
+          <w:szCs w:val="28"/>
         </w:rPr>
         <w:t>7.  Hãy viết hướng dẫn ứng dụng AI vào kiểm soát chất lượng sản phẩm SP/DV = [___].</w:t>
       </w:r>
     </w:p>
     <w:p>
       <w:pPr>
-        <w:spacing/>
-        <w:ind w:left="620" w:hanging="360"/>
-        <w:rPr>
-          <w:rFonts w:ascii="Times New Roman" w:hAnsi="Times New Roman" w:cs="Times New Roman"/>
-          <w:sz w:val="28"/>
-          <w:szCs w:val="28"/>
-        </w:rPr>
-      </w:pPr>
-      <w:r>
-        <w:rPr>
-          <w:rFonts w:ascii="Times New Roman" w:hAnsi="Times New Roman" w:eastAsia="Times New Roman"/>
-          <w:sz w:val="28"/>
+        <w:spacing w:before="120" w:after="120" w:line="240" w:lineRule="auto"/>
+        <w:ind w:left="620" w:hanging="360"/>
+        <w:jc w:val="both"/>
+        <w:rPr>
+          <w:rFonts w:ascii="Times New Roman" w:hAnsi="Times New Roman" w:cs="Times New Roman"/>
+          <w:sz w:val="28"/>
+          <w:szCs w:val="28"/>
+        </w:rPr>
+      </w:pPr>
+      <w:r>
+        <w:rPr>
+          <w:rFonts w:ascii="Times New Roman" w:eastAsia="Times New Roman" w:hAnsi="Times New Roman" w:cs="Times New Roman"/>
+          <w:sz w:val="28"/>
+          <w:szCs w:val="28"/>
         </w:rPr>
         <w:t>8.  Soạn kịch bản AI hỗ trợ điều phối nhân sự trong vận hành.</w:t>
       </w:r>
     </w:p>
     <w:p>
       <w:pPr>
-        <w:spacing/>
-        <w:ind w:left="620" w:hanging="360"/>
-        <w:rPr>
-          <w:rFonts w:ascii="Times New Roman" w:hAnsi="Times New Roman" w:cs="Times New Roman"/>
-          <w:sz w:val="28"/>
-          <w:szCs w:val="28"/>
-        </w:rPr>
-      </w:pPr>
-      <w:r>
-        <w:rPr>
-          <w:rFonts w:ascii="Times New Roman" w:hAnsi="Times New Roman" w:eastAsia="Times New Roman"/>
-          <w:sz w:val="28"/>
+        <w:spacing w:before="120" w:after="120" w:line="240" w:lineRule="auto"/>
+        <w:ind w:left="620" w:hanging="360"/>
+        <w:jc w:val="both"/>
+        <w:rPr>
+          <w:rFonts w:ascii="Times New Roman" w:hAnsi="Times New Roman" w:cs="Times New Roman"/>
+          <w:sz w:val="28"/>
+          <w:szCs w:val="28"/>
+        </w:rPr>
+      </w:pPr>
+      <w:r>
+        <w:rPr>
+          <w:rFonts w:ascii="Times New Roman" w:eastAsia="Times New Roman" w:hAnsi="Times New Roman" w:cs="Times New Roman"/>
+          <w:sz w:val="28"/>
+          <w:szCs w:val="28"/>
         </w:rPr>
         <w:t>9.  Viết kế hoạch dùng AI để tiết kiệm năng lượng trong hoạt động sản xuất.</w:t>
       </w:r>
     </w:p>
     <w:p>
       <w:pPr>
-        <w:spacing/>
-        <w:ind w:left="620" w:hanging="360"/>
-        <w:rPr>
-          <w:rFonts w:ascii="Times New Roman" w:hAnsi="Times New Roman" w:cs="Times New Roman"/>
-          <w:sz w:val="28"/>
-          <w:szCs w:val="28"/>
-        </w:rPr>
-      </w:pPr>
-      <w:r>
-        <w:rPr>
-          <w:rFonts w:ascii="Times New Roman" w:hAnsi="Times New Roman" w:eastAsia="Times New Roman"/>
-          <w:sz w:val="28"/>
+        <w:spacing w:before="120" w:after="120" w:line="240" w:lineRule="auto"/>
+        <w:ind w:left="620" w:hanging="360"/>
+        <w:jc w:val="both"/>
+        <w:rPr>
+          <w:rFonts w:ascii="Times New Roman" w:hAnsi="Times New Roman" w:cs="Times New Roman"/>
+          <w:sz w:val="28"/>
+          <w:szCs w:val="28"/>
+        </w:rPr>
+      </w:pPr>
+      <w:r>
+        <w:rPr>
+          <w:rFonts w:ascii="Times New Roman" w:eastAsia="Times New Roman" w:hAnsi="Times New Roman" w:cs="Times New Roman"/>
+          <w:sz w:val="28"/>
+          <w:szCs w:val="28"/>
         </w:rPr>
         <w:t>10.Hãy viết chiến lược AI mô phỏng sản xuất để giảm sai sót và tăng hiệu quả.</w:t>
       </w:r>
     </w:p>
     <w:p>
       <w:pPr>
-        <w:keepNext w:val="0"/>
-        <w:keepLines w:val="0"/>
-        <w:spacing/>
+        <w:spacing w:before="120" w:after="120" w:line="240" w:lineRule="auto"/>
+        <w:jc w:val="both"/>
         <w:rPr>
           <w:rFonts w:ascii="Times New Roman" w:hAnsi="Times New Roman" w:cs="Times New Roman"/>
           <w:b/>
@@ -1483,198 +1639,218 @@
       </w:pPr>
       <w:r>
         <w:rPr>
-          <w:rFonts w:ascii="Times New Roman" w:hAnsi="Times New Roman" w:eastAsia="Times New Roman"/>
+          <w:rFonts w:ascii="Times New Roman" w:eastAsia="Times New Roman" w:hAnsi="Times New Roman" w:cs="Times New Roman"/>
           <w:b/>
           <w:sz w:val="28"/>
+          <w:szCs w:val="28"/>
         </w:rPr>
         <w:t>7. Ứng dụng AI trong Nhân sự (10 prompt)</w:t>
       </w:r>
     </w:p>
     <w:p>
       <w:pPr>
-        <w:spacing/>
-        <w:ind w:left="620" w:hanging="360"/>
-        <w:rPr>
-          <w:rFonts w:ascii="Times New Roman" w:hAnsi="Times New Roman" w:cs="Times New Roman"/>
-          <w:sz w:val="28"/>
-          <w:szCs w:val="28"/>
-        </w:rPr>
-      </w:pPr>
-      <w:r>
-        <w:rPr>
-          <w:rFonts w:ascii="Times New Roman" w:hAnsi="Times New Roman" w:eastAsia="Times New Roman"/>
-          <w:sz w:val="28"/>
+        <w:spacing w:before="120" w:after="120" w:line="240" w:lineRule="auto"/>
+        <w:ind w:left="620" w:hanging="360"/>
+        <w:jc w:val="both"/>
+        <w:rPr>
+          <w:rFonts w:ascii="Times New Roman" w:hAnsi="Times New Roman" w:cs="Times New Roman"/>
+          <w:sz w:val="28"/>
+          <w:szCs w:val="28"/>
+        </w:rPr>
+      </w:pPr>
+      <w:r>
+        <w:rPr>
+          <w:rFonts w:ascii="Times New Roman" w:eastAsia="Times New Roman" w:hAnsi="Times New Roman" w:cs="Times New Roman"/>
+          <w:sz w:val="28"/>
+          <w:szCs w:val="28"/>
         </w:rPr>
         <w:t>1.  Hãy viết kế hoạch dùng AI để sàng lọc CV ứng viên nộp vào vị trí liên quan đến SP/DV = [___].</w:t>
       </w:r>
     </w:p>
     <w:p>
       <w:pPr>
-        <w:spacing/>
-        <w:ind w:left="620" w:hanging="360"/>
-        <w:rPr>
-          <w:rFonts w:ascii="Times New Roman" w:hAnsi="Times New Roman" w:cs="Times New Roman"/>
-          <w:sz w:val="28"/>
-          <w:szCs w:val="28"/>
-        </w:rPr>
-      </w:pPr>
-      <w:r>
-        <w:rPr>
-          <w:rFonts w:ascii="Times New Roman" w:hAnsi="Times New Roman" w:eastAsia="Times New Roman"/>
-          <w:sz w:val="28"/>
+        <w:spacing w:before="120" w:after="120" w:line="240" w:lineRule="auto"/>
+        <w:ind w:left="620" w:hanging="360"/>
+        <w:jc w:val="both"/>
+        <w:rPr>
+          <w:rFonts w:ascii="Times New Roman" w:hAnsi="Times New Roman" w:cs="Times New Roman"/>
+          <w:sz w:val="28"/>
+          <w:szCs w:val="28"/>
+        </w:rPr>
+      </w:pPr>
+      <w:r>
+        <w:rPr>
+          <w:rFonts w:ascii="Times New Roman" w:eastAsia="Times New Roman" w:hAnsi="Times New Roman" w:cs="Times New Roman"/>
+          <w:sz w:val="28"/>
+          <w:szCs w:val="28"/>
         </w:rPr>
         <w:t>2.  Soạn kịch bản AI phỏng vấn online ứng viên.</w:t>
       </w:r>
     </w:p>
     <w:p>
       <w:pPr>
-        <w:spacing/>
-        <w:ind w:left="620" w:hanging="360"/>
-        <w:rPr>
-          <w:rFonts w:ascii="Times New Roman" w:hAnsi="Times New Roman" w:cs="Times New Roman"/>
-          <w:sz w:val="28"/>
-          <w:szCs w:val="28"/>
-        </w:rPr>
-      </w:pPr>
-      <w:r>
-        <w:rPr>
-          <w:rFonts w:ascii="Times New Roman" w:hAnsi="Times New Roman" w:eastAsia="Times New Roman"/>
-          <w:sz w:val="28"/>
+        <w:spacing w:before="120" w:after="120" w:line="240" w:lineRule="auto"/>
+        <w:ind w:left="620" w:hanging="360"/>
+        <w:jc w:val="both"/>
+        <w:rPr>
+          <w:rFonts w:ascii="Times New Roman" w:hAnsi="Times New Roman" w:cs="Times New Roman"/>
+          <w:sz w:val="28"/>
+          <w:szCs w:val="28"/>
+        </w:rPr>
+      </w:pPr>
+      <w:r>
+        <w:rPr>
+          <w:rFonts w:ascii="Times New Roman" w:eastAsia="Times New Roman" w:hAnsi="Times New Roman" w:cs="Times New Roman"/>
+          <w:sz w:val="28"/>
+          <w:szCs w:val="28"/>
         </w:rPr>
         <w:t>3.  Viết chiến lược AI phân tích dữ liệu nhân sự để phát hiện nhân viên có nguy cơ nghỉ việc.</w:t>
       </w:r>
     </w:p>
     <w:p>
       <w:pPr>
-        <w:spacing/>
-        <w:ind w:left="620" w:hanging="360"/>
-        <w:rPr>
-          <w:rFonts w:ascii="Times New Roman" w:hAnsi="Times New Roman" w:cs="Times New Roman"/>
-          <w:sz w:val="28"/>
-          <w:szCs w:val="28"/>
-        </w:rPr>
-      </w:pPr>
-      <w:r>
-        <w:rPr>
-          <w:rFonts w:ascii="Times New Roman" w:hAnsi="Times New Roman" w:eastAsia="Times New Roman"/>
-          <w:sz w:val="28"/>
+        <w:spacing w:before="120" w:after="120" w:line="240" w:lineRule="auto"/>
+        <w:ind w:left="620" w:hanging="360"/>
+        <w:jc w:val="both"/>
+        <w:rPr>
+          <w:rFonts w:ascii="Times New Roman" w:hAnsi="Times New Roman" w:cs="Times New Roman"/>
+          <w:sz w:val="28"/>
+          <w:szCs w:val="28"/>
+        </w:rPr>
+      </w:pPr>
+      <w:r>
+        <w:rPr>
+          <w:rFonts w:ascii="Times New Roman" w:eastAsia="Times New Roman" w:hAnsi="Times New Roman" w:cs="Times New Roman"/>
+          <w:sz w:val="28"/>
+          <w:szCs w:val="28"/>
         </w:rPr>
         <w:t>4.  Hãy viết hướng dẫn dùng AI thiết kế lộ trình đào tạo cá nhân hóa cho nhân viên.</w:t>
       </w:r>
     </w:p>
     <w:p>
       <w:pPr>
-        <w:spacing/>
-        <w:ind w:left="620" w:hanging="360"/>
-        <w:rPr>
-          <w:rFonts w:ascii="Times New Roman" w:hAnsi="Times New Roman" w:cs="Times New Roman"/>
-          <w:sz w:val="28"/>
-          <w:szCs w:val="28"/>
-        </w:rPr>
-      </w:pPr>
-      <w:r>
-        <w:rPr>
-          <w:rFonts w:ascii="Times New Roman" w:hAnsi="Times New Roman" w:eastAsia="Times New Roman"/>
-          <w:sz w:val="28"/>
+        <w:spacing w:before="120" w:after="120" w:line="240" w:lineRule="auto"/>
+        <w:ind w:left="620" w:hanging="360"/>
+        <w:jc w:val="both"/>
+        <w:rPr>
+          <w:rFonts w:ascii="Times New Roman" w:hAnsi="Times New Roman" w:cs="Times New Roman"/>
+          <w:sz w:val="28"/>
+          <w:szCs w:val="28"/>
+        </w:rPr>
+      </w:pPr>
+      <w:r>
+        <w:rPr>
+          <w:rFonts w:ascii="Times New Roman" w:eastAsia="Times New Roman" w:hAnsi="Times New Roman" w:cs="Times New Roman"/>
+          <w:sz w:val="28"/>
+          <w:szCs w:val="28"/>
         </w:rPr>
         <w:t>5.  Soạn kế hoạch AI đánh giá hiệu quả đào tạo trong công ty.</w:t>
       </w:r>
     </w:p>
     <w:p>
       <w:pPr>
-        <w:spacing/>
-        <w:ind w:left="620" w:hanging="360"/>
-        <w:rPr>
-          <w:rFonts w:ascii="Times New Roman" w:hAnsi="Times New Roman" w:cs="Times New Roman"/>
-          <w:sz w:val="28"/>
-          <w:szCs w:val="28"/>
-        </w:rPr>
-      </w:pPr>
-      <w:r>
-        <w:rPr>
-          <w:rFonts w:ascii="Times New Roman" w:hAnsi="Times New Roman" w:eastAsia="Times New Roman"/>
-          <w:sz w:val="28"/>
+        <w:spacing w:before="120" w:after="120" w:line="240" w:lineRule="auto"/>
+        <w:ind w:left="620" w:hanging="360"/>
+        <w:jc w:val="both"/>
+        <w:rPr>
+          <w:rFonts w:ascii="Times New Roman" w:hAnsi="Times New Roman" w:cs="Times New Roman"/>
+          <w:sz w:val="28"/>
+          <w:szCs w:val="28"/>
+        </w:rPr>
+      </w:pPr>
+      <w:r>
+        <w:rPr>
+          <w:rFonts w:ascii="Times New Roman" w:eastAsia="Times New Roman" w:hAnsi="Times New Roman" w:cs="Times New Roman"/>
+          <w:sz w:val="28"/>
+          <w:szCs w:val="28"/>
         </w:rPr>
         <w:t>6.  Viết kịch bản AI giúp gợi ý tăng lương &amp; thăng chức dựa trên dữ liệu hiệu suất.</w:t>
       </w:r>
     </w:p>
     <w:p>
       <w:pPr>
-        <w:spacing/>
-        <w:ind w:left="620" w:hanging="360"/>
-        <w:rPr>
-          <w:rFonts w:ascii="Times New Roman" w:hAnsi="Times New Roman" w:cs="Times New Roman"/>
-          <w:sz w:val="28"/>
-          <w:szCs w:val="28"/>
-        </w:rPr>
-      </w:pPr>
-      <w:r>
-        <w:rPr>
-          <w:rFonts w:ascii="Times New Roman" w:hAnsi="Times New Roman" w:eastAsia="Times New Roman"/>
-          <w:sz w:val="28"/>
+        <w:spacing w:before="120" w:after="120" w:line="240" w:lineRule="auto"/>
+        <w:ind w:left="620" w:hanging="360"/>
+        <w:jc w:val="both"/>
+        <w:rPr>
+          <w:rFonts w:ascii="Times New Roman" w:hAnsi="Times New Roman" w:cs="Times New Roman"/>
+          <w:sz w:val="28"/>
+          <w:szCs w:val="28"/>
+        </w:rPr>
+      </w:pPr>
+      <w:r>
+        <w:rPr>
+          <w:rFonts w:ascii="Times New Roman" w:eastAsia="Times New Roman" w:hAnsi="Times New Roman" w:cs="Times New Roman"/>
+          <w:sz w:val="28"/>
+          <w:szCs w:val="28"/>
         </w:rPr>
         <w:t>7.  Hãy viết chiến lược AI để tạo môi trường làm việc “smart workplace”.</w:t>
       </w:r>
     </w:p>
     <w:p>
       <w:pPr>
-        <w:spacing/>
-        <w:ind w:left="620" w:hanging="360"/>
-        <w:rPr>
-          <w:rFonts w:ascii="Times New Roman" w:hAnsi="Times New Roman" w:cs="Times New Roman"/>
-          <w:sz w:val="28"/>
-          <w:szCs w:val="28"/>
-        </w:rPr>
-      </w:pPr>
-      <w:r>
-        <w:rPr>
-          <w:rFonts w:ascii="Times New Roman" w:hAnsi="Times New Roman" w:eastAsia="Times New Roman"/>
-          <w:sz w:val="28"/>
+        <w:spacing w:before="120" w:after="120" w:line="240" w:lineRule="auto"/>
+        <w:ind w:left="620" w:hanging="360"/>
+        <w:jc w:val="both"/>
+        <w:rPr>
+          <w:rFonts w:ascii="Times New Roman" w:hAnsi="Times New Roman" w:cs="Times New Roman"/>
+          <w:sz w:val="28"/>
+          <w:szCs w:val="28"/>
+        </w:rPr>
+      </w:pPr>
+      <w:r>
+        <w:rPr>
+          <w:rFonts w:ascii="Times New Roman" w:eastAsia="Times New Roman" w:hAnsi="Times New Roman" w:cs="Times New Roman"/>
+          <w:sz w:val="28"/>
+          <w:szCs w:val="28"/>
         </w:rPr>
         <w:t>8.  Soạn bảng 10 cách AI hỗ trợ quản trị nhân sự hiệu quả hơn.</w:t>
       </w:r>
     </w:p>
     <w:p>
       <w:pPr>
-        <w:spacing/>
-        <w:ind w:left="620" w:hanging="360"/>
-        <w:rPr>
-          <w:rFonts w:ascii="Times New Roman" w:hAnsi="Times New Roman" w:cs="Times New Roman"/>
-          <w:sz w:val="28"/>
-          <w:szCs w:val="28"/>
-        </w:rPr>
-      </w:pPr>
-      <w:r>
-        <w:rPr>
-          <w:rFonts w:ascii="Times New Roman" w:hAnsi="Times New Roman" w:eastAsia="Times New Roman"/>
-          <w:sz w:val="28"/>
+        <w:spacing w:before="120" w:after="120" w:line="240" w:lineRule="auto"/>
+        <w:ind w:left="620" w:hanging="360"/>
+        <w:jc w:val="both"/>
+        <w:rPr>
+          <w:rFonts w:ascii="Times New Roman" w:hAnsi="Times New Roman" w:cs="Times New Roman"/>
+          <w:sz w:val="28"/>
+          <w:szCs w:val="28"/>
+        </w:rPr>
+      </w:pPr>
+      <w:r>
+        <w:rPr>
+          <w:rFonts w:ascii="Times New Roman" w:eastAsia="Times New Roman" w:hAnsi="Times New Roman" w:cs="Times New Roman"/>
+          <w:sz w:val="28"/>
+          <w:szCs w:val="28"/>
         </w:rPr>
         <w:t>9.  Viết kịch bản AI chatbot hỗ trợ trả lời chính sách nhân sự cho nhân viên.</w:t>
       </w:r>
     </w:p>
     <w:p>
       <w:pPr>
-        <w:spacing/>
-        <w:ind w:left="620" w:hanging="360"/>
-        <w:rPr>
-          <w:rFonts w:ascii="Times New Roman" w:hAnsi="Times New Roman" w:cs="Times New Roman"/>
-          <w:sz w:val="28"/>
-          <w:szCs w:val="28"/>
-        </w:rPr>
-      </w:pPr>
-      <w:r>
-        <w:rPr>
-          <w:rFonts w:ascii="Times New Roman" w:hAnsi="Times New Roman" w:eastAsia="Times New Roman"/>
-          <w:sz w:val="28"/>
+        <w:spacing w:before="120" w:after="120" w:line="240" w:lineRule="auto"/>
+        <w:ind w:left="620" w:hanging="360"/>
+        <w:jc w:val="both"/>
+        <w:rPr>
+          <w:rFonts w:ascii="Times New Roman" w:hAnsi="Times New Roman" w:cs="Times New Roman"/>
+          <w:sz w:val="28"/>
+          <w:szCs w:val="28"/>
+        </w:rPr>
+      </w:pPr>
+      <w:r>
+        <w:rPr>
+          <w:rFonts w:ascii="Times New Roman" w:eastAsia="Times New Roman" w:hAnsi="Times New Roman" w:cs="Times New Roman"/>
+          <w:sz w:val="28"/>
+          <w:szCs w:val="28"/>
         </w:rPr>
         <w:t>10.Hãy viết kế hoạch ứng dụng AI để dự đoán nhu cầu tuyển dụng trong 12 tháng tới.</w:t>
       </w:r>
     </w:p>
     <w:p>
       <w:pPr>
-        <w:keepNext w:val="0"/>
-        <w:keepLines w:val="0"/>
-        <w:spacing/>
+        <w:spacing w:before="120" w:after="120" w:line="240" w:lineRule="auto"/>
+        <w:jc w:val="both"/>
         <w:rPr>
           <w:rFonts w:ascii="Times New Roman" w:hAnsi="Times New Roman" w:cs="Times New Roman"/>
           <w:b/>
@@ -1685,198 +1861,219 @@
       </w:pPr>
       <w:r>
         <w:rPr>
-          <w:rFonts w:ascii="Times New Roman" w:hAnsi="Times New Roman" w:eastAsia="Times New Roman"/>
+          <w:rFonts w:ascii="Times New Roman" w:eastAsia="Times New Roman" w:hAnsi="Times New Roman" w:cs="Times New Roman"/>
           <w:b/>
           <w:sz w:val="28"/>
+          <w:szCs w:val="28"/>
         </w:rPr>
         <w:t>8. Công nghệ Blockchain &amp; Web3 (10 prompt)</w:t>
       </w:r>
     </w:p>
     <w:p>
       <w:pPr>
-        <w:spacing/>
-        <w:ind w:left="620" w:hanging="360"/>
-        <w:rPr>
-          <w:rFonts w:ascii="Times New Roman" w:hAnsi="Times New Roman" w:cs="Times New Roman"/>
-          <w:sz w:val="28"/>
-          <w:szCs w:val="28"/>
-        </w:rPr>
-      </w:pPr>
-      <w:r>
-        <w:rPr>
-          <w:rFonts w:ascii="Times New Roman" w:hAnsi="Times New Roman" w:eastAsia="Times New Roman"/>
-          <w:sz w:val="28"/>
+        <w:spacing w:before="120" w:after="120" w:line="240" w:lineRule="auto"/>
+        <w:ind w:left="620" w:hanging="360"/>
+        <w:jc w:val="both"/>
+        <w:rPr>
+          <w:rFonts w:ascii="Times New Roman" w:hAnsi="Times New Roman" w:cs="Times New Roman"/>
+          <w:sz w:val="28"/>
+          <w:szCs w:val="28"/>
+        </w:rPr>
+      </w:pPr>
+      <w:r>
+        <w:rPr>
+          <w:rFonts w:ascii="Times New Roman" w:eastAsia="Times New Roman" w:hAnsi="Times New Roman" w:cs="Times New Roman"/>
+          <w:sz w:val="28"/>
+          <w:szCs w:val="28"/>
         </w:rPr>
         <w:t>1.  Hãy viết chiến lược ứng dụng blockchain để tăng tính minh bạch trong giao dịch SP/DV = [___].</w:t>
       </w:r>
     </w:p>
     <w:p>
       <w:pPr>
-        <w:spacing/>
-        <w:ind w:left="620" w:hanging="360"/>
-        <w:rPr>
-          <w:rFonts w:ascii="Times New Roman" w:hAnsi="Times New Roman" w:cs="Times New Roman"/>
-          <w:sz w:val="28"/>
-          <w:szCs w:val="28"/>
-        </w:rPr>
-      </w:pPr>
-      <w:r>
-        <w:rPr>
-          <w:rFonts w:ascii="Times New Roman" w:hAnsi="Times New Roman" w:eastAsia="Times New Roman"/>
-          <w:sz w:val="28"/>
+        <w:spacing w:before="120" w:after="120" w:line="240" w:lineRule="auto"/>
+        <w:ind w:left="620" w:hanging="360"/>
+        <w:jc w:val="both"/>
+        <w:rPr>
+          <w:rFonts w:ascii="Times New Roman" w:hAnsi="Times New Roman" w:cs="Times New Roman"/>
+          <w:sz w:val="28"/>
+          <w:szCs w:val="28"/>
+        </w:rPr>
+      </w:pPr>
+      <w:r>
+        <w:rPr>
+          <w:rFonts w:ascii="Times New Roman" w:eastAsia="Times New Roman" w:hAnsi="Times New Roman" w:cs="Times New Roman"/>
+          <w:sz w:val="28"/>
+          <w:szCs w:val="28"/>
         </w:rPr>
         <w:t>2.  Soạn kế hoạch xây dựng hệ thống thanh toán bằng crypto cho công ty SP/DV = [___].</w:t>
       </w:r>
     </w:p>
     <w:p>
       <w:pPr>
-        <w:spacing/>
-        <w:ind w:left="620" w:hanging="360"/>
-        <w:rPr>
-          <w:rFonts w:ascii="Times New Roman" w:hAnsi="Times New Roman" w:cs="Times New Roman"/>
-          <w:sz w:val="28"/>
-          <w:szCs w:val="28"/>
-        </w:rPr>
-      </w:pPr>
-      <w:r>
-        <w:rPr>
-          <w:rFonts w:ascii="Times New Roman" w:hAnsi="Times New Roman" w:eastAsia="Times New Roman"/>
-          <w:sz w:val="28"/>
+        <w:spacing w:before="120" w:after="120" w:line="240" w:lineRule="auto"/>
+        <w:ind w:left="620" w:hanging="360"/>
+        <w:jc w:val="both"/>
+        <w:rPr>
+          <w:rFonts w:ascii="Times New Roman" w:hAnsi="Times New Roman" w:cs="Times New Roman"/>
+          <w:sz w:val="28"/>
+          <w:szCs w:val="28"/>
+        </w:rPr>
+      </w:pPr>
+      <w:r>
+        <w:rPr>
+          <w:rFonts w:ascii="Times New Roman" w:eastAsia="Times New Roman" w:hAnsi="Times New Roman" w:cs="Times New Roman"/>
+          <w:sz w:val="28"/>
+          <w:szCs w:val="28"/>
         </w:rPr>
         <w:t>3.  Viết hướng dẫn ứng dụng NFT để xây dựng cộng đồng khách hàng trung thành cho SP/DV = [___].</w:t>
       </w:r>
     </w:p>
     <w:p>
       <w:pPr>
-        <w:spacing/>
-        <w:ind w:left="620" w:hanging="360"/>
-        <w:rPr>
-          <w:rFonts w:ascii="Times New Roman" w:hAnsi="Times New Roman" w:cs="Times New Roman"/>
-          <w:sz w:val="28"/>
-          <w:szCs w:val="28"/>
-        </w:rPr>
-      </w:pPr>
-      <w:r>
-        <w:rPr>
-          <w:rFonts w:ascii="Times New Roman" w:hAnsi="Times New Roman" w:eastAsia="Times New Roman"/>
-          <w:sz w:val="28"/>
+        <w:spacing w:before="120" w:after="120" w:line="240" w:lineRule="auto"/>
+        <w:ind w:left="620" w:hanging="360"/>
+        <w:jc w:val="both"/>
+        <w:rPr>
+          <w:rFonts w:ascii="Times New Roman" w:hAnsi="Times New Roman" w:cs="Times New Roman"/>
+          <w:sz w:val="28"/>
+          <w:szCs w:val="28"/>
+        </w:rPr>
+      </w:pPr>
+      <w:r>
+        <w:rPr>
+          <w:rFonts w:ascii="Times New Roman" w:eastAsia="Times New Roman" w:hAnsi="Times New Roman" w:cs="Times New Roman"/>
+          <w:sz w:val="28"/>
+          <w:szCs w:val="28"/>
         </w:rPr>
         <w:t>4.  Hãy viết kịch bản Web3 loyalty program (tích điểm blockchain) cho thương hiệu SP/DV = [___].</w:t>
       </w:r>
     </w:p>
     <w:p>
       <w:pPr>
-        <w:spacing/>
-        <w:ind w:left="620" w:hanging="360"/>
-        <w:rPr>
-          <w:rFonts w:ascii="Times New Roman" w:hAnsi="Times New Roman" w:cs="Times New Roman"/>
-          <w:sz w:val="28"/>
-          <w:szCs w:val="28"/>
-        </w:rPr>
-      </w:pPr>
-      <w:r>
-        <w:rPr>
-          <w:rFonts w:ascii="Times New Roman" w:hAnsi="Times New Roman" w:eastAsia="Times New Roman"/>
-          <w:sz w:val="28"/>
-        </w:rPr>
+        <w:spacing w:before="120" w:after="120" w:line="240" w:lineRule="auto"/>
+        <w:ind w:left="620" w:hanging="360"/>
+        <w:jc w:val="both"/>
+        <w:rPr>
+          <w:rFonts w:ascii="Times New Roman" w:hAnsi="Times New Roman" w:cs="Times New Roman"/>
+          <w:sz w:val="28"/>
+          <w:szCs w:val="28"/>
+        </w:rPr>
+      </w:pPr>
+      <w:r>
+        <w:rPr>
+          <w:rFonts w:ascii="Times New Roman" w:eastAsia="Times New Roman" w:hAnsi="Times New Roman" w:cs="Times New Roman"/>
+          <w:sz w:val="28"/>
+          <w:szCs w:val="28"/>
+        </w:rPr>
+        <w:lastRenderedPageBreak/>
         <w:t>5.  Soạn chiến lược xây dựng DAO cho cộng đồng liên quan đến SP/DV = [___].</w:t>
       </w:r>
     </w:p>
     <w:p>
       <w:pPr>
-        <w:spacing/>
-        <w:ind w:left="620" w:hanging="360"/>
-        <w:rPr>
-          <w:rFonts w:ascii="Times New Roman" w:hAnsi="Times New Roman" w:cs="Times New Roman"/>
-          <w:sz w:val="28"/>
-          <w:szCs w:val="28"/>
-        </w:rPr>
-      </w:pPr>
-      <w:r>
-        <w:rPr>
-          <w:rFonts w:ascii="Times New Roman" w:hAnsi="Times New Roman" w:eastAsia="Times New Roman"/>
-          <w:sz w:val="28"/>
+        <w:spacing w:before="120" w:after="120" w:line="240" w:lineRule="auto"/>
+        <w:ind w:left="620" w:hanging="360"/>
+        <w:jc w:val="both"/>
+        <w:rPr>
+          <w:rFonts w:ascii="Times New Roman" w:hAnsi="Times New Roman" w:cs="Times New Roman"/>
+          <w:sz w:val="28"/>
+          <w:szCs w:val="28"/>
+        </w:rPr>
+      </w:pPr>
+      <w:r>
+        <w:rPr>
+          <w:rFonts w:ascii="Times New Roman" w:eastAsia="Times New Roman" w:hAnsi="Times New Roman" w:cs="Times New Roman"/>
+          <w:sz w:val="28"/>
+          <w:szCs w:val="28"/>
         </w:rPr>
         <w:t>6.  Viết kế hoạch dùng blockchain để quản lý chuỗi cung ứng SP/DV = [___].</w:t>
       </w:r>
     </w:p>
     <w:p>
       <w:pPr>
-        <w:spacing/>
-        <w:ind w:left="620" w:hanging="360"/>
-        <w:rPr>
-          <w:rFonts w:ascii="Times New Roman" w:hAnsi="Times New Roman" w:cs="Times New Roman"/>
-          <w:sz w:val="28"/>
-          <w:szCs w:val="28"/>
-        </w:rPr>
-      </w:pPr>
-      <w:r>
-        <w:rPr>
-          <w:rFonts w:ascii="Times New Roman" w:hAnsi="Times New Roman" w:eastAsia="Times New Roman"/>
-          <w:sz w:val="28"/>
+        <w:spacing w:before="120" w:after="120" w:line="240" w:lineRule="auto"/>
+        <w:ind w:left="620" w:hanging="360"/>
+        <w:jc w:val="both"/>
+        <w:rPr>
+          <w:rFonts w:ascii="Times New Roman" w:hAnsi="Times New Roman" w:cs="Times New Roman"/>
+          <w:sz w:val="28"/>
+          <w:szCs w:val="28"/>
+        </w:rPr>
+      </w:pPr>
+      <w:r>
+        <w:rPr>
+          <w:rFonts w:ascii="Times New Roman" w:eastAsia="Times New Roman" w:hAnsi="Times New Roman" w:cs="Times New Roman"/>
+          <w:sz w:val="28"/>
+          <w:szCs w:val="28"/>
         </w:rPr>
         <w:t>7.  Hãy viết hướng dẫn phát hành token để gây quỹ cho dự án startup SP/DV = [___].</w:t>
       </w:r>
     </w:p>
     <w:p>
       <w:pPr>
-        <w:spacing/>
-        <w:ind w:left="620" w:hanging="360"/>
-        <w:rPr>
-          <w:rFonts w:ascii="Times New Roman" w:hAnsi="Times New Roman" w:cs="Times New Roman"/>
-          <w:sz w:val="28"/>
-          <w:szCs w:val="28"/>
-        </w:rPr>
-      </w:pPr>
-      <w:r>
-        <w:rPr>
-          <w:rFonts w:ascii="Times New Roman" w:hAnsi="Times New Roman" w:eastAsia="Times New Roman"/>
-          <w:sz w:val="28"/>
+        <w:spacing w:before="120" w:after="120" w:line="240" w:lineRule="auto"/>
+        <w:ind w:left="620" w:hanging="360"/>
+        <w:jc w:val="both"/>
+        <w:rPr>
+          <w:rFonts w:ascii="Times New Roman" w:hAnsi="Times New Roman" w:cs="Times New Roman"/>
+          <w:sz w:val="28"/>
+          <w:szCs w:val="28"/>
+        </w:rPr>
+      </w:pPr>
+      <w:r>
+        <w:rPr>
+          <w:rFonts w:ascii="Times New Roman" w:eastAsia="Times New Roman" w:hAnsi="Times New Roman" w:cs="Times New Roman"/>
+          <w:sz w:val="28"/>
+          <w:szCs w:val="28"/>
         </w:rPr>
         <w:t>8.  Soạn chiến lược kết hợp NFT + Metaverse để quảng bá thương hiệu SP/DV = [___].</w:t>
       </w:r>
     </w:p>
     <w:p>
       <w:pPr>
-        <w:spacing/>
-        <w:ind w:left="620" w:hanging="360"/>
-        <w:rPr>
-          <w:rFonts w:ascii="Times New Roman" w:hAnsi="Times New Roman" w:cs="Times New Roman"/>
-          <w:sz w:val="28"/>
-          <w:szCs w:val="28"/>
-        </w:rPr>
-      </w:pPr>
-      <w:r>
-        <w:rPr>
-          <w:rFonts w:ascii="Times New Roman" w:hAnsi="Times New Roman" w:eastAsia="Times New Roman"/>
-          <w:sz w:val="28"/>
+        <w:spacing w:before="120" w:after="120" w:line="240" w:lineRule="auto"/>
+        <w:ind w:left="620" w:hanging="360"/>
+        <w:jc w:val="both"/>
+        <w:rPr>
+          <w:rFonts w:ascii="Times New Roman" w:hAnsi="Times New Roman" w:cs="Times New Roman"/>
+          <w:sz w:val="28"/>
+          <w:szCs w:val="28"/>
+        </w:rPr>
+      </w:pPr>
+      <w:r>
+        <w:rPr>
+          <w:rFonts w:ascii="Times New Roman" w:eastAsia="Times New Roman" w:hAnsi="Times New Roman" w:cs="Times New Roman"/>
+          <w:sz w:val="28"/>
+          <w:szCs w:val="28"/>
         </w:rPr>
         <w:t>9.  Viết kịch bản blockchain ứng dụng trong bảo mật dữ liệu khách hàng.</w:t>
       </w:r>
     </w:p>
     <w:p>
       <w:pPr>
-        <w:spacing/>
-        <w:ind w:left="620" w:hanging="360"/>
-        <w:rPr>
-          <w:rFonts w:ascii="Times New Roman" w:hAnsi="Times New Roman" w:cs="Times New Roman"/>
-          <w:sz w:val="28"/>
-          <w:szCs w:val="28"/>
-        </w:rPr>
-      </w:pPr>
-      <w:r>
-        <w:rPr>
-          <w:rFonts w:ascii="Times New Roman" w:hAnsi="Times New Roman" w:eastAsia="Times New Roman"/>
-          <w:sz w:val="28"/>
+        <w:spacing w:before="120" w:after="120" w:line="240" w:lineRule="auto"/>
+        <w:ind w:left="620" w:hanging="360"/>
+        <w:jc w:val="both"/>
+        <w:rPr>
+          <w:rFonts w:ascii="Times New Roman" w:hAnsi="Times New Roman" w:cs="Times New Roman"/>
+          <w:sz w:val="28"/>
+          <w:szCs w:val="28"/>
+        </w:rPr>
+      </w:pPr>
+      <w:r>
+        <w:rPr>
+          <w:rFonts w:ascii="Times New Roman" w:eastAsia="Times New Roman" w:hAnsi="Times New Roman" w:cs="Times New Roman"/>
+          <w:sz w:val="28"/>
+          <w:szCs w:val="28"/>
         </w:rPr>
         <w:t>10.Hãy viết kế hoạch tạo dự án Web3 mang lại giá trị lâu dài cho cộng đồng SP/DV = [___].</w:t>
       </w:r>
     </w:p>
     <w:p>
       <w:pPr>
-        <w:keepNext w:val="0"/>
-        <w:keepLines w:val="0"/>
-        <w:spacing/>
+        <w:spacing w:before="120" w:after="120" w:line="240" w:lineRule="auto"/>
+        <w:jc w:val="both"/>
         <w:rPr>
           <w:rFonts w:ascii="Times New Roman" w:hAnsi="Times New Roman" w:cs="Times New Roman"/>
           <w:b/>
@@ -1887,198 +2084,218 @@
       </w:pPr>
       <w:r>
         <w:rPr>
-          <w:rFonts w:ascii="Times New Roman" w:hAnsi="Times New Roman" w:eastAsia="Times New Roman"/>
+          <w:rFonts w:ascii="Times New Roman" w:eastAsia="Times New Roman" w:hAnsi="Times New Roman" w:cs="Times New Roman"/>
           <w:b/>
           <w:sz w:val="28"/>
+          <w:szCs w:val="28"/>
         </w:rPr>
         <w:t>9. Tự động hóa (Automation) (10 prompt)</w:t>
       </w:r>
     </w:p>
     <w:p>
       <w:pPr>
-        <w:spacing/>
-        <w:ind w:left="620" w:hanging="360"/>
-        <w:rPr>
-          <w:rFonts w:ascii="Times New Roman" w:hAnsi="Times New Roman" w:cs="Times New Roman"/>
-          <w:sz w:val="28"/>
-          <w:szCs w:val="28"/>
-        </w:rPr>
-      </w:pPr>
-      <w:r>
-        <w:rPr>
-          <w:rFonts w:ascii="Times New Roman" w:hAnsi="Times New Roman" w:eastAsia="Times New Roman"/>
-          <w:sz w:val="28"/>
+        <w:spacing w:before="120" w:after="120" w:line="240" w:lineRule="auto"/>
+        <w:ind w:left="620" w:hanging="360"/>
+        <w:jc w:val="both"/>
+        <w:rPr>
+          <w:rFonts w:ascii="Times New Roman" w:hAnsi="Times New Roman" w:cs="Times New Roman"/>
+          <w:sz w:val="28"/>
+          <w:szCs w:val="28"/>
+        </w:rPr>
+      </w:pPr>
+      <w:r>
+        <w:rPr>
+          <w:rFonts w:ascii="Times New Roman" w:eastAsia="Times New Roman" w:hAnsi="Times New Roman" w:cs="Times New Roman"/>
+          <w:sz w:val="28"/>
+          <w:szCs w:val="28"/>
         </w:rPr>
         <w:t>1.  Hãy viết kế hoạch tự động hóa toàn bộ quy trình bán hàng cho SP/DV = [___].</w:t>
       </w:r>
     </w:p>
     <w:p>
       <w:pPr>
-        <w:spacing/>
-        <w:ind w:left="620" w:hanging="360"/>
-        <w:rPr>
-          <w:rFonts w:ascii="Times New Roman" w:hAnsi="Times New Roman" w:cs="Times New Roman"/>
-          <w:sz w:val="28"/>
-          <w:szCs w:val="28"/>
-        </w:rPr>
-      </w:pPr>
-      <w:r>
-        <w:rPr>
-          <w:rFonts w:ascii="Times New Roman" w:hAnsi="Times New Roman" w:eastAsia="Times New Roman"/>
-          <w:sz w:val="28"/>
+        <w:spacing w:before="120" w:after="120" w:line="240" w:lineRule="auto"/>
+        <w:ind w:left="620" w:hanging="360"/>
+        <w:jc w:val="both"/>
+        <w:rPr>
+          <w:rFonts w:ascii="Times New Roman" w:hAnsi="Times New Roman" w:cs="Times New Roman"/>
+          <w:sz w:val="28"/>
+          <w:szCs w:val="28"/>
+        </w:rPr>
+      </w:pPr>
+      <w:r>
+        <w:rPr>
+          <w:rFonts w:ascii="Times New Roman" w:eastAsia="Times New Roman" w:hAnsi="Times New Roman" w:cs="Times New Roman"/>
+          <w:sz w:val="28"/>
+          <w:szCs w:val="28"/>
         </w:rPr>
         <w:t>2.  Soạn hướng dẫn dùng Zapier/Make để kết nối các công cụ marketing cho SP/DV = [___].</w:t>
       </w:r>
     </w:p>
     <w:p>
       <w:pPr>
-        <w:spacing/>
-        <w:ind w:left="620" w:hanging="360"/>
-        <w:rPr>
-          <w:rFonts w:ascii="Times New Roman" w:hAnsi="Times New Roman" w:cs="Times New Roman"/>
-          <w:sz w:val="28"/>
-          <w:szCs w:val="28"/>
-        </w:rPr>
-      </w:pPr>
-      <w:r>
-        <w:rPr>
-          <w:rFonts w:ascii="Times New Roman" w:hAnsi="Times New Roman" w:eastAsia="Times New Roman"/>
-          <w:sz w:val="28"/>
+        <w:spacing w:before="120" w:after="120" w:line="240" w:lineRule="auto"/>
+        <w:ind w:left="620" w:hanging="360"/>
+        <w:jc w:val="both"/>
+        <w:rPr>
+          <w:rFonts w:ascii="Times New Roman" w:hAnsi="Times New Roman" w:cs="Times New Roman"/>
+          <w:sz w:val="28"/>
+          <w:szCs w:val="28"/>
+        </w:rPr>
+      </w:pPr>
+      <w:r>
+        <w:rPr>
+          <w:rFonts w:ascii="Times New Roman" w:eastAsia="Times New Roman" w:hAnsi="Times New Roman" w:cs="Times New Roman"/>
+          <w:sz w:val="28"/>
+          <w:szCs w:val="28"/>
         </w:rPr>
         <w:t>3.  Viết chiến lược thiết lập funnel bán hàng tự động từ quảng cáo → landing page → chốt đơn.</w:t>
       </w:r>
     </w:p>
     <w:p>
       <w:pPr>
-        <w:spacing/>
-        <w:ind w:left="620" w:hanging="360"/>
-        <w:rPr>
-          <w:rFonts w:ascii="Times New Roman" w:hAnsi="Times New Roman" w:cs="Times New Roman"/>
-          <w:sz w:val="28"/>
-          <w:szCs w:val="28"/>
-        </w:rPr>
-      </w:pPr>
-      <w:r>
-        <w:rPr>
-          <w:rFonts w:ascii="Times New Roman" w:hAnsi="Times New Roman" w:eastAsia="Times New Roman"/>
-          <w:sz w:val="28"/>
+        <w:spacing w:before="120" w:after="120" w:line="240" w:lineRule="auto"/>
+        <w:ind w:left="620" w:hanging="360"/>
+        <w:jc w:val="both"/>
+        <w:rPr>
+          <w:rFonts w:ascii="Times New Roman" w:hAnsi="Times New Roman" w:cs="Times New Roman"/>
+          <w:sz w:val="28"/>
+          <w:szCs w:val="28"/>
+        </w:rPr>
+      </w:pPr>
+      <w:r>
+        <w:rPr>
+          <w:rFonts w:ascii="Times New Roman" w:eastAsia="Times New Roman" w:hAnsi="Times New Roman" w:cs="Times New Roman"/>
+          <w:sz w:val="28"/>
+          <w:szCs w:val="28"/>
         </w:rPr>
         <w:t>4.  Hãy viết kế hoạch xây dựng hệ thống email automation nurturing khách hàng tiềm năng.</w:t>
       </w:r>
     </w:p>
     <w:p>
       <w:pPr>
-        <w:spacing/>
-        <w:ind w:left="620" w:hanging="360"/>
-        <w:rPr>
-          <w:rFonts w:ascii="Times New Roman" w:hAnsi="Times New Roman" w:cs="Times New Roman"/>
-          <w:sz w:val="28"/>
-          <w:szCs w:val="28"/>
-        </w:rPr>
-      </w:pPr>
-      <w:r>
-        <w:rPr>
-          <w:rFonts w:ascii="Times New Roman" w:hAnsi="Times New Roman" w:eastAsia="Times New Roman"/>
-          <w:sz w:val="28"/>
+        <w:spacing w:before="120" w:after="120" w:line="240" w:lineRule="auto"/>
+        <w:ind w:left="620" w:hanging="360"/>
+        <w:jc w:val="both"/>
+        <w:rPr>
+          <w:rFonts w:ascii="Times New Roman" w:hAnsi="Times New Roman" w:cs="Times New Roman"/>
+          <w:sz w:val="28"/>
+          <w:szCs w:val="28"/>
+        </w:rPr>
+      </w:pPr>
+      <w:r>
+        <w:rPr>
+          <w:rFonts w:ascii="Times New Roman" w:eastAsia="Times New Roman" w:hAnsi="Times New Roman" w:cs="Times New Roman"/>
+          <w:sz w:val="28"/>
+          <w:szCs w:val="28"/>
         </w:rPr>
         <w:t>5.  Soạn bảng 10 cách automation giúp tiết kiệm 50% thời gian quản lý.</w:t>
       </w:r>
     </w:p>
     <w:p>
       <w:pPr>
-        <w:spacing/>
-        <w:ind w:left="620" w:hanging="360"/>
-        <w:rPr>
-          <w:rFonts w:ascii="Times New Roman" w:hAnsi="Times New Roman" w:cs="Times New Roman"/>
-          <w:sz w:val="28"/>
-          <w:szCs w:val="28"/>
-        </w:rPr>
-      </w:pPr>
-      <w:r>
-        <w:rPr>
-          <w:rFonts w:ascii="Times New Roman" w:hAnsi="Times New Roman" w:eastAsia="Times New Roman"/>
-          <w:sz w:val="28"/>
+        <w:spacing w:before="120" w:after="120" w:line="240" w:lineRule="auto"/>
+        <w:ind w:left="620" w:hanging="360"/>
+        <w:jc w:val="both"/>
+        <w:rPr>
+          <w:rFonts w:ascii="Times New Roman" w:hAnsi="Times New Roman" w:cs="Times New Roman"/>
+          <w:sz w:val="28"/>
+          <w:szCs w:val="28"/>
+        </w:rPr>
+      </w:pPr>
+      <w:r>
+        <w:rPr>
+          <w:rFonts w:ascii="Times New Roman" w:eastAsia="Times New Roman" w:hAnsi="Times New Roman" w:cs="Times New Roman"/>
+          <w:sz w:val="28"/>
+          <w:szCs w:val="28"/>
         </w:rPr>
         <w:t>6.  Viết hướng dẫn dùng RPA (Robotic Process Automation) trong doanh nghiệp.</w:t>
       </w:r>
     </w:p>
     <w:p>
       <w:pPr>
-        <w:spacing/>
-        <w:ind w:left="620" w:hanging="360"/>
-        <w:rPr>
-          <w:rFonts w:ascii="Times New Roman" w:hAnsi="Times New Roman" w:cs="Times New Roman"/>
-          <w:sz w:val="28"/>
-          <w:szCs w:val="28"/>
-        </w:rPr>
-      </w:pPr>
-      <w:r>
-        <w:rPr>
-          <w:rFonts w:ascii="Times New Roman" w:hAnsi="Times New Roman" w:eastAsia="Times New Roman"/>
-          <w:sz w:val="28"/>
+        <w:spacing w:before="120" w:after="120" w:line="240" w:lineRule="auto"/>
+        <w:ind w:left="620" w:hanging="360"/>
+        <w:jc w:val="both"/>
+        <w:rPr>
+          <w:rFonts w:ascii="Times New Roman" w:hAnsi="Times New Roman" w:cs="Times New Roman"/>
+          <w:sz w:val="28"/>
+          <w:szCs w:val="28"/>
+        </w:rPr>
+      </w:pPr>
+      <w:r>
+        <w:rPr>
+          <w:rFonts w:ascii="Times New Roman" w:eastAsia="Times New Roman" w:hAnsi="Times New Roman" w:cs="Times New Roman"/>
+          <w:sz w:val="28"/>
+          <w:szCs w:val="28"/>
         </w:rPr>
         <w:t>7.  Hãy viết kế hoạch automation trong quản lý hợp đồng &amp; giấy tờ công ty.</w:t>
       </w:r>
     </w:p>
     <w:p>
       <w:pPr>
-        <w:spacing/>
-        <w:ind w:left="620" w:hanging="360"/>
-        <w:rPr>
-          <w:rFonts w:ascii="Times New Roman" w:hAnsi="Times New Roman" w:cs="Times New Roman"/>
-          <w:sz w:val="28"/>
-          <w:szCs w:val="28"/>
-        </w:rPr>
-      </w:pPr>
-      <w:r>
-        <w:rPr>
-          <w:rFonts w:ascii="Times New Roman" w:hAnsi="Times New Roman" w:eastAsia="Times New Roman"/>
-          <w:sz w:val="28"/>
+        <w:spacing w:before="120" w:after="120" w:line="240" w:lineRule="auto"/>
+        <w:ind w:left="620" w:hanging="360"/>
+        <w:jc w:val="both"/>
+        <w:rPr>
+          <w:rFonts w:ascii="Times New Roman" w:hAnsi="Times New Roman" w:cs="Times New Roman"/>
+          <w:sz w:val="28"/>
+          <w:szCs w:val="28"/>
+        </w:rPr>
+      </w:pPr>
+      <w:r>
+        <w:rPr>
+          <w:rFonts w:ascii="Times New Roman" w:eastAsia="Times New Roman" w:hAnsi="Times New Roman" w:cs="Times New Roman"/>
+          <w:sz w:val="28"/>
+          <w:szCs w:val="28"/>
         </w:rPr>
         <w:t>8.  Soạn chiến lược kết hợp AI + automation để chăm sóc khách hàng.</w:t>
       </w:r>
     </w:p>
     <w:p>
       <w:pPr>
-        <w:spacing/>
-        <w:ind w:left="620" w:hanging="360"/>
-        <w:rPr>
-          <w:rFonts w:ascii="Times New Roman" w:hAnsi="Times New Roman" w:cs="Times New Roman"/>
-          <w:sz w:val="28"/>
-          <w:szCs w:val="28"/>
-        </w:rPr>
-      </w:pPr>
-      <w:r>
-        <w:rPr>
-          <w:rFonts w:ascii="Times New Roman" w:hAnsi="Times New Roman" w:eastAsia="Times New Roman"/>
-          <w:sz w:val="28"/>
+        <w:spacing w:before="120" w:after="120" w:line="240" w:lineRule="auto"/>
+        <w:ind w:left="620" w:hanging="360"/>
+        <w:jc w:val="both"/>
+        <w:rPr>
+          <w:rFonts w:ascii="Times New Roman" w:hAnsi="Times New Roman" w:cs="Times New Roman"/>
+          <w:sz w:val="28"/>
+          <w:szCs w:val="28"/>
+        </w:rPr>
+      </w:pPr>
+      <w:r>
+        <w:rPr>
+          <w:rFonts w:ascii="Times New Roman" w:eastAsia="Times New Roman" w:hAnsi="Times New Roman" w:cs="Times New Roman"/>
+          <w:sz w:val="28"/>
+          <w:szCs w:val="28"/>
         </w:rPr>
         <w:t>9.  Viết kịch bản workflow tự động hóa bán hàng online cho SP/DV = [___].</w:t>
       </w:r>
     </w:p>
     <w:p>
       <w:pPr>
-        <w:spacing/>
-        <w:ind w:left="620" w:hanging="360"/>
-        <w:rPr>
-          <w:rFonts w:ascii="Times New Roman" w:hAnsi="Times New Roman" w:cs="Times New Roman"/>
-          <w:sz w:val="28"/>
-          <w:szCs w:val="28"/>
-        </w:rPr>
-      </w:pPr>
-      <w:r>
-        <w:rPr>
-          <w:rFonts w:ascii="Times New Roman" w:hAnsi="Times New Roman" w:eastAsia="Times New Roman"/>
-          <w:sz w:val="28"/>
+        <w:spacing w:before="120" w:after="120" w:line="240" w:lineRule="auto"/>
+        <w:ind w:left="620" w:hanging="360"/>
+        <w:jc w:val="both"/>
+        <w:rPr>
+          <w:rFonts w:ascii="Times New Roman" w:hAnsi="Times New Roman" w:cs="Times New Roman"/>
+          <w:sz w:val="28"/>
+          <w:szCs w:val="28"/>
+        </w:rPr>
+      </w:pPr>
+      <w:r>
+        <w:rPr>
+          <w:rFonts w:ascii="Times New Roman" w:eastAsia="Times New Roman" w:hAnsi="Times New Roman" w:cs="Times New Roman"/>
+          <w:sz w:val="28"/>
+          <w:szCs w:val="28"/>
         </w:rPr>
         <w:t>10.Hãy viết kế hoạch tự động hóa báo cáo tài chính hàng tuần.</w:t>
       </w:r>
     </w:p>
     <w:p>
       <w:pPr>
-        <w:keepNext w:val="0"/>
-        <w:keepLines w:val="0"/>
-        <w:spacing/>
+        <w:spacing w:before="120" w:after="120" w:line="240" w:lineRule="auto"/>
+        <w:jc w:val="both"/>
         <w:rPr>
           <w:rFonts w:ascii="Times New Roman" w:hAnsi="Times New Roman" w:cs="Times New Roman"/>
           <w:b/>
@@ -2089,189 +2306,211 @@
       </w:pPr>
       <w:r>
         <w:rPr>
-          <w:rFonts w:ascii="Times New Roman" w:hAnsi="Times New Roman" w:eastAsia="Times New Roman"/>
+          <w:rFonts w:ascii="Times New Roman" w:eastAsia="Times New Roman" w:hAnsi="Times New Roman" w:cs="Times New Roman"/>
           <w:b/>
           <w:sz w:val="28"/>
+          <w:szCs w:val="28"/>
         </w:rPr>
         <w:t>10. Xu hướng &amp; Truyền cảm hứng công nghệ (10 prompt)</w:t>
       </w:r>
     </w:p>
     <w:p>
       <w:pPr>
-        <w:spacing/>
-        <w:ind w:left="620" w:hanging="360"/>
-        <w:rPr>
-          <w:rFonts w:ascii="Times New Roman" w:hAnsi="Times New Roman" w:cs="Times New Roman"/>
-          <w:sz w:val="28"/>
-          <w:szCs w:val="28"/>
-        </w:rPr>
-      </w:pPr>
-      <w:r>
-        <w:rPr>
-          <w:rFonts w:ascii="Times New Roman" w:hAnsi="Times New Roman" w:eastAsia="Times New Roman"/>
-          <w:sz w:val="28"/>
+        <w:spacing w:before="120" w:after="120" w:line="240" w:lineRule="auto"/>
+        <w:ind w:left="620" w:hanging="360"/>
+        <w:jc w:val="both"/>
+        <w:rPr>
+          <w:rFonts w:ascii="Times New Roman" w:hAnsi="Times New Roman" w:cs="Times New Roman"/>
+          <w:sz w:val="28"/>
+          <w:szCs w:val="28"/>
+        </w:rPr>
+      </w:pPr>
+      <w:r>
+        <w:rPr>
+          <w:rFonts w:ascii="Times New Roman" w:eastAsia="Times New Roman" w:hAnsi="Times New Roman" w:cs="Times New Roman"/>
+          <w:sz w:val="28"/>
+          <w:szCs w:val="28"/>
         </w:rPr>
         <w:t>1.  Hãy viết bài blog phân tích 10 xu hướng AI nổi bật năm 2025.</w:t>
       </w:r>
     </w:p>
     <w:p>
       <w:pPr>
-        <w:spacing/>
-        <w:ind w:left="620" w:hanging="360"/>
-        <w:rPr>
-          <w:rFonts w:ascii="Times New Roman" w:hAnsi="Times New Roman" w:cs="Times New Roman"/>
-          <w:sz w:val="28"/>
-          <w:szCs w:val="28"/>
-        </w:rPr>
-      </w:pPr>
-      <w:r>
-        <w:rPr>
-          <w:rFonts w:ascii="Times New Roman" w:hAnsi="Times New Roman" w:eastAsia="Times New Roman"/>
-          <w:sz w:val="28"/>
+        <w:spacing w:before="120" w:after="120" w:line="240" w:lineRule="auto"/>
+        <w:ind w:left="620" w:hanging="360"/>
+        <w:jc w:val="both"/>
+        <w:rPr>
+          <w:rFonts w:ascii="Times New Roman" w:hAnsi="Times New Roman" w:cs="Times New Roman"/>
+          <w:sz w:val="28"/>
+          <w:szCs w:val="28"/>
+        </w:rPr>
+      </w:pPr>
+      <w:r>
+        <w:rPr>
+          <w:rFonts w:ascii="Times New Roman" w:eastAsia="Times New Roman" w:hAnsi="Times New Roman" w:cs="Times New Roman"/>
+          <w:sz w:val="28"/>
+          <w:szCs w:val="28"/>
         </w:rPr>
         <w:t>2.  Soạn kịch bản TED Talk 10 phút về tác động của AI đến doanh nghiệp vừa và nhỏ.</w:t>
       </w:r>
     </w:p>
     <w:p>
       <w:pPr>
-        <w:spacing/>
-        <w:ind w:left="620" w:hanging="360"/>
-        <w:rPr>
-          <w:rFonts w:ascii="Times New Roman" w:hAnsi="Times New Roman" w:cs="Times New Roman"/>
-          <w:sz w:val="28"/>
-          <w:szCs w:val="28"/>
-        </w:rPr>
-      </w:pPr>
-      <w:r>
-        <w:rPr>
-          <w:rFonts w:ascii="Times New Roman" w:hAnsi="Times New Roman" w:eastAsia="Times New Roman"/>
-          <w:sz w:val="28"/>
+        <w:spacing w:before="120" w:after="120" w:line="240" w:lineRule="auto"/>
+        <w:ind w:left="620" w:hanging="360"/>
+        <w:jc w:val="both"/>
+        <w:rPr>
+          <w:rFonts w:ascii="Times New Roman" w:hAnsi="Times New Roman" w:cs="Times New Roman"/>
+          <w:sz w:val="28"/>
+          <w:szCs w:val="28"/>
+        </w:rPr>
+      </w:pPr>
+      <w:r>
+        <w:rPr>
+          <w:rFonts w:ascii="Times New Roman" w:eastAsia="Times New Roman" w:hAnsi="Times New Roman" w:cs="Times New Roman"/>
+          <w:sz w:val="28"/>
+          <w:szCs w:val="28"/>
         </w:rPr>
         <w:t>3.  Viết bài phân tích cơ hội &amp; thách thức khi doanh nghiệp ứng dụng Web3.</w:t>
       </w:r>
     </w:p>
     <w:p>
       <w:pPr>
-        <w:spacing/>
-        <w:ind w:left="620" w:hanging="360"/>
-        <w:rPr>
-          <w:rFonts w:ascii="Times New Roman" w:hAnsi="Times New Roman" w:cs="Times New Roman"/>
-          <w:sz w:val="28"/>
-          <w:szCs w:val="28"/>
-        </w:rPr>
-      </w:pPr>
-      <w:r>
-        <w:rPr>
-          <w:rFonts w:ascii="Times New Roman" w:hAnsi="Times New Roman" w:eastAsia="Times New Roman"/>
-          <w:sz w:val="28"/>
+        <w:spacing w:before="120" w:after="120" w:line="240" w:lineRule="auto"/>
+        <w:ind w:left="620" w:hanging="360"/>
+        <w:jc w:val="both"/>
+        <w:rPr>
+          <w:rFonts w:ascii="Times New Roman" w:hAnsi="Times New Roman" w:cs="Times New Roman"/>
+          <w:sz w:val="28"/>
+          <w:szCs w:val="28"/>
+        </w:rPr>
+      </w:pPr>
+      <w:r>
+        <w:rPr>
+          <w:rFonts w:ascii="Times New Roman" w:eastAsia="Times New Roman" w:hAnsi="Times New Roman" w:cs="Times New Roman"/>
+          <w:sz w:val="28"/>
+          <w:szCs w:val="28"/>
         </w:rPr>
         <w:t>4.  Hãy viết kịch bản podcast 15 phút về “AI thay đổi cách chúng ta kinh doanh”.</w:t>
       </w:r>
     </w:p>
     <w:p>
       <w:pPr>
-        <w:spacing/>
-        <w:ind w:left="620" w:hanging="360"/>
-        <w:rPr>
-          <w:rFonts w:ascii="Times New Roman" w:hAnsi="Times New Roman" w:cs="Times New Roman"/>
-          <w:sz w:val="28"/>
-          <w:szCs w:val="28"/>
-        </w:rPr>
-      </w:pPr>
-      <w:r>
-        <w:rPr>
-          <w:rFonts w:ascii="Times New Roman" w:hAnsi="Times New Roman" w:eastAsia="Times New Roman"/>
-          <w:sz w:val="28"/>
+        <w:spacing w:before="120" w:after="120" w:line="240" w:lineRule="auto"/>
+        <w:ind w:left="620" w:hanging="360"/>
+        <w:jc w:val="both"/>
+        <w:rPr>
+          <w:rFonts w:ascii="Times New Roman" w:hAnsi="Times New Roman" w:cs="Times New Roman"/>
+          <w:sz w:val="28"/>
+          <w:szCs w:val="28"/>
+        </w:rPr>
+      </w:pPr>
+      <w:r>
+        <w:rPr>
+          <w:rFonts w:ascii="Times New Roman" w:eastAsia="Times New Roman" w:hAnsi="Times New Roman" w:cs="Times New Roman"/>
+          <w:sz w:val="28"/>
+          <w:szCs w:val="28"/>
         </w:rPr>
         <w:t>5.  Soạn danh sách 20 công cụ AI miễn phí giúp doanh nghiệp tăng năng suất.</w:t>
       </w:r>
     </w:p>
     <w:p>
       <w:pPr>
-        <w:spacing/>
-        <w:ind w:left="620" w:hanging="360"/>
-        <w:rPr>
-          <w:rFonts w:ascii="Times New Roman" w:hAnsi="Times New Roman" w:cs="Times New Roman"/>
-          <w:sz w:val="28"/>
-          <w:szCs w:val="28"/>
-        </w:rPr>
-      </w:pPr>
-      <w:r>
-        <w:rPr>
-          <w:rFonts w:ascii="Times New Roman" w:hAnsi="Times New Roman" w:eastAsia="Times New Roman"/>
-          <w:sz w:val="28"/>
+        <w:spacing w:before="120" w:after="120" w:line="240" w:lineRule="auto"/>
+        <w:ind w:left="620" w:hanging="360"/>
+        <w:jc w:val="both"/>
+        <w:rPr>
+          <w:rFonts w:ascii="Times New Roman" w:hAnsi="Times New Roman" w:cs="Times New Roman"/>
+          <w:sz w:val="28"/>
+          <w:szCs w:val="28"/>
+        </w:rPr>
+      </w:pPr>
+      <w:r>
+        <w:rPr>
+          <w:rFonts w:ascii="Times New Roman" w:eastAsia="Times New Roman" w:hAnsi="Times New Roman" w:cs="Times New Roman"/>
+          <w:sz w:val="28"/>
+          <w:szCs w:val="28"/>
         </w:rPr>
         <w:t>6.  Viết bài blog chia sẻ 5 câu chuyện thành công từ ứng dụng AI trong kinh doanh.</w:t>
       </w:r>
     </w:p>
     <w:p>
       <w:pPr>
-        <w:spacing/>
-        <w:ind w:left="620" w:hanging="360"/>
-        <w:rPr>
-          <w:rFonts w:ascii="Times New Roman" w:hAnsi="Times New Roman" w:cs="Times New Roman"/>
-          <w:sz w:val="28"/>
-          <w:szCs w:val="28"/>
-        </w:rPr>
-      </w:pPr>
-      <w:r>
-        <w:rPr>
-          <w:rFonts w:ascii="Times New Roman" w:hAnsi="Times New Roman" w:eastAsia="Times New Roman"/>
-          <w:sz w:val="28"/>
-        </w:rPr>
+        <w:spacing w:before="120" w:after="120" w:line="240" w:lineRule="auto"/>
+        <w:ind w:left="620" w:hanging="360"/>
+        <w:jc w:val="both"/>
+        <w:rPr>
+          <w:rFonts w:ascii="Times New Roman" w:hAnsi="Times New Roman" w:cs="Times New Roman"/>
+          <w:sz w:val="28"/>
+          <w:szCs w:val="28"/>
+        </w:rPr>
+      </w:pPr>
+      <w:r>
+        <w:rPr>
+          <w:rFonts w:ascii="Times New Roman" w:eastAsia="Times New Roman" w:hAnsi="Times New Roman" w:cs="Times New Roman"/>
+          <w:sz w:val="28"/>
+          <w:szCs w:val="28"/>
+        </w:rPr>
+        <w:lastRenderedPageBreak/>
         <w:t>7.  Hãy viết bài diễn văn của CEO về vai trò của công nghệ trong sự phát triển công ty.</w:t>
       </w:r>
     </w:p>
     <w:p>
       <w:pPr>
-        <w:spacing/>
-        <w:ind w:left="620" w:hanging="360"/>
-        <w:rPr>
-          <w:rFonts w:ascii="Times New Roman" w:hAnsi="Times New Roman" w:cs="Times New Roman"/>
-          <w:sz w:val="28"/>
-          <w:szCs w:val="28"/>
-        </w:rPr>
-      </w:pPr>
-      <w:r>
-        <w:rPr>
-          <w:rFonts w:ascii="Times New Roman" w:hAnsi="Times New Roman" w:eastAsia="Times New Roman"/>
-          <w:sz w:val="28"/>
+        <w:spacing w:before="120" w:after="120" w:line="240" w:lineRule="auto"/>
+        <w:ind w:left="620" w:hanging="360"/>
+        <w:jc w:val="both"/>
+        <w:rPr>
+          <w:rFonts w:ascii="Times New Roman" w:hAnsi="Times New Roman" w:cs="Times New Roman"/>
+          <w:sz w:val="28"/>
+          <w:szCs w:val="28"/>
+        </w:rPr>
+      </w:pPr>
+      <w:r>
+        <w:rPr>
+          <w:rFonts w:ascii="Times New Roman" w:eastAsia="Times New Roman" w:hAnsi="Times New Roman" w:cs="Times New Roman"/>
+          <w:sz w:val="28"/>
+          <w:szCs w:val="28"/>
         </w:rPr>
         <w:t>8.  Soạn bài viết LinkedIn truyền cảm hứng cho doanh nhân áp dụng AI.</w:t>
       </w:r>
     </w:p>
     <w:p>
       <w:pPr>
-        <w:spacing/>
-        <w:ind w:left="620" w:hanging="360"/>
-        <w:rPr>
-          <w:rFonts w:ascii="Times New Roman" w:hAnsi="Times New Roman" w:cs="Times New Roman"/>
-          <w:sz w:val="28"/>
-          <w:szCs w:val="28"/>
-        </w:rPr>
-      </w:pPr>
-      <w:r>
-        <w:rPr>
-          <w:rFonts w:ascii="Times New Roman" w:hAnsi="Times New Roman" w:eastAsia="Times New Roman"/>
-          <w:sz w:val="28"/>
+        <w:spacing w:before="120" w:after="120" w:line="240" w:lineRule="auto"/>
+        <w:ind w:left="620" w:hanging="360"/>
+        <w:jc w:val="both"/>
+        <w:rPr>
+          <w:rFonts w:ascii="Times New Roman" w:hAnsi="Times New Roman" w:cs="Times New Roman"/>
+          <w:sz w:val="28"/>
+          <w:szCs w:val="28"/>
+        </w:rPr>
+      </w:pPr>
+      <w:r>
+        <w:rPr>
+          <w:rFonts w:ascii="Times New Roman" w:eastAsia="Times New Roman" w:hAnsi="Times New Roman" w:cs="Times New Roman"/>
+          <w:sz w:val="28"/>
+          <w:szCs w:val="28"/>
         </w:rPr>
         <w:t>9.  Viết kịch bản workshop “AI &amp; Tương lai kinh doanh” cho startup.</w:t>
       </w:r>
     </w:p>
     <w:p>
       <w:pPr>
-        <w:spacing/>
-        <w:ind w:left="620" w:hanging="360"/>
-        <w:rPr>
-          <w:rFonts w:ascii="Times New Roman" w:hAnsi="Times New Roman" w:cs="Times New Roman"/>
-          <w:sz w:val="28"/>
-          <w:szCs w:val="28"/>
-        </w:rPr>
-      </w:pPr>
-      <w:r>
-        <w:rPr>
-          <w:rFonts w:ascii="Times New Roman" w:hAnsi="Times New Roman" w:eastAsia="Times New Roman"/>
-          <w:sz w:val="28"/>
+        <w:spacing w:before="120" w:after="120" w:line="240" w:lineRule="auto"/>
+        <w:ind w:left="620" w:hanging="360"/>
+        <w:jc w:val="both"/>
+        <w:rPr>
+          <w:rFonts w:ascii="Times New Roman" w:hAnsi="Times New Roman" w:cs="Times New Roman"/>
+          <w:sz w:val="28"/>
+          <w:szCs w:val="28"/>
+        </w:rPr>
+      </w:pPr>
+      <w:r>
+        <w:rPr>
+          <w:rFonts w:ascii="Times New Roman" w:eastAsia="Times New Roman" w:hAnsi="Times New Roman" w:cs="Times New Roman"/>
+          <w:sz w:val="28"/>
+          <w:szCs w:val="28"/>
         </w:rPr>
         <w:t>10.Hãy viết bài báo phân tích AI như “trợ lý vĩ đại nhất của CEO thế kỷ 21”.</w:t>
       </w:r>
@@ -2814,7 +3053,7 @@
     <w:lsdException w:name="Unresolved Mention" w:semiHidden="1" w:unhideWhenUsed="1"/>
     <w:lsdException w:name="Smart Link" w:semiHidden="1" w:unhideWhenUsed="1"/>
   </w:latentStyles>
-  <w:style w:type="paragraph" w:default="1" w:styleId="Normal">
+  <w:style w:type="paragraph" w:default="1" w:styleId="Binhthng">
     <w:name w:val="Normal"/>
     <w:qFormat/>
     <w:rsid w:val="00677BFE"/>
@@ -2829,11 +3068,11 @@
       <w14:ligatures w14:val="none"/>
     </w:rPr>
   </w:style>
-  <w:style w:type="paragraph" w:styleId="Heading1">
+  <w:style w:type="paragraph" w:styleId="u1">
     <w:name w:val="heading 1"/>
-    <w:basedOn w:val="Normal"/>
-    <w:next w:val="Normal"/>
-    <w:link w:val="Heading1Char"/>
+    <w:basedOn w:val="Binhthng"/>
+    <w:next w:val="Binhthng"/>
+    <w:link w:val="u1Char"/>
     <w:uiPriority w:val="9"/>
     <w:qFormat/>
     <w:rsid w:val="00677BFE"/>
@@ -2850,11 +3089,11 @@
       <w:szCs w:val="40"/>
     </w:rPr>
   </w:style>
-  <w:style w:type="paragraph" w:styleId="Heading2">
+  <w:style w:type="paragraph" w:styleId="u2">
     <w:name w:val="heading 2"/>
-    <w:basedOn w:val="Normal"/>
-    <w:next w:val="Normal"/>
-    <w:link w:val="Heading2Char"/>
+    <w:basedOn w:val="Binhthng"/>
+    <w:next w:val="Binhthng"/>
+    <w:link w:val="u2Char"/>
     <w:uiPriority w:val="9"/>
     <w:unhideWhenUsed/>
     <w:qFormat/>
@@ -2872,11 +3111,11 @@
       <w:szCs w:val="32"/>
     </w:rPr>
   </w:style>
-  <w:style w:type="paragraph" w:styleId="Heading3">
+  <w:style w:type="paragraph" w:styleId="u3">
     <w:name w:val="heading 3"/>
-    <w:basedOn w:val="Normal"/>
-    <w:next w:val="Normal"/>
-    <w:link w:val="Heading3Char"/>
+    <w:basedOn w:val="Binhthng"/>
+    <w:next w:val="Binhthng"/>
+    <w:link w:val="u3Char"/>
     <w:uiPriority w:val="9"/>
     <w:semiHidden/>
     <w:unhideWhenUsed/>
@@ -2895,11 +3134,11 @@
       <w:szCs w:val="28"/>
     </w:rPr>
   </w:style>
-  <w:style w:type="paragraph" w:styleId="Heading4">
+  <w:style w:type="paragraph" w:styleId="u4">
     <w:name w:val="heading 4"/>
-    <w:basedOn w:val="Normal"/>
-    <w:next w:val="Normal"/>
-    <w:link w:val="Heading4Char"/>
+    <w:basedOn w:val="Binhthng"/>
+    <w:next w:val="Binhthng"/>
+    <w:link w:val="u4Char"/>
     <w:uiPriority w:val="9"/>
     <w:semiHidden/>
     <w:unhideWhenUsed/>
@@ -2918,11 +3157,11 @@
       <w:color w:val="2F5496" w:themeColor="accent1" w:themeShade="BF"/>
     </w:rPr>
   </w:style>
-  <w:style w:type="paragraph" w:styleId="Heading5">
+  <w:style w:type="paragraph" w:styleId="u5">
     <w:name w:val="heading 5"/>
-    <w:basedOn w:val="Normal"/>
-    <w:next w:val="Normal"/>
-    <w:link w:val="Heading5Char"/>
+    <w:basedOn w:val="Binhthng"/>
+    <w:next w:val="Binhthng"/>
+    <w:link w:val="u5Char"/>
     <w:uiPriority w:val="9"/>
     <w:semiHidden/>
     <w:unhideWhenUsed/>
@@ -2939,11 +3178,11 @@
       <w:color w:val="2F5496" w:themeColor="accent1" w:themeShade="BF"/>
     </w:rPr>
   </w:style>
-  <w:style w:type="paragraph" w:styleId="Heading6">
+  <w:style w:type="paragraph" w:styleId="u6">
     <w:name w:val="heading 6"/>
-    <w:basedOn w:val="Normal"/>
-    <w:next w:val="Normal"/>
-    <w:link w:val="Heading6Char"/>
+    <w:basedOn w:val="Binhthng"/>
+    <w:next w:val="Binhthng"/>
+    <w:link w:val="u6Char"/>
     <w:uiPriority w:val="9"/>
     <w:semiHidden/>
     <w:unhideWhenUsed/>
@@ -2962,11 +3201,11 @@
       <w:color w:val="595959" w:themeColor="text1" w:themeTint="A6"/>
     </w:rPr>
   </w:style>
-  <w:style w:type="paragraph" w:styleId="Heading7">
+  <w:style w:type="paragraph" w:styleId="u7">
     <w:name w:val="heading 7"/>
-    <w:basedOn w:val="Normal"/>
-    <w:next w:val="Normal"/>
-    <w:link w:val="Heading7Char"/>
+    <w:basedOn w:val="Binhthng"/>
+    <w:next w:val="Binhthng"/>
+    <w:link w:val="u7Char"/>
     <w:uiPriority w:val="9"/>
     <w:semiHidden/>
     <w:unhideWhenUsed/>
@@ -2983,11 +3222,11 @@
       <w:color w:val="595959" w:themeColor="text1" w:themeTint="A6"/>
     </w:rPr>
   </w:style>
-  <w:style w:type="paragraph" w:styleId="Heading8">
+  <w:style w:type="paragraph" w:styleId="u8">
     <w:name w:val="heading 8"/>
-    <w:basedOn w:val="Normal"/>
-    <w:next w:val="Normal"/>
-    <w:link w:val="Heading8Char"/>
+    <w:basedOn w:val="Binhthng"/>
+    <w:next w:val="Binhthng"/>
+    <w:link w:val="u8Char"/>
     <w:uiPriority w:val="9"/>
     <w:semiHidden/>
     <w:unhideWhenUsed/>
@@ -3005,11 +3244,11 @@
       <w:color w:val="272727" w:themeColor="text1" w:themeTint="D8"/>
     </w:rPr>
   </w:style>
-  <w:style w:type="paragraph" w:styleId="Heading9">
+  <w:style w:type="paragraph" w:styleId="u9">
     <w:name w:val="heading 9"/>
-    <w:basedOn w:val="Normal"/>
-    <w:next w:val="Normal"/>
-    <w:link w:val="Heading9Char"/>
+    <w:basedOn w:val="Binhthng"/>
+    <w:next w:val="Binhthng"/>
+    <w:link w:val="u9Char"/>
     <w:uiPriority w:val="9"/>
     <w:semiHidden/>
     <w:unhideWhenUsed/>
@@ -3025,13 +3264,13 @@
       <w:color w:val="272727" w:themeColor="text1" w:themeTint="D8"/>
     </w:rPr>
   </w:style>
-  <w:style w:type="character" w:default="1" w:styleId="DefaultParagraphFont">
+  <w:style w:type="character" w:default="1" w:styleId="Phngmcinhcuaoanvn">
     <w:name w:val="Default Paragraph Font"/>
     <w:uiPriority w:val="1"/>
     <w:semiHidden/>
     <w:unhideWhenUsed/>
   </w:style>
-  <w:style w:type="table" w:default="1" w:styleId="TableNormal">
+  <w:style w:type="table" w:default="1" w:styleId="BangThngthng">
     <w:name w:val="Normal Table"/>
     <w:uiPriority w:val="99"/>
     <w:semiHidden/>
@@ -3046,16 +3285,16 @@
       </w:tblCellMar>
     </w:tblPr>
   </w:style>
-  <w:style w:type="numbering" w:default="1" w:styleId="NoList">
+  <w:style w:type="numbering" w:default="1" w:styleId="Khngco">
     <w:name w:val="No List"/>
     <w:uiPriority w:val="99"/>
     <w:semiHidden/>
     <w:unhideWhenUsed/>
   </w:style>
-  <w:style w:type="character" w:customStyle="1" w:styleId="Heading1Char">
-    <w:name w:val="Heading 1 Char"/>
-    <w:basedOn w:val="DefaultParagraphFont"/>
-    <w:link w:val="Heading1"/>
+  <w:style w:type="character" w:customStyle="1" w:styleId="u1Char">
+    <w:name w:val="Đầu đề 1 Char"/>
+    <w:basedOn w:val="Phngmcinhcuaoanvn"/>
+    <w:link w:val="u1"/>
     <w:uiPriority w:val="9"/>
     <w:rsid w:val="00677BFE"/>
     <w:rPr>
@@ -3065,10 +3304,10 @@
       <w:szCs w:val="40"/>
     </w:rPr>
   </w:style>
-  <w:style w:type="character" w:customStyle="1" w:styleId="Heading2Char">
-    <w:name w:val="Heading 2 Char"/>
-    <w:basedOn w:val="DefaultParagraphFont"/>
-    <w:link w:val="Heading2"/>
+  <w:style w:type="character" w:customStyle="1" w:styleId="u2Char">
+    <w:name w:val="Đầu đề 2 Char"/>
+    <w:basedOn w:val="Phngmcinhcuaoanvn"/>
+    <w:link w:val="u2"/>
     <w:uiPriority w:val="9"/>
     <w:semiHidden/>
     <w:rsid w:val="00677BFE"/>
@@ -3079,10 +3318,10 @@
       <w:szCs w:val="32"/>
     </w:rPr>
   </w:style>
-  <w:style w:type="character" w:customStyle="1" w:styleId="Heading3Char">
-    <w:name w:val="Heading 3 Char"/>
-    <w:basedOn w:val="DefaultParagraphFont"/>
-    <w:link w:val="Heading3"/>
+  <w:style w:type="character" w:customStyle="1" w:styleId="u3Char">
+    <w:name w:val="Đầu đề 3 Char"/>
+    <w:basedOn w:val="Phngmcinhcuaoanvn"/>
+    <w:link w:val="u3"/>
     <w:uiPriority w:val="9"/>
     <w:semiHidden/>
     <w:rsid w:val="00677BFE"/>
@@ -3093,10 +3332,10 @@
       <w:szCs w:val="28"/>
     </w:rPr>
   </w:style>
-  <w:style w:type="character" w:customStyle="1" w:styleId="Heading4Char">
-    <w:name w:val="Heading 4 Char"/>
-    <w:basedOn w:val="DefaultParagraphFont"/>
-    <w:link w:val="Heading4"/>
+  <w:style w:type="character" w:customStyle="1" w:styleId="u4Char">
+    <w:name w:val="Đầu đề 4 Char"/>
+    <w:basedOn w:val="Phngmcinhcuaoanvn"/>
+    <w:link w:val="u4"/>
     <w:uiPriority w:val="9"/>
     <w:semiHidden/>
     <w:rsid w:val="00677BFE"/>
@@ -3107,10 +3346,10 @@
       <w:color w:val="2F5496" w:themeColor="accent1" w:themeShade="BF"/>
     </w:rPr>
   </w:style>
-  <w:style w:type="character" w:customStyle="1" w:styleId="Heading5Char">
-    <w:name w:val="Heading 5 Char"/>
-    <w:basedOn w:val="DefaultParagraphFont"/>
-    <w:link w:val="Heading5"/>
+  <w:style w:type="character" w:customStyle="1" w:styleId="u5Char">
+    <w:name w:val="Đầu đề 5 Char"/>
+    <w:basedOn w:val="Phngmcinhcuaoanvn"/>
+    <w:link w:val="u5"/>
     <w:uiPriority w:val="9"/>
     <w:semiHidden/>
     <w:rsid w:val="00677BFE"/>
@@ -3119,10 +3358,10 @@
       <w:color w:val="2F5496" w:themeColor="accent1" w:themeShade="BF"/>
     </w:rPr>
   </w:style>
-  <w:style w:type="character" w:customStyle="1" w:styleId="Heading6Char">
-    <w:name w:val="Heading 6 Char"/>
-    <w:basedOn w:val="DefaultParagraphFont"/>
-    <w:link w:val="Heading6"/>
+  <w:style w:type="character" w:customStyle="1" w:styleId="u6Char">
+    <w:name w:val="Đầu đề 6 Char"/>
+    <w:basedOn w:val="Phngmcinhcuaoanvn"/>
+    <w:link w:val="u6"/>
     <w:uiPriority w:val="9"/>
     <w:semiHidden/>
     <w:rsid w:val="00677BFE"/>
@@ -3133,10 +3372,10 @@
       <w:color w:val="595959" w:themeColor="text1" w:themeTint="A6"/>
     </w:rPr>
   </w:style>
-  <w:style w:type="character" w:customStyle="1" w:styleId="Heading7Char">
-    <w:name w:val="Heading 7 Char"/>
-    <w:basedOn w:val="DefaultParagraphFont"/>
-    <w:link w:val="Heading7"/>
+  <w:style w:type="character" w:customStyle="1" w:styleId="u7Char">
+    <w:name w:val="Đầu đề 7 Char"/>
+    <w:basedOn w:val="Phngmcinhcuaoanvn"/>
+    <w:link w:val="u7"/>
     <w:uiPriority w:val="9"/>
     <w:semiHidden/>
     <w:rsid w:val="00677BFE"/>
@@ -3145,10 +3384,10 @@
       <w:color w:val="595959" w:themeColor="text1" w:themeTint="A6"/>
     </w:rPr>
   </w:style>
-  <w:style w:type="character" w:customStyle="1" w:styleId="Heading8Char">
-    <w:name w:val="Heading 8 Char"/>
-    <w:basedOn w:val="DefaultParagraphFont"/>
-    <w:link w:val="Heading8"/>
+  <w:style w:type="character" w:customStyle="1" w:styleId="u8Char">
+    <w:name w:val="Đầu đề 8 Char"/>
+    <w:basedOn w:val="Phngmcinhcuaoanvn"/>
+    <w:link w:val="u8"/>
     <w:uiPriority w:val="9"/>
     <w:semiHidden/>
     <w:rsid w:val="00677BFE"/>
@@ -3159,10 +3398,10 @@
       <w:color w:val="272727" w:themeColor="text1" w:themeTint="D8"/>
     </w:rPr>
   </w:style>
-  <w:style w:type="character" w:customStyle="1" w:styleId="Heading9Char">
-    <w:name w:val="Heading 9 Char"/>
-    <w:basedOn w:val="DefaultParagraphFont"/>
-    <w:link w:val="Heading9"/>
+  <w:style w:type="character" w:customStyle="1" w:styleId="u9Char">
+    <w:name w:val="Đầu đề 9 Char"/>
+    <w:basedOn w:val="Phngmcinhcuaoanvn"/>
+    <w:link w:val="u9"/>
     <w:uiPriority w:val="9"/>
     <w:semiHidden/>
     <w:rsid w:val="00677BFE"/>
@@ -3171,11 +3410,11 @@
       <w:color w:val="272727" w:themeColor="text1" w:themeTint="D8"/>
     </w:rPr>
   </w:style>
-  <w:style w:type="paragraph" w:styleId="Title">
+  <w:style w:type="paragraph" w:styleId="Tiu">
     <w:name w:val="Title"/>
-    <w:basedOn w:val="Normal"/>
-    <w:next w:val="Normal"/>
-    <w:link w:val="TitleChar"/>
+    <w:basedOn w:val="Binhthng"/>
+    <w:next w:val="Binhthng"/>
+    <w:link w:val="TiuChar"/>
     <w:uiPriority w:val="10"/>
     <w:qFormat/>
     <w:rsid w:val="00677BFE"/>
@@ -3191,10 +3430,10 @@
       <w:szCs w:val="56"/>
     </w:rPr>
   </w:style>
-  <w:style w:type="character" w:customStyle="1" w:styleId="TitleChar">
-    <w:name w:val="Title Char"/>
-    <w:basedOn w:val="DefaultParagraphFont"/>
-    <w:link w:val="Title"/>
+  <w:style w:type="character" w:customStyle="1" w:styleId="TiuChar">
+    <w:name w:val="Tiêu đề Char"/>
+    <w:basedOn w:val="Phngmcinhcuaoanvn"/>
+    <w:link w:val="Tiu"/>
     <w:uiPriority w:val="10"/>
     <w:rsid w:val="00677BFE"/>
     <w:rPr>
@@ -3205,11 +3444,11 @@
       <w:szCs w:val="56"/>
     </w:rPr>
   </w:style>
-  <w:style w:type="paragraph" w:styleId="Subtitle">
+  <w:style w:type="paragraph" w:styleId="Tiuphu">
     <w:name w:val="Subtitle"/>
-    <w:basedOn w:val="Normal"/>
-    <w:next w:val="Normal"/>
-    <w:link w:val="SubtitleChar"/>
+    <w:basedOn w:val="Binhthng"/>
+    <w:next w:val="Binhthng"/>
+    <w:link w:val="TiuphuChar"/>
     <w:uiPriority w:val="11"/>
     <w:qFormat/>
     <w:rsid w:val="00677BFE"/>
@@ -3226,10 +3465,10 @@
       <w:szCs w:val="28"/>
     </w:rPr>
   </w:style>
-  <w:style w:type="character" w:customStyle="1" w:styleId="SubtitleChar">
-    <w:name w:val="Subtitle Char"/>
-    <w:basedOn w:val="DefaultParagraphFont"/>
-    <w:link w:val="Subtitle"/>
+  <w:style w:type="character" w:customStyle="1" w:styleId="TiuphuChar">
+    <w:name w:val="Tiêu đề phụ Char"/>
+    <w:basedOn w:val="Phngmcinhcuaoanvn"/>
+    <w:link w:val="Tiuphu"/>
     <w:uiPriority w:val="11"/>
     <w:rsid w:val="00677BFE"/>
     <w:rPr>
@@ -3240,11 +3479,11 @@
       <w:szCs w:val="28"/>
     </w:rPr>
   </w:style>
-  <w:style w:type="paragraph" w:styleId="Quote">
+  <w:style w:type="paragraph" w:styleId="Litrichdn">
     <w:name w:val="Quote"/>
-    <w:basedOn w:val="Normal"/>
-    <w:next w:val="Normal"/>
-    <w:link w:val="QuoteChar"/>
+    <w:basedOn w:val="Binhthng"/>
+    <w:next w:val="Binhthng"/>
+    <w:link w:val="LitrichdnChar"/>
     <w:uiPriority w:val="29"/>
     <w:qFormat/>
     <w:rsid w:val="00677BFE"/>
@@ -3258,10 +3497,10 @@
       <w:color w:val="404040" w:themeColor="text1" w:themeTint="BF"/>
     </w:rPr>
   </w:style>
-  <w:style w:type="character" w:customStyle="1" w:styleId="QuoteChar">
-    <w:name w:val="Quote Char"/>
-    <w:basedOn w:val="DefaultParagraphFont"/>
-    <w:link w:val="Quote"/>
+  <w:style w:type="character" w:customStyle="1" w:styleId="LitrichdnChar">
+    <w:name w:val="Lời trích dẫn Char"/>
+    <w:basedOn w:val="Phngmcinhcuaoanvn"/>
+    <w:link w:val="Litrichdn"/>
     <w:uiPriority w:val="29"/>
     <w:rsid w:val="00677BFE"/>
     <w:rPr>
@@ -3270,9 +3509,9 @@
       <w:color w:val="404040" w:themeColor="text1" w:themeTint="BF"/>
     </w:rPr>
   </w:style>
-  <w:style w:type="paragraph" w:styleId="ListParagraph">
+  <w:style w:type="paragraph" w:styleId="oancuaDanhsach">
     <w:name w:val="List Paragraph"/>
-    <w:basedOn w:val="Normal"/>
+    <w:basedOn w:val="Binhthng"/>
     <w:uiPriority w:val="34"/>
     <w:qFormat/>
     <w:rsid w:val="00677BFE"/>
@@ -3281,9 +3520,9 @@
       <w:contextualSpacing/>
     </w:pPr>
   </w:style>
-  <w:style w:type="character" w:styleId="IntenseEmphasis">
+  <w:style w:type="character" w:styleId="NhnmnhThm">
     <w:name w:val="Intense Emphasis"/>
-    <w:basedOn w:val="DefaultParagraphFont"/>
+    <w:basedOn w:val="Phngmcinhcuaoanvn"/>
     <w:uiPriority w:val="21"/>
     <w:qFormat/>
     <w:rsid w:val="00677BFE"/>
@@ -3293,11 +3532,11 @@
       <w:color w:val="2F5496" w:themeColor="accent1" w:themeShade="BF"/>
     </w:rPr>
   </w:style>
-  <w:style w:type="paragraph" w:styleId="IntenseQuote">
+  <w:style w:type="paragraph" w:styleId="Nhaykepm">
     <w:name w:val="Intense Quote"/>
-    <w:basedOn w:val="Normal"/>
-    <w:next w:val="Normal"/>
-    <w:link w:val="IntenseQuoteChar"/>
+    <w:basedOn w:val="Binhthng"/>
+    <w:next w:val="Binhthng"/>
+    <w:link w:val="NhaykepmChar"/>
     <w:uiPriority w:val="30"/>
     <w:qFormat/>
     <w:rsid w:val="00677BFE"/>
@@ -3316,10 +3555,10 @@
       <w:color w:val="2F5496" w:themeColor="accent1" w:themeShade="BF"/>
     </w:rPr>
   </w:style>
-  <w:style w:type="character" w:customStyle="1" w:styleId="IntenseQuoteChar">
-    <w:name w:val="Intense Quote Char"/>
-    <w:basedOn w:val="DefaultParagraphFont"/>
-    <w:link w:val="IntenseQuote"/>
+  <w:style w:type="character" w:customStyle="1" w:styleId="NhaykepmChar">
+    <w:name w:val="Nháy kép Đậm Char"/>
+    <w:basedOn w:val="Phngmcinhcuaoanvn"/>
+    <w:link w:val="Nhaykepm"/>
     <w:uiPriority w:val="30"/>
     <w:rsid w:val="00677BFE"/>
     <w:rPr>
@@ -3328,9 +3567,9 @@
       <w:color w:val="2F5496" w:themeColor="accent1" w:themeShade="BF"/>
     </w:rPr>
   </w:style>
-  <w:style w:type="character" w:styleId="IntenseReference">
+  <w:style w:type="character" w:styleId="ThamchiuNhnmnh">
     <w:name w:val="Intense Reference"/>
-    <w:basedOn w:val="DefaultParagraphFont"/>
+    <w:basedOn w:val="Phngmcinhcuaoanvn"/>
     <w:uiPriority w:val="32"/>
     <w:qFormat/>
     <w:rsid w:val="00677BFE"/>
